--- a/WebContent/docx/BRCA12基因检测报告-双样本-齐鲁.docx
+++ b/WebContent/docx/BRCA12基因检测报告-双样本-齐鲁.docx
@@ -735,8 +735,6 @@
               </w:rPr>
               <w:t>BRCA1/2（体系+胚系）基因检测</w:t>
             </w:r>
-            <w:bookmarkStart w:id="13" w:name="_GoBack"/>
-            <w:bookmarkEnd w:id="13"/>
           </w:p>
         </w:tc>
       </w:tr>
@@ -2245,12 +2243,6 @@
             <w:insideH w:val="single" w:color="A4A4A4" w:sz="4" w:space="0"/>
             <w:insideV w:val="single" w:color="A4A4A4" w:sz="4" w:space="0"/>
           </w:tblBorders>
-          <w:tblCellMar>
-            <w:top w:w="0" w:type="dxa"/>
-            <w:left w:w="0" w:type="dxa"/>
-            <w:bottom w:w="0" w:type="dxa"/>
-            <w:right w:w="0" w:type="dxa"/>
-          </w:tblCellMar>
         </w:tblPrEx>
         <w:trPr>
           <w:trHeight w:val="510" w:hRule="atLeast"/>
@@ -5449,12 +5441,6 @@
             <w:insideH w:val="single" w:color="A4A4A4" w:sz="4" w:space="0"/>
             <w:insideV w:val="single" w:color="A4A4A4" w:sz="4" w:space="0"/>
           </w:tblBorders>
-          <w:tblCellMar>
-            <w:top w:w="0" w:type="dxa"/>
-            <w:left w:w="0" w:type="dxa"/>
-            <w:bottom w:w="0" w:type="dxa"/>
-            <w:right w:w="0" w:type="dxa"/>
-          </w:tblCellMar>
         </w:tblPrEx>
         <w:trPr>
           <w:trHeight w:val="856" w:hRule="atLeast"/>
@@ -5818,6 +5804,12 @@
             <w:insideH w:val="single" w:color="A4A4A4" w:sz="4" w:space="0"/>
             <w:insideV w:val="single" w:color="A4A4A4" w:sz="4" w:space="0"/>
           </w:tblBorders>
+          <w:tblCellMar>
+            <w:top w:w="0" w:type="dxa"/>
+            <w:left w:w="0" w:type="dxa"/>
+            <w:bottom w:w="0" w:type="dxa"/>
+            <w:right w:w="0" w:type="dxa"/>
+          </w:tblCellMar>
         </w:tblPrEx>
         <w:trPr>
           <w:trHeight w:val="752" w:hRule="atLeast"/>
@@ -9172,9 +9164,9 @@
           </w14:shadow>
         </w:rPr>
       </w:pPr>
-      <w:bookmarkStart w:id="4" w:name="_Toc27011"/>
+      <w:bookmarkStart w:id="4" w:name="_Toc18974"/>
       <w:bookmarkStart w:id="5" w:name="_Toc3250"/>
-      <w:bookmarkStart w:id="6" w:name="_Toc18974"/>
+      <w:bookmarkStart w:id="6" w:name="_Toc27011"/>
       <w:bookmarkStart w:id="7" w:name="_Toc149837264"/>
       <w:r>
         <w:rPr>
@@ -9729,6 +9721,12 @@
             <w:insideH w:val="dotted" w:color="45A3A7" w:sz="4" w:space="0"/>
             <w:insideV w:val="dotted" w:color="45A3A7" w:sz="4" w:space="0"/>
           </w:tblBorders>
+          <w:tblCellMar>
+            <w:top w:w="0" w:type="dxa"/>
+            <w:left w:w="108" w:type="dxa"/>
+            <w:bottom w:w="0" w:type="dxa"/>
+            <w:right w:w="108" w:type="dxa"/>
+          </w:tblCellMar>
         </w:tblPrEx>
         <w:trPr>
           <w:trHeight w:val="417" w:hRule="atLeast"/>
@@ -14149,9 +14147,9 @@
           </w14:shadow>
         </w:rPr>
       </w:pPr>
-      <w:bookmarkStart w:id="8" w:name="_Toc11208"/>
-      <w:bookmarkStart w:id="9" w:name="_Toc8321"/>
-      <w:bookmarkStart w:id="10" w:name="_Toc13837"/>
+      <w:bookmarkStart w:id="8" w:name="_Toc13837"/>
+      <w:bookmarkStart w:id="9" w:name="_Toc11208"/>
+      <w:bookmarkStart w:id="10" w:name="_Toc8321"/>
       <w:bookmarkStart w:id="11" w:name="_Toc149837265"/>
       <w:r>
         <w:rPr>
@@ -19046,6 +19044,2073 @@
           <w:lang w:eastAsia="zh-CN"/>
         </w:rPr>
       </w:pPr>
+    </w:p>
+    <w:p>
+      <w:pPr>
+        <w:spacing w:after="0"/>
+        <w:jc w:val="both"/>
+        <w:rPr>
+          <w:rFonts w:hint="eastAsia" w:ascii="微软雅黑" w:hAnsi="微软雅黑" w:eastAsia="微软雅黑"/>
+          <w:color w:val="000000"/>
+          <w:sz w:val="13"/>
+          <w:lang w:eastAsia="zh-CN"/>
+        </w:rPr>
+      </w:pPr>
+      <w:r>
+        <w:rPr>
+          <w:rFonts w:hint="eastAsia" w:ascii="微软雅黑" w:hAnsi="微软雅黑" w:eastAsia="微软雅黑"/>
+          <w:b/>
+          <w:color w:val="000000"/>
+          <w:sz w:val="24"/>
+          <w:lang w:val="en-US" w:eastAsia="zh-CN"/>
+        </w:rPr>
+        <w:t>对照</w:t>
+      </w:r>
+      <w:r>
+        <w:rPr>
+          <w:rFonts w:ascii="微软雅黑" w:hAnsi="微软雅黑" w:eastAsia="微软雅黑"/>
+          <w:b/>
+          <w:color w:val="000000"/>
+          <w:sz w:val="24"/>
+        </w:rPr>
+        <w:t>样本</w:t>
+      </w:r>
+    </w:p>
+    <w:tbl>
+      <w:tblPr>
+        <w:tblStyle w:val="32"/>
+        <w:tblW w:w="9810" w:type="dxa"/>
+        <w:jc w:val="center"/>
+        <w:tblBorders>
+          <w:top w:val="single" w:color="416AAB" w:sz="24" w:space="0"/>
+          <w:left w:val="single" w:color="416AAB" w:sz="24" w:space="0"/>
+          <w:bottom w:val="single" w:color="416AAB" w:sz="24" w:space="0"/>
+          <w:right w:val="single" w:color="416AAB" w:sz="24" w:space="0"/>
+          <w:insideH w:val="single" w:color="416AAB" w:sz="24" w:space="0"/>
+          <w:insideV w:val="single" w:color="416AAB" w:sz="24" w:space="0"/>
+        </w:tblBorders>
+        <w:tblLayout w:type="fixed"/>
+        <w:tblCellMar>
+          <w:top w:w="0" w:type="dxa"/>
+          <w:left w:w="0" w:type="dxa"/>
+          <w:bottom w:w="0" w:type="dxa"/>
+          <w:right w:w="0" w:type="dxa"/>
+        </w:tblCellMar>
+      </w:tblPr>
+      <w:tblGrid>
+        <w:gridCol w:w="992"/>
+        <w:gridCol w:w="992"/>
+        <w:gridCol w:w="2717"/>
+        <w:gridCol w:w="2378"/>
+        <w:gridCol w:w="2712"/>
+        <w:gridCol w:w="19"/>
+      </w:tblGrid>
+      <w:tr>
+        <w:tblPrEx>
+          <w:tblBorders>
+            <w:top w:val="single" w:color="416AAB" w:sz="24" w:space="0"/>
+            <w:left w:val="single" w:color="416AAB" w:sz="24" w:space="0"/>
+            <w:bottom w:val="single" w:color="416AAB" w:sz="24" w:space="0"/>
+            <w:right w:val="single" w:color="416AAB" w:sz="24" w:space="0"/>
+            <w:insideH w:val="single" w:color="416AAB" w:sz="24" w:space="0"/>
+            <w:insideV w:val="single" w:color="416AAB" w:sz="24" w:space="0"/>
+          </w:tblBorders>
+          <w:tblCellMar>
+            <w:top w:w="0" w:type="dxa"/>
+            <w:left w:w="0" w:type="dxa"/>
+            <w:bottom w:w="0" w:type="dxa"/>
+            <w:right w:w="0" w:type="dxa"/>
+          </w:tblCellMar>
+        </w:tblPrEx>
+        <w:trPr>
+          <w:trHeight w:val="513" w:hRule="atLeast"/>
+          <w:jc w:val="center"/>
+        </w:trPr>
+        <w:tc>
+          <w:tcPr>
+            <w:tcW w:w="1984" w:type="dxa"/>
+            <w:gridSpan w:val="2"/>
+            <w:tcBorders>
+              <w:top w:val="nil"/>
+              <w:left w:val="nil"/>
+              <w:bottom w:val="nil"/>
+              <w:right w:val="single" w:color="FFFFFF" w:sz="18" w:space="0"/>
+            </w:tcBorders>
+            <w:shd w:val="clear" w:color="auto" w:fill="006600"/>
+            <w:vAlign w:val="center"/>
+          </w:tcPr>
+          <w:p>
+            <w:pPr>
+              <w:autoSpaceDE w:val="0"/>
+              <w:ind w:left="110" w:leftChars="50"/>
+              <w:jc w:val="center"/>
+              <w:rPr>
+                <w:rFonts w:hint="default" w:ascii="Times New Roman" w:hAnsi="Times New Roman" w:eastAsia="微软雅黑" w:cs="Times New Roman"/>
+                <w:b/>
+                <w:color w:val="FFFFFF" w:themeColor="background1"/>
+                <w:sz w:val="21"/>
+                <w:szCs w:val="21"/>
+                <w14:textFill>
+                  <w14:solidFill>
+                    <w14:schemeClr w14:val="bg1"/>
+                  </w14:solidFill>
+                </w14:textFill>
+              </w:rPr>
+            </w:pPr>
+            <w:r>
+              <w:rPr>
+                <w:rFonts w:hint="default" w:ascii="Times New Roman" w:hAnsi="Times New Roman" w:eastAsia="微软雅黑" w:cs="Times New Roman"/>
+                <w:b/>
+                <w:color w:val="FFFFFF" w:themeColor="background1"/>
+                <w:sz w:val="21"/>
+                <w:szCs w:val="21"/>
+                <w:lang w:eastAsia="zh-CN" w:bidi="ar"/>
+                <w14:textFill>
+                  <w14:solidFill>
+                    <w14:schemeClr w14:val="bg1"/>
+                  </w14:solidFill>
+                </w14:textFill>
+              </w:rPr>
+              <w:t>质控环节</w:t>
+            </w:r>
+          </w:p>
+        </w:tc>
+        <w:tc>
+          <w:tcPr>
+            <w:tcW w:w="2717" w:type="dxa"/>
+            <w:tcBorders>
+              <w:top w:val="nil"/>
+              <w:left w:val="single" w:color="FFFFFF" w:sz="18" w:space="0"/>
+              <w:bottom w:val="nil"/>
+              <w:right w:val="single" w:color="FFFFFF" w:sz="18" w:space="0"/>
+            </w:tcBorders>
+            <w:shd w:val="clear" w:color="auto" w:fill="006600"/>
+            <w:vAlign w:val="center"/>
+          </w:tcPr>
+          <w:p>
+            <w:pPr>
+              <w:autoSpaceDE w:val="0"/>
+              <w:ind w:left="110" w:leftChars="50"/>
+              <w:jc w:val="center"/>
+              <w:rPr>
+                <w:rFonts w:hint="default" w:ascii="Times New Roman" w:hAnsi="Times New Roman" w:eastAsia="微软雅黑" w:cs="Times New Roman"/>
+                <w:b/>
+                <w:color w:val="FFFFFF" w:themeColor="background1"/>
+                <w:sz w:val="21"/>
+                <w:szCs w:val="21"/>
+                <w14:textFill>
+                  <w14:solidFill>
+                    <w14:schemeClr w14:val="bg1"/>
+                  </w14:solidFill>
+                </w14:textFill>
+              </w:rPr>
+            </w:pPr>
+            <w:r>
+              <w:rPr>
+                <w:rFonts w:hint="default" w:ascii="Times New Roman" w:hAnsi="Times New Roman" w:eastAsia="微软雅黑" w:cs="Times New Roman"/>
+                <w:b/>
+                <w:color w:val="FFFFFF" w:themeColor="background1"/>
+                <w:sz w:val="21"/>
+                <w:szCs w:val="21"/>
+                <w:lang w:eastAsia="zh-CN" w:bidi="ar"/>
+                <w14:textFill>
+                  <w14:solidFill>
+                    <w14:schemeClr w14:val="bg1"/>
+                  </w14:solidFill>
+                </w14:textFill>
+              </w:rPr>
+              <w:t>质控参数</w:t>
+            </w:r>
+          </w:p>
+        </w:tc>
+        <w:tc>
+          <w:tcPr>
+            <w:tcW w:w="2378" w:type="dxa"/>
+            <w:tcBorders>
+              <w:top w:val="nil"/>
+              <w:left w:val="single" w:color="FFFFFF" w:sz="18" w:space="0"/>
+              <w:bottom w:val="nil"/>
+              <w:right w:val="single" w:color="FFFFFF" w:sz="18" w:space="0"/>
+            </w:tcBorders>
+            <w:shd w:val="clear" w:color="auto" w:fill="006600"/>
+            <w:vAlign w:val="center"/>
+          </w:tcPr>
+          <w:p>
+            <w:pPr>
+              <w:autoSpaceDE w:val="0"/>
+              <w:ind w:left="110" w:leftChars="50"/>
+              <w:jc w:val="center"/>
+              <w:rPr>
+                <w:rFonts w:hint="default" w:ascii="Times New Roman" w:hAnsi="Times New Roman" w:eastAsia="微软雅黑" w:cs="Times New Roman"/>
+                <w:b/>
+                <w:color w:val="FFFFFF" w:themeColor="background1"/>
+                <w:sz w:val="21"/>
+                <w:szCs w:val="21"/>
+                <w14:textFill>
+                  <w14:solidFill>
+                    <w14:schemeClr w14:val="bg1"/>
+                  </w14:solidFill>
+                </w14:textFill>
+              </w:rPr>
+            </w:pPr>
+            <w:r>
+              <w:rPr>
+                <w:rFonts w:hint="default" w:ascii="Times New Roman" w:hAnsi="Times New Roman" w:eastAsia="微软雅黑" w:cs="Times New Roman"/>
+                <w:b/>
+                <w:color w:val="FFFFFF" w:themeColor="background1"/>
+                <w:sz w:val="21"/>
+                <w:szCs w:val="21"/>
+                <w:lang w:eastAsia="zh-CN" w:bidi="ar"/>
+                <w14:textFill>
+                  <w14:solidFill>
+                    <w14:schemeClr w14:val="bg1"/>
+                  </w14:solidFill>
+                </w14:textFill>
+              </w:rPr>
+              <w:t>质控数值</w:t>
+            </w:r>
+          </w:p>
+        </w:tc>
+        <w:tc>
+          <w:tcPr>
+            <w:tcW w:w="2731" w:type="dxa"/>
+            <w:gridSpan w:val="2"/>
+            <w:tcBorders>
+              <w:top w:val="nil"/>
+              <w:left w:val="single" w:color="FFFFFF" w:sz="18" w:space="0"/>
+              <w:bottom w:val="nil"/>
+              <w:right w:val="nil"/>
+            </w:tcBorders>
+            <w:shd w:val="clear" w:color="auto" w:fill="006600"/>
+            <w:vAlign w:val="center"/>
+          </w:tcPr>
+          <w:p>
+            <w:pPr>
+              <w:autoSpaceDE w:val="0"/>
+              <w:ind w:left="110" w:leftChars="50"/>
+              <w:jc w:val="center"/>
+              <w:rPr>
+                <w:rFonts w:hint="default" w:ascii="Times New Roman" w:hAnsi="Times New Roman" w:eastAsia="微软雅黑" w:cs="Times New Roman"/>
+                <w:b/>
+                <w:color w:val="FFFFFF" w:themeColor="background1"/>
+                <w:sz w:val="21"/>
+                <w:szCs w:val="21"/>
+                <w14:textFill>
+                  <w14:solidFill>
+                    <w14:schemeClr w14:val="bg1"/>
+                  </w14:solidFill>
+                </w14:textFill>
+              </w:rPr>
+            </w:pPr>
+            <w:r>
+              <w:rPr>
+                <w:rFonts w:hint="default" w:ascii="Times New Roman" w:hAnsi="Times New Roman" w:eastAsia="微软雅黑" w:cs="Times New Roman"/>
+                <w:b/>
+                <w:color w:val="FFFFFF" w:themeColor="background1"/>
+                <w:sz w:val="21"/>
+                <w:szCs w:val="21"/>
+                <w:lang w:eastAsia="zh-CN" w:bidi="ar"/>
+                <w14:textFill>
+                  <w14:solidFill>
+                    <w14:schemeClr w14:val="bg1"/>
+                  </w14:solidFill>
+                </w14:textFill>
+              </w:rPr>
+              <w:t>质控标准</w:t>
+            </w:r>
+          </w:p>
+        </w:tc>
+      </w:tr>
+      <w:tr>
+        <w:tblPrEx>
+          <w:tblBorders>
+            <w:top w:val="single" w:color="416AAB" w:sz="24" w:space="0"/>
+            <w:left w:val="single" w:color="416AAB" w:sz="24" w:space="0"/>
+            <w:bottom w:val="single" w:color="416AAB" w:sz="24" w:space="0"/>
+            <w:right w:val="single" w:color="416AAB" w:sz="24" w:space="0"/>
+            <w:insideH w:val="single" w:color="416AAB" w:sz="24" w:space="0"/>
+            <w:insideV w:val="single" w:color="416AAB" w:sz="24" w:space="0"/>
+          </w:tblBorders>
+          <w:tblCellMar>
+            <w:top w:w="0" w:type="dxa"/>
+            <w:left w:w="0" w:type="dxa"/>
+            <w:bottom w:w="0" w:type="dxa"/>
+            <w:right w:w="0" w:type="dxa"/>
+          </w:tblCellMar>
+        </w:tblPrEx>
+        <w:trPr>
+          <w:trHeight w:val="454" w:hRule="atLeast"/>
+          <w:jc w:val="center"/>
+        </w:trPr>
+        <w:tc>
+          <w:tcPr>
+            <w:tcW w:w="992" w:type="dxa"/>
+            <w:vMerge w:val="restart"/>
+            <w:tcBorders>
+              <w:top w:val="single" w:color="A4A4A4" w:sz="4" w:space="0"/>
+              <w:left w:val="nil"/>
+              <w:bottom w:val="single" w:color="A4A4A4" w:sz="4" w:space="0"/>
+              <w:right w:val="single" w:color="A4A4A4" w:sz="4" w:space="0"/>
+            </w:tcBorders>
+            <w:shd w:val="clear" w:color="auto" w:fill="auto"/>
+            <w:vAlign w:val="center"/>
+          </w:tcPr>
+          <w:p>
+            <w:pPr>
+              <w:keepNext w:val="0"/>
+              <w:keepLines w:val="0"/>
+              <w:pageBreakBefore w:val="0"/>
+              <w:widowControl w:val="0"/>
+              <w:kinsoku/>
+              <w:wordWrap/>
+              <w:overflowPunct/>
+              <w:topLinePunct w:val="0"/>
+              <w:autoSpaceDE w:val="0"/>
+              <w:autoSpaceDN/>
+              <w:bidi w:val="0"/>
+              <w:adjustRightInd/>
+              <w:snapToGrid/>
+              <w:ind w:left="57" w:leftChars="0" w:right="57" w:rightChars="0"/>
+              <w:jc w:val="center"/>
+              <w:textAlignment w:val="auto"/>
+              <w:rPr>
+                <w:rFonts w:hint="default" w:ascii="Times New Roman" w:hAnsi="Times New Roman" w:eastAsia="微软雅黑" w:cs="Times New Roman"/>
+                <w:b/>
+                <w:bCs/>
+                <w:sz w:val="21"/>
+                <w:szCs w:val="21"/>
+              </w:rPr>
+            </w:pPr>
+            <w:r>
+              <w:rPr>
+                <w:rFonts w:hint="eastAsia" w:ascii="Times New Roman" w:hAnsi="Times New Roman" w:eastAsia="微软雅黑" w:cs="Times New Roman"/>
+                <w:b/>
+                <w:bCs/>
+                <w:sz w:val="21"/>
+                <w:szCs w:val="21"/>
+                <w:lang w:val="en-US" w:eastAsia="zh-CN" w:bidi="ar"/>
+              </w:rPr>
+              <w:t>DNA</w:t>
+            </w:r>
+            <w:r>
+              <w:rPr>
+                <w:rFonts w:hint="default" w:ascii="Times New Roman" w:hAnsi="Times New Roman" w:eastAsia="微软雅黑" w:cs="Times New Roman"/>
+                <w:b/>
+                <w:bCs/>
+                <w:sz w:val="21"/>
+                <w:szCs w:val="21"/>
+                <w:lang w:eastAsia="zh-CN" w:bidi="ar"/>
+              </w:rPr>
+              <w:t>质量评估</w:t>
+            </w:r>
+          </w:p>
+        </w:tc>
+        <w:tc>
+          <w:tcPr>
+            <w:tcW w:w="992" w:type="dxa"/>
+            <w:vMerge w:val="restart"/>
+            <w:tcBorders>
+              <w:top w:val="single" w:color="A4A4A4" w:sz="4" w:space="0"/>
+              <w:left w:val="nil"/>
+              <w:bottom w:val="single" w:color="A4A4A4" w:sz="4" w:space="0"/>
+              <w:right w:val="single" w:color="A4A4A4" w:sz="4" w:space="0"/>
+            </w:tcBorders>
+            <w:shd w:val="clear" w:color="auto" w:fill="auto"/>
+            <w:vAlign w:val="center"/>
+          </w:tcPr>
+          <w:p>
+            <w:pPr>
+              <w:keepNext w:val="0"/>
+              <w:keepLines w:val="0"/>
+              <w:pageBreakBefore w:val="0"/>
+              <w:widowControl w:val="0"/>
+              <w:kinsoku/>
+              <w:wordWrap/>
+              <w:overflowPunct/>
+              <w:topLinePunct w:val="0"/>
+              <w:autoSpaceDE w:val="0"/>
+              <w:autoSpaceDN/>
+              <w:bidi w:val="0"/>
+              <w:adjustRightInd/>
+              <w:snapToGrid/>
+              <w:ind w:left="57" w:leftChars="0" w:right="57" w:rightChars="0"/>
+              <w:jc w:val="center"/>
+              <w:textAlignment w:val="auto"/>
+              <w:rPr>
+                <w:rFonts w:hint="eastAsia" w:ascii="微软雅黑" w:hAnsi="微软雅黑" w:eastAsia="微软雅黑" w:cs="微软雅黑"/>
+                <w:b/>
+                <w:bCs/>
+                <w:sz w:val="18"/>
+                <w:szCs w:val="18"/>
+                <w:lang w:val="en-US" w:eastAsia="zh-CN" w:bidi="ar"/>
+              </w:rPr>
+            </w:pPr>
+            <w:r>
+              <w:rPr>
+                <w:rFonts w:hint="eastAsia" w:ascii="微软雅黑" w:hAnsi="微软雅黑" w:eastAsia="微软雅黑" w:cs="微软雅黑"/>
+                <w:b/>
+                <w:bCs/>
+                <w:sz w:val="18"/>
+                <w:szCs w:val="18"/>
+                <w:lang w:eastAsia="zh-CN" w:bidi="ar"/>
+              </w:rPr>
+              <w:t>核酸质量评估</w:t>
+            </w:r>
+          </w:p>
+        </w:tc>
+        <w:tc>
+          <w:tcPr>
+            <w:tcW w:w="2717" w:type="dxa"/>
+            <w:tcBorders>
+              <w:top w:val="single" w:color="A4A4A4" w:sz="4" w:space="0"/>
+              <w:left w:val="single" w:color="A4A4A4" w:sz="4" w:space="0"/>
+              <w:bottom w:val="single" w:color="A4A4A4" w:sz="4" w:space="0"/>
+              <w:right w:val="single" w:color="A4A4A4" w:sz="4" w:space="0"/>
+            </w:tcBorders>
+            <w:shd w:val="clear" w:color="auto" w:fill="auto"/>
+            <w:vAlign w:val="center"/>
+          </w:tcPr>
+          <w:p>
+            <w:pPr>
+              <w:autoSpaceDE w:val="0"/>
+              <w:ind w:left="110" w:leftChars="50"/>
+              <w:jc w:val="center"/>
+              <w:rPr>
+                <w:rFonts w:hint="default" w:ascii="Times New Roman" w:hAnsi="Times New Roman" w:eastAsia="微软雅黑" w:cs="Times New Roman"/>
+                <w:sz w:val="21"/>
+                <w:szCs w:val="21"/>
+              </w:rPr>
+            </w:pPr>
+            <w:r>
+              <w:rPr>
+                <w:rFonts w:hint="default" w:ascii="Times New Roman" w:hAnsi="Times New Roman" w:eastAsia="微软雅黑" w:cs="Times New Roman"/>
+                <w:sz w:val="21"/>
+                <w:szCs w:val="21"/>
+                <w:lang w:eastAsia="zh-CN" w:bidi="ar"/>
+              </w:rPr>
+              <w:t>DNA总量（ng）</w:t>
+            </w:r>
+          </w:p>
+        </w:tc>
+        <w:tc>
+          <w:tcPr>
+            <w:tcW w:w="2378" w:type="dxa"/>
+            <w:tcBorders>
+              <w:top w:val="single" w:color="A4A4A4" w:sz="4" w:space="0"/>
+              <w:left w:val="single" w:color="A4A4A4" w:sz="4" w:space="0"/>
+              <w:bottom w:val="single" w:color="A4A4A4" w:sz="4" w:space="0"/>
+              <w:right w:val="single" w:color="A4A4A4" w:sz="4" w:space="0"/>
+            </w:tcBorders>
+            <w:shd w:val="clear" w:color="auto" w:fill="auto"/>
+            <w:vAlign w:val="center"/>
+          </w:tcPr>
+          <w:p>
+            <w:pPr>
+              <w:ind w:left="119" w:leftChars="0"/>
+              <w:jc w:val="center"/>
+              <w:rPr>
+                <w:rFonts w:hint="default" w:ascii="Times New Roman" w:hAnsi="Times New Roman" w:eastAsia="微软雅黑" w:cs="Times New Roman"/>
+                <w:sz w:val="21"/>
+                <w:szCs w:val="21"/>
+              </w:rPr>
+            </w:pPr>
+            <w:r>
+              <w:rPr>
+                <w:rFonts w:hint="default" w:ascii="Times New Roman" w:hAnsi="Times New Roman" w:eastAsia="微软雅黑" w:cs="Times New Roman"/>
+                <w:sz w:val="18"/>
+                <w:szCs w:val="18"/>
+                <w:lang w:eastAsia="zh-CN"/>
+              </w:rPr>
+              <w:t>{{ ql_qc_g_info</w:t>
+            </w:r>
+            <w:r>
+              <w:rPr>
+                <w:rFonts w:hint="eastAsia" w:ascii="Times New Roman" w:hAnsi="Times New Roman" w:eastAsia="微软雅黑" w:cs="Times New Roman"/>
+                <w:sz w:val="18"/>
+                <w:szCs w:val="18"/>
+                <w:lang w:val="en-US" w:eastAsia="zh-CN"/>
+              </w:rPr>
+              <w:t>.</w:t>
+            </w:r>
+            <w:r>
+              <w:rPr>
+                <w:rFonts w:hint="default" w:ascii="Times New Roman" w:hAnsi="Times New Roman" w:eastAsia="微软雅黑" w:cs="Times New Roman"/>
+                <w:sz w:val="18"/>
+                <w:szCs w:val="18"/>
+                <w:lang w:eastAsia="zh-CN"/>
+              </w:rPr>
+              <w:t>tumorcellcontent }}</w:t>
+            </w:r>
+          </w:p>
+        </w:tc>
+        <w:tc>
+          <w:tcPr>
+            <w:tcW w:w="2731" w:type="dxa"/>
+            <w:gridSpan w:val="2"/>
+            <w:tcBorders>
+              <w:top w:val="single" w:color="A4A4A4" w:sz="4" w:space="0"/>
+              <w:left w:val="single" w:color="A4A4A4" w:sz="4" w:space="0"/>
+              <w:bottom w:val="single" w:color="A4A4A4" w:sz="4" w:space="0"/>
+              <w:right w:val="nil"/>
+            </w:tcBorders>
+            <w:shd w:val="clear" w:color="auto" w:fill="auto"/>
+            <w:vAlign w:val="center"/>
+          </w:tcPr>
+          <w:p>
+            <w:pPr>
+              <w:jc w:val="center"/>
+              <w:rPr>
+                <w:rFonts w:hint="default" w:ascii="Times New Roman" w:hAnsi="Times New Roman" w:eastAsia="微软雅黑" w:cs="Times New Roman"/>
+                <w:sz w:val="21"/>
+                <w:szCs w:val="21"/>
+                <w:highlight w:val="none"/>
+              </w:rPr>
+            </w:pPr>
+            <w:r>
+              <w:rPr>
+                <w:rFonts w:hint="default" w:ascii="Times New Roman" w:hAnsi="Times New Roman" w:eastAsia="微软雅黑" w:cs="Times New Roman"/>
+                <w:sz w:val="21"/>
+                <w:szCs w:val="21"/>
+                <w:highlight w:val="none"/>
+                <w:shd w:val="clear"/>
+              </w:rPr>
+              <w:t>≥100</w:t>
+            </w:r>
+          </w:p>
+        </w:tc>
+      </w:tr>
+      <w:tr>
+        <w:tblPrEx>
+          <w:tblBorders>
+            <w:top w:val="single" w:color="416AAB" w:sz="24" w:space="0"/>
+            <w:left w:val="single" w:color="416AAB" w:sz="24" w:space="0"/>
+            <w:bottom w:val="single" w:color="416AAB" w:sz="24" w:space="0"/>
+            <w:right w:val="single" w:color="416AAB" w:sz="24" w:space="0"/>
+            <w:insideH w:val="single" w:color="416AAB" w:sz="24" w:space="0"/>
+            <w:insideV w:val="single" w:color="416AAB" w:sz="24" w:space="0"/>
+          </w:tblBorders>
+          <w:tblCellMar>
+            <w:top w:w="0" w:type="dxa"/>
+            <w:left w:w="0" w:type="dxa"/>
+            <w:bottom w:w="0" w:type="dxa"/>
+            <w:right w:w="0" w:type="dxa"/>
+          </w:tblCellMar>
+        </w:tblPrEx>
+        <w:trPr>
+          <w:trHeight w:val="454" w:hRule="atLeast"/>
+          <w:jc w:val="center"/>
+        </w:trPr>
+        <w:tc>
+          <w:tcPr>
+            <w:tcW w:w="992" w:type="dxa"/>
+            <w:vMerge w:val="continue"/>
+            <w:tcBorders>
+              <w:top w:val="single" w:color="A4A4A4" w:sz="4" w:space="0"/>
+              <w:left w:val="nil"/>
+              <w:bottom w:val="single" w:color="A4A4A4" w:sz="4" w:space="0"/>
+              <w:right w:val="single" w:color="A4A4A4" w:sz="4" w:space="0"/>
+            </w:tcBorders>
+            <w:shd w:val="clear" w:color="auto" w:fill="auto"/>
+            <w:vAlign w:val="center"/>
+          </w:tcPr>
+          <w:p>
+            <w:pPr>
+              <w:keepNext w:val="0"/>
+              <w:keepLines w:val="0"/>
+              <w:pageBreakBefore w:val="0"/>
+              <w:widowControl w:val="0"/>
+              <w:kinsoku/>
+              <w:wordWrap/>
+              <w:overflowPunct/>
+              <w:topLinePunct w:val="0"/>
+              <w:autoSpaceDN/>
+              <w:bidi w:val="0"/>
+              <w:adjustRightInd/>
+              <w:snapToGrid/>
+              <w:ind w:left="57" w:leftChars="0" w:right="57" w:rightChars="0"/>
+              <w:jc w:val="center"/>
+              <w:textAlignment w:val="auto"/>
+              <w:rPr>
+                <w:rFonts w:hint="default" w:ascii="Times New Roman" w:hAnsi="Times New Roman" w:eastAsia="微软雅黑" w:cs="Times New Roman"/>
+                <w:b/>
+                <w:bCs/>
+                <w:sz w:val="20"/>
+                <w:szCs w:val="20"/>
+              </w:rPr>
+            </w:pPr>
+          </w:p>
+        </w:tc>
+        <w:tc>
+          <w:tcPr>
+            <w:tcW w:w="992" w:type="dxa"/>
+            <w:vMerge w:val="continue"/>
+            <w:tcBorders>
+              <w:top w:val="single" w:color="A4A4A4" w:sz="4" w:space="0"/>
+              <w:left w:val="nil"/>
+              <w:bottom w:val="single" w:color="A4A4A4" w:sz="4" w:space="0"/>
+              <w:right w:val="single" w:color="A4A4A4" w:sz="4" w:space="0"/>
+            </w:tcBorders>
+            <w:shd w:val="clear" w:color="auto" w:fill="auto"/>
+            <w:vAlign w:val="center"/>
+          </w:tcPr>
+          <w:p>
+            <w:pPr>
+              <w:keepNext w:val="0"/>
+              <w:keepLines w:val="0"/>
+              <w:pageBreakBefore w:val="0"/>
+              <w:widowControl w:val="0"/>
+              <w:kinsoku/>
+              <w:wordWrap/>
+              <w:overflowPunct/>
+              <w:topLinePunct w:val="0"/>
+              <w:autoSpaceDN/>
+              <w:bidi w:val="0"/>
+              <w:adjustRightInd/>
+              <w:snapToGrid/>
+              <w:ind w:left="57" w:leftChars="0" w:right="57" w:rightChars="0"/>
+              <w:jc w:val="center"/>
+              <w:textAlignment w:val="auto"/>
+              <w:rPr>
+                <w:rFonts w:hint="eastAsia" w:ascii="微软雅黑" w:hAnsi="微软雅黑" w:eastAsia="微软雅黑" w:cs="微软雅黑"/>
+                <w:b/>
+                <w:bCs/>
+                <w:sz w:val="18"/>
+                <w:szCs w:val="18"/>
+              </w:rPr>
+            </w:pPr>
+          </w:p>
+        </w:tc>
+        <w:tc>
+          <w:tcPr>
+            <w:tcW w:w="2717" w:type="dxa"/>
+            <w:tcBorders>
+              <w:top w:val="single" w:color="A4A4A4" w:sz="4" w:space="0"/>
+              <w:left w:val="single" w:color="A4A4A4" w:sz="4" w:space="0"/>
+              <w:bottom w:val="single" w:color="A4A4A4" w:sz="4" w:space="0"/>
+              <w:right w:val="single" w:color="A4A4A4" w:sz="4" w:space="0"/>
+            </w:tcBorders>
+            <w:shd w:val="clear" w:color="auto" w:fill="auto"/>
+            <w:vAlign w:val="center"/>
+          </w:tcPr>
+          <w:p>
+            <w:pPr>
+              <w:autoSpaceDE w:val="0"/>
+              <w:ind w:left="110" w:leftChars="50"/>
+              <w:jc w:val="center"/>
+              <w:rPr>
+                <w:rFonts w:hint="default" w:ascii="Times New Roman" w:hAnsi="Times New Roman" w:eastAsia="微软雅黑" w:cs="Times New Roman"/>
+                <w:sz w:val="21"/>
+                <w:szCs w:val="21"/>
+              </w:rPr>
+            </w:pPr>
+            <w:r>
+              <w:rPr>
+                <w:rFonts w:hint="default" w:ascii="Times New Roman" w:hAnsi="Times New Roman" w:eastAsia="微软雅黑" w:cs="Times New Roman"/>
+                <w:sz w:val="21"/>
+                <w:szCs w:val="21"/>
+                <w:lang w:eastAsia="zh-CN" w:bidi="ar"/>
+              </w:rPr>
+              <w:t>DNA降解程度</w:t>
+            </w:r>
+          </w:p>
+        </w:tc>
+        <w:tc>
+          <w:tcPr>
+            <w:tcW w:w="2378" w:type="dxa"/>
+            <w:tcBorders>
+              <w:top w:val="single" w:color="A4A4A4" w:sz="4" w:space="0"/>
+              <w:left w:val="single" w:color="A4A4A4" w:sz="4" w:space="0"/>
+              <w:bottom w:val="single" w:color="A4A4A4" w:sz="4" w:space="0"/>
+              <w:right w:val="single" w:color="A4A4A4" w:sz="4" w:space="0"/>
+            </w:tcBorders>
+            <w:shd w:val="clear" w:color="auto" w:fill="auto"/>
+            <w:vAlign w:val="center"/>
+          </w:tcPr>
+          <w:p>
+            <w:pPr>
+              <w:ind w:left="119" w:leftChars="0"/>
+              <w:jc w:val="center"/>
+              <w:rPr>
+                <w:rFonts w:hint="default" w:ascii="Times New Roman" w:hAnsi="Times New Roman" w:eastAsia="微软雅黑" w:cs="Times New Roman"/>
+                <w:sz w:val="21"/>
+                <w:szCs w:val="21"/>
+              </w:rPr>
+            </w:pPr>
+            <w:r>
+              <w:rPr>
+                <w:rFonts w:hint="default" w:ascii="Times New Roman" w:hAnsi="Times New Roman" w:eastAsia="微软雅黑" w:cs="Times New Roman"/>
+                <w:sz w:val="18"/>
+                <w:szCs w:val="18"/>
+                <w:lang w:eastAsia="zh-CN"/>
+              </w:rPr>
+              <w:t>{{ ql_qc_g_info</w:t>
+            </w:r>
+            <w:r>
+              <w:rPr>
+                <w:rFonts w:hint="eastAsia" w:ascii="Times New Roman" w:hAnsi="Times New Roman" w:eastAsia="微软雅黑" w:cs="Times New Roman"/>
+                <w:sz w:val="18"/>
+                <w:szCs w:val="18"/>
+                <w:lang w:val="en-US" w:eastAsia="zh-CN"/>
+              </w:rPr>
+              <w:t>.</w:t>
+            </w:r>
+            <w:r>
+              <w:rPr>
+                <w:rFonts w:hint="default" w:ascii="Times New Roman" w:hAnsi="Times New Roman" w:eastAsia="微软雅黑" w:cs="Times New Roman"/>
+                <w:sz w:val="18"/>
+                <w:szCs w:val="18"/>
+                <w:lang w:eastAsia="zh-CN"/>
+              </w:rPr>
+              <w:t>DNA_total }}</w:t>
+            </w:r>
+          </w:p>
+        </w:tc>
+        <w:tc>
+          <w:tcPr>
+            <w:tcW w:w="2731" w:type="dxa"/>
+            <w:gridSpan w:val="2"/>
+            <w:tcBorders>
+              <w:top w:val="single" w:color="A4A4A4" w:sz="4" w:space="0"/>
+              <w:left w:val="single" w:color="A4A4A4" w:sz="4" w:space="0"/>
+              <w:bottom w:val="single" w:color="A4A4A4" w:sz="4" w:space="0"/>
+              <w:right w:val="nil"/>
+            </w:tcBorders>
+            <w:shd w:val="clear" w:color="auto" w:fill="auto"/>
+            <w:vAlign w:val="center"/>
+          </w:tcPr>
+          <w:p>
+            <w:pPr>
+              <w:autoSpaceDE w:val="0"/>
+              <w:ind w:left="110" w:leftChars="50"/>
+              <w:jc w:val="center"/>
+              <w:rPr>
+                <w:rFonts w:hint="default" w:ascii="Times New Roman" w:hAnsi="Times New Roman" w:eastAsia="微软雅黑" w:cs="Times New Roman"/>
+                <w:sz w:val="21"/>
+                <w:szCs w:val="21"/>
+                <w:highlight w:val="none"/>
+              </w:rPr>
+            </w:pPr>
+            <w:r>
+              <w:rPr>
+                <w:rFonts w:hint="default" w:ascii="Times New Roman" w:hAnsi="Times New Roman" w:eastAsia="微软雅黑" w:cs="Times New Roman"/>
+                <w:sz w:val="21"/>
+                <w:szCs w:val="21"/>
+                <w:highlight w:val="none"/>
+                <w:lang w:eastAsia="zh-CN" w:bidi="ar"/>
+              </w:rPr>
+              <w:t>A/B/C级</w:t>
+            </w:r>
+          </w:p>
+        </w:tc>
+      </w:tr>
+      <w:tr>
+        <w:tblPrEx>
+          <w:tblBorders>
+            <w:top w:val="single" w:color="416AAB" w:sz="24" w:space="0"/>
+            <w:left w:val="single" w:color="416AAB" w:sz="24" w:space="0"/>
+            <w:bottom w:val="single" w:color="416AAB" w:sz="24" w:space="0"/>
+            <w:right w:val="single" w:color="416AAB" w:sz="24" w:space="0"/>
+            <w:insideH w:val="single" w:color="416AAB" w:sz="24" w:space="0"/>
+            <w:insideV w:val="single" w:color="416AAB" w:sz="24" w:space="0"/>
+          </w:tblBorders>
+          <w:tblCellMar>
+            <w:top w:w="0" w:type="dxa"/>
+            <w:left w:w="0" w:type="dxa"/>
+            <w:bottom w:w="0" w:type="dxa"/>
+            <w:right w:w="0" w:type="dxa"/>
+          </w:tblCellMar>
+        </w:tblPrEx>
+        <w:trPr>
+          <w:trHeight w:val="454" w:hRule="atLeast"/>
+          <w:jc w:val="center"/>
+        </w:trPr>
+        <w:tc>
+          <w:tcPr>
+            <w:tcW w:w="992" w:type="dxa"/>
+            <w:vMerge w:val="continue"/>
+            <w:tcBorders>
+              <w:top w:val="single" w:color="A4A4A4" w:sz="4" w:space="0"/>
+              <w:left w:val="nil"/>
+              <w:bottom w:val="single" w:color="A4A4A4" w:sz="4" w:space="0"/>
+              <w:right w:val="single" w:color="A4A4A4" w:sz="4" w:space="0"/>
+            </w:tcBorders>
+            <w:shd w:val="clear" w:color="auto" w:fill="auto"/>
+            <w:vAlign w:val="center"/>
+          </w:tcPr>
+          <w:p>
+            <w:pPr>
+              <w:keepNext w:val="0"/>
+              <w:keepLines w:val="0"/>
+              <w:pageBreakBefore w:val="0"/>
+              <w:widowControl w:val="0"/>
+              <w:kinsoku/>
+              <w:wordWrap/>
+              <w:overflowPunct/>
+              <w:topLinePunct w:val="0"/>
+              <w:autoSpaceDN/>
+              <w:bidi w:val="0"/>
+              <w:adjustRightInd/>
+              <w:snapToGrid/>
+              <w:ind w:left="57" w:leftChars="0" w:right="57" w:rightChars="0"/>
+              <w:jc w:val="center"/>
+              <w:textAlignment w:val="auto"/>
+              <w:rPr>
+                <w:rFonts w:hint="default" w:ascii="Times New Roman" w:hAnsi="Times New Roman" w:eastAsia="微软雅黑" w:cs="Times New Roman"/>
+                <w:b/>
+                <w:bCs/>
+                <w:sz w:val="20"/>
+                <w:szCs w:val="20"/>
+              </w:rPr>
+            </w:pPr>
+          </w:p>
+        </w:tc>
+        <w:tc>
+          <w:tcPr>
+            <w:tcW w:w="992" w:type="dxa"/>
+            <w:vMerge w:val="continue"/>
+            <w:tcBorders>
+              <w:top w:val="single" w:color="A4A4A4" w:sz="4" w:space="0"/>
+              <w:left w:val="nil"/>
+              <w:bottom w:val="single" w:color="A4A4A4" w:sz="4" w:space="0"/>
+              <w:right w:val="single" w:color="A4A4A4" w:sz="4" w:space="0"/>
+            </w:tcBorders>
+            <w:shd w:val="clear" w:color="auto" w:fill="auto"/>
+            <w:vAlign w:val="center"/>
+          </w:tcPr>
+          <w:p>
+            <w:pPr>
+              <w:keepNext w:val="0"/>
+              <w:keepLines w:val="0"/>
+              <w:pageBreakBefore w:val="0"/>
+              <w:widowControl w:val="0"/>
+              <w:kinsoku/>
+              <w:wordWrap/>
+              <w:overflowPunct/>
+              <w:topLinePunct w:val="0"/>
+              <w:autoSpaceDN/>
+              <w:bidi w:val="0"/>
+              <w:adjustRightInd/>
+              <w:snapToGrid/>
+              <w:ind w:left="57" w:leftChars="0" w:right="57" w:rightChars="0"/>
+              <w:jc w:val="center"/>
+              <w:textAlignment w:val="auto"/>
+              <w:rPr>
+                <w:rFonts w:hint="eastAsia" w:ascii="微软雅黑" w:hAnsi="微软雅黑" w:eastAsia="微软雅黑" w:cs="微软雅黑"/>
+                <w:b/>
+                <w:bCs/>
+                <w:sz w:val="18"/>
+                <w:szCs w:val="18"/>
+              </w:rPr>
+            </w:pPr>
+          </w:p>
+        </w:tc>
+        <w:tc>
+          <w:tcPr>
+            <w:tcW w:w="2717" w:type="dxa"/>
+            <w:tcBorders>
+              <w:top w:val="single" w:color="A4A4A4" w:sz="4" w:space="0"/>
+              <w:left w:val="single" w:color="A4A4A4" w:sz="4" w:space="0"/>
+              <w:bottom w:val="single" w:color="A4A4A4" w:sz="4" w:space="0"/>
+              <w:right w:val="single" w:color="A4A4A4" w:sz="4" w:space="0"/>
+            </w:tcBorders>
+            <w:shd w:val="clear" w:color="auto" w:fill="auto"/>
+            <w:vAlign w:val="center"/>
+          </w:tcPr>
+          <w:p>
+            <w:pPr>
+              <w:autoSpaceDE w:val="0"/>
+              <w:ind w:left="110" w:leftChars="50"/>
+              <w:jc w:val="center"/>
+              <w:rPr>
+                <w:rFonts w:hint="default" w:ascii="Times New Roman" w:hAnsi="Times New Roman" w:eastAsia="微软雅黑" w:cs="Times New Roman"/>
+                <w:sz w:val="21"/>
+                <w:szCs w:val="21"/>
+              </w:rPr>
+            </w:pPr>
+            <w:r>
+              <w:rPr>
+                <w:rFonts w:hint="default" w:ascii="Times New Roman" w:hAnsi="Times New Roman" w:eastAsia="微软雅黑" w:cs="Times New Roman"/>
+                <w:sz w:val="21"/>
+                <w:szCs w:val="21"/>
+                <w:lang w:eastAsia="zh-CN" w:bidi="ar"/>
+              </w:rPr>
+              <w:t>DNA预文库总量（ng）</w:t>
+            </w:r>
+          </w:p>
+        </w:tc>
+        <w:tc>
+          <w:tcPr>
+            <w:tcW w:w="2378" w:type="dxa"/>
+            <w:tcBorders>
+              <w:top w:val="single" w:color="A4A4A4" w:sz="4" w:space="0"/>
+              <w:left w:val="single" w:color="A4A4A4" w:sz="4" w:space="0"/>
+              <w:bottom w:val="single" w:color="A4A4A4" w:sz="4" w:space="0"/>
+              <w:right w:val="single" w:color="A4A4A4" w:sz="4" w:space="0"/>
+            </w:tcBorders>
+            <w:shd w:val="clear" w:color="auto" w:fill="auto"/>
+            <w:vAlign w:val="center"/>
+          </w:tcPr>
+          <w:p>
+            <w:pPr>
+              <w:ind w:left="119" w:leftChars="0"/>
+              <w:jc w:val="center"/>
+              <w:rPr>
+                <w:rFonts w:hint="default" w:ascii="Times New Roman" w:hAnsi="Times New Roman" w:eastAsia="微软雅黑" w:cs="Times New Roman"/>
+                <w:sz w:val="21"/>
+                <w:szCs w:val="21"/>
+              </w:rPr>
+            </w:pPr>
+            <w:r>
+              <w:rPr>
+                <w:rFonts w:hint="default" w:ascii="Times New Roman" w:hAnsi="Times New Roman" w:eastAsia="微软雅黑" w:cs="Times New Roman"/>
+                <w:sz w:val="18"/>
+                <w:szCs w:val="18"/>
+                <w:lang w:eastAsia="zh-CN"/>
+              </w:rPr>
+              <w:t>{{ ql_qc_g_info</w:t>
+            </w:r>
+            <w:r>
+              <w:rPr>
+                <w:rFonts w:hint="eastAsia" w:ascii="Times New Roman" w:hAnsi="Times New Roman" w:eastAsia="微软雅黑" w:cs="Times New Roman"/>
+                <w:sz w:val="18"/>
+                <w:szCs w:val="18"/>
+                <w:lang w:val="en-US" w:eastAsia="zh-CN"/>
+              </w:rPr>
+              <w:t>.</w:t>
+            </w:r>
+            <w:r>
+              <w:rPr>
+                <w:rFonts w:hint="default" w:ascii="Times New Roman" w:hAnsi="Times New Roman" w:eastAsia="微软雅黑" w:cs="Times New Roman"/>
+                <w:sz w:val="18"/>
+                <w:szCs w:val="18"/>
+                <w:lang w:eastAsia="zh-CN"/>
+              </w:rPr>
+              <w:t>DNA_degradation }}</w:t>
+            </w:r>
+          </w:p>
+        </w:tc>
+        <w:tc>
+          <w:tcPr>
+            <w:tcW w:w="2731" w:type="dxa"/>
+            <w:gridSpan w:val="2"/>
+            <w:tcBorders>
+              <w:top w:val="single" w:color="A4A4A4" w:sz="4" w:space="0"/>
+              <w:left w:val="single" w:color="A4A4A4" w:sz="4" w:space="0"/>
+              <w:bottom w:val="single" w:color="A4A4A4" w:sz="4" w:space="0"/>
+              <w:right w:val="nil"/>
+            </w:tcBorders>
+            <w:shd w:val="clear" w:color="auto" w:fill="auto"/>
+            <w:vAlign w:val="center"/>
+          </w:tcPr>
+          <w:p>
+            <w:pPr>
+              <w:autoSpaceDE w:val="0"/>
+              <w:ind w:left="110" w:leftChars="50"/>
+              <w:jc w:val="center"/>
+              <w:rPr>
+                <w:rFonts w:hint="default" w:ascii="Times New Roman" w:hAnsi="Times New Roman" w:eastAsia="微软雅黑" w:cs="Times New Roman"/>
+                <w:sz w:val="21"/>
+                <w:szCs w:val="21"/>
+                <w:highlight w:val="none"/>
+              </w:rPr>
+            </w:pPr>
+            <w:r>
+              <w:rPr>
+                <w:rFonts w:hint="default" w:ascii="Times New Roman" w:hAnsi="Times New Roman" w:eastAsia="微软雅黑" w:cs="Times New Roman"/>
+                <w:sz w:val="21"/>
+                <w:szCs w:val="21"/>
+                <w:highlight w:val="none"/>
+                <w:lang w:eastAsia="zh-CN" w:bidi="ar"/>
+              </w:rPr>
+              <w:t>≥</w:t>
+            </w:r>
+            <w:r>
+              <w:rPr>
+                <w:rFonts w:hint="eastAsia" w:ascii="Times New Roman" w:hAnsi="Times New Roman" w:eastAsia="微软雅黑" w:cs="Times New Roman"/>
+                <w:sz w:val="21"/>
+                <w:szCs w:val="21"/>
+                <w:highlight w:val="none"/>
+                <w:lang w:val="en-US" w:eastAsia="zh-CN" w:bidi="ar"/>
+              </w:rPr>
+              <w:t>5</w:t>
+            </w:r>
+            <w:r>
+              <w:rPr>
+                <w:rFonts w:hint="default" w:ascii="Times New Roman" w:hAnsi="Times New Roman" w:eastAsia="微软雅黑" w:cs="Times New Roman"/>
+                <w:sz w:val="21"/>
+                <w:szCs w:val="21"/>
+                <w:highlight w:val="none"/>
+                <w:lang w:eastAsia="zh-CN" w:bidi="ar"/>
+              </w:rPr>
+              <w:t>00</w:t>
+            </w:r>
+          </w:p>
+        </w:tc>
+      </w:tr>
+      <w:tr>
+        <w:tblPrEx>
+          <w:tblBorders>
+            <w:top w:val="single" w:color="416AAB" w:sz="24" w:space="0"/>
+            <w:left w:val="single" w:color="416AAB" w:sz="24" w:space="0"/>
+            <w:bottom w:val="single" w:color="416AAB" w:sz="24" w:space="0"/>
+            <w:right w:val="single" w:color="416AAB" w:sz="24" w:space="0"/>
+            <w:insideH w:val="single" w:color="416AAB" w:sz="24" w:space="0"/>
+            <w:insideV w:val="single" w:color="416AAB" w:sz="24" w:space="0"/>
+          </w:tblBorders>
+          <w:tblCellMar>
+            <w:top w:w="0" w:type="dxa"/>
+            <w:left w:w="0" w:type="dxa"/>
+            <w:bottom w:w="0" w:type="dxa"/>
+            <w:right w:w="0" w:type="dxa"/>
+          </w:tblCellMar>
+        </w:tblPrEx>
+        <w:trPr>
+          <w:trHeight w:val="454" w:hRule="atLeast"/>
+          <w:jc w:val="center"/>
+        </w:trPr>
+        <w:tc>
+          <w:tcPr>
+            <w:tcW w:w="992" w:type="dxa"/>
+            <w:vMerge w:val="continue"/>
+            <w:tcBorders>
+              <w:top w:val="single" w:color="A4A4A4" w:sz="4" w:space="0"/>
+              <w:left w:val="nil"/>
+              <w:bottom w:val="single" w:color="A4A4A4" w:sz="4" w:space="0"/>
+              <w:right w:val="single" w:color="A4A4A4" w:sz="4" w:space="0"/>
+            </w:tcBorders>
+            <w:shd w:val="clear" w:color="auto" w:fill="auto"/>
+            <w:vAlign w:val="center"/>
+          </w:tcPr>
+          <w:p>
+            <w:pPr>
+              <w:keepNext w:val="0"/>
+              <w:keepLines w:val="0"/>
+              <w:pageBreakBefore w:val="0"/>
+              <w:widowControl w:val="0"/>
+              <w:kinsoku/>
+              <w:wordWrap/>
+              <w:overflowPunct/>
+              <w:topLinePunct w:val="0"/>
+              <w:autoSpaceDN/>
+              <w:bidi w:val="0"/>
+              <w:adjustRightInd/>
+              <w:snapToGrid/>
+              <w:ind w:left="57" w:right="57"/>
+              <w:jc w:val="center"/>
+              <w:textAlignment w:val="auto"/>
+              <w:rPr>
+                <w:rFonts w:hint="default" w:ascii="Times New Roman" w:hAnsi="Times New Roman" w:eastAsia="微软雅黑" w:cs="Times New Roman"/>
+                <w:b/>
+                <w:bCs/>
+                <w:sz w:val="20"/>
+                <w:szCs w:val="20"/>
+              </w:rPr>
+            </w:pPr>
+          </w:p>
+        </w:tc>
+        <w:tc>
+          <w:tcPr>
+            <w:tcW w:w="992" w:type="dxa"/>
+            <w:vMerge w:val="restart"/>
+            <w:tcBorders>
+              <w:top w:val="single" w:color="A4A4A4" w:sz="4" w:space="0"/>
+              <w:left w:val="nil"/>
+              <w:bottom w:val="single" w:color="A4A4A4" w:sz="4" w:space="0"/>
+              <w:right w:val="single" w:color="A4A4A4" w:sz="4" w:space="0"/>
+            </w:tcBorders>
+            <w:shd w:val="clear" w:color="auto" w:fill="auto"/>
+            <w:vAlign w:val="center"/>
+          </w:tcPr>
+          <w:p>
+            <w:pPr>
+              <w:keepNext w:val="0"/>
+              <w:keepLines w:val="0"/>
+              <w:pageBreakBefore w:val="0"/>
+              <w:widowControl w:val="0"/>
+              <w:kinsoku/>
+              <w:wordWrap/>
+              <w:overflowPunct/>
+              <w:topLinePunct w:val="0"/>
+              <w:autoSpaceDN/>
+              <w:bidi w:val="0"/>
+              <w:adjustRightInd/>
+              <w:snapToGrid/>
+              <w:ind w:left="57" w:right="57"/>
+              <w:jc w:val="center"/>
+              <w:textAlignment w:val="auto"/>
+              <w:rPr>
+                <w:rFonts w:hint="eastAsia" w:ascii="微软雅黑" w:hAnsi="微软雅黑" w:eastAsia="微软雅黑" w:cs="微软雅黑"/>
+                <w:b/>
+                <w:bCs/>
+                <w:sz w:val="18"/>
+                <w:szCs w:val="18"/>
+              </w:rPr>
+            </w:pPr>
+            <w:r>
+              <w:rPr>
+                <w:rFonts w:hint="eastAsia" w:ascii="微软雅黑" w:hAnsi="微软雅黑" w:eastAsia="微软雅黑" w:cs="微软雅黑"/>
+                <w:b/>
+                <w:bCs/>
+                <w:sz w:val="18"/>
+                <w:szCs w:val="18"/>
+                <w:lang w:eastAsia="zh-CN" w:bidi="ar"/>
+              </w:rPr>
+              <w:t>测序质量评估</w:t>
+            </w:r>
+          </w:p>
+        </w:tc>
+        <w:tc>
+          <w:tcPr>
+            <w:tcW w:w="2717" w:type="dxa"/>
+            <w:tcBorders>
+              <w:top w:val="single" w:color="A4A4A4" w:sz="4" w:space="0"/>
+              <w:left w:val="single" w:color="A4A4A4" w:sz="4" w:space="0"/>
+              <w:bottom w:val="single" w:color="A4A4A4" w:sz="4" w:space="0"/>
+              <w:right w:val="single" w:color="A4A4A4" w:sz="4" w:space="0"/>
+            </w:tcBorders>
+            <w:shd w:val="clear" w:color="auto" w:fill="auto"/>
+            <w:vAlign w:val="center"/>
+          </w:tcPr>
+          <w:p>
+            <w:pPr>
+              <w:autoSpaceDE w:val="0"/>
+              <w:ind w:left="110" w:leftChars="50"/>
+              <w:jc w:val="center"/>
+              <w:rPr>
+                <w:rFonts w:hint="default" w:ascii="Times New Roman" w:hAnsi="Times New Roman" w:eastAsia="微软雅黑" w:cs="Times New Roman"/>
+                <w:sz w:val="21"/>
+                <w:szCs w:val="21"/>
+                <w:lang w:val="en-US" w:eastAsia="zh-CN" w:bidi="ar-SA"/>
+              </w:rPr>
+            </w:pPr>
+            <w:r>
+              <w:rPr>
+                <w:rFonts w:hint="default" w:ascii="Times New Roman" w:hAnsi="Times New Roman" w:eastAsia="微软雅黑" w:cs="Times New Roman"/>
+                <w:sz w:val="21"/>
+                <w:szCs w:val="21"/>
+                <w:lang w:eastAsia="zh-CN" w:bidi="ar"/>
+              </w:rPr>
+              <w:t>DNA平均测序深度</w:t>
+            </w:r>
+          </w:p>
+        </w:tc>
+        <w:tc>
+          <w:tcPr>
+            <w:tcW w:w="2378" w:type="dxa"/>
+            <w:tcBorders>
+              <w:top w:val="single" w:color="A4A4A4" w:sz="4" w:space="0"/>
+              <w:left w:val="single" w:color="A4A4A4" w:sz="4" w:space="0"/>
+              <w:bottom w:val="single" w:color="A4A4A4" w:sz="4" w:space="0"/>
+              <w:right w:val="single" w:color="A4A4A4" w:sz="4" w:space="0"/>
+            </w:tcBorders>
+            <w:shd w:val="clear" w:color="auto" w:fill="auto"/>
+            <w:vAlign w:val="center"/>
+          </w:tcPr>
+          <w:p>
+            <w:pPr>
+              <w:ind w:left="119" w:leftChars="0"/>
+              <w:jc w:val="center"/>
+              <w:rPr>
+                <w:rFonts w:hint="default" w:ascii="Times New Roman" w:hAnsi="Times New Roman" w:eastAsia="微软雅黑" w:cs="Times New Roman"/>
+                <w:sz w:val="21"/>
+                <w:szCs w:val="21"/>
+                <w:highlight w:val="lightGray"/>
+                <w:lang w:val="en-US" w:eastAsia="zh-CN" w:bidi="ar-SA"/>
+              </w:rPr>
+            </w:pPr>
+            <w:r>
+              <w:rPr>
+                <w:rFonts w:hint="default" w:ascii="Times New Roman" w:hAnsi="Times New Roman" w:eastAsia="微软雅黑" w:cs="Times New Roman"/>
+                <w:sz w:val="18"/>
+                <w:szCs w:val="18"/>
+                <w:lang w:eastAsia="zh-CN"/>
+              </w:rPr>
+              <w:t>{{ ql_qc_g_info</w:t>
+            </w:r>
+            <w:r>
+              <w:rPr>
+                <w:rFonts w:hint="eastAsia" w:ascii="Times New Roman" w:hAnsi="Times New Roman" w:eastAsia="微软雅黑" w:cs="Times New Roman"/>
+                <w:sz w:val="18"/>
+                <w:szCs w:val="18"/>
+                <w:lang w:val="en-US" w:eastAsia="zh-CN"/>
+              </w:rPr>
+              <w:t>.</w:t>
+            </w:r>
+            <w:r>
+              <w:rPr>
+                <w:rFonts w:hint="default" w:ascii="Times New Roman" w:hAnsi="Times New Roman" w:eastAsia="微软雅黑" w:cs="Times New Roman"/>
+                <w:sz w:val="18"/>
+                <w:szCs w:val="18"/>
+                <w:lang w:eastAsia="zh-CN"/>
+              </w:rPr>
+              <w:t>outbound_quantity }}</w:t>
+            </w:r>
+          </w:p>
+        </w:tc>
+        <w:tc>
+          <w:tcPr>
+            <w:tcW w:w="2731" w:type="dxa"/>
+            <w:gridSpan w:val="2"/>
+            <w:tcBorders>
+              <w:top w:val="single" w:color="A4A4A4" w:sz="4" w:space="0"/>
+              <w:left w:val="single" w:color="A4A4A4" w:sz="4" w:space="0"/>
+              <w:bottom w:val="single" w:color="A4A4A4" w:sz="4" w:space="0"/>
+              <w:right w:val="nil"/>
+            </w:tcBorders>
+            <w:shd w:val="clear" w:color="auto" w:fill="auto"/>
+            <w:vAlign w:val="center"/>
+          </w:tcPr>
+          <w:p>
+            <w:pPr>
+              <w:autoSpaceDE w:val="0"/>
+              <w:ind w:left="110" w:leftChars="50"/>
+              <w:jc w:val="center"/>
+              <w:rPr>
+                <w:rFonts w:hint="default" w:ascii="Times New Roman" w:hAnsi="Times New Roman" w:eastAsia="微软雅黑" w:cs="Times New Roman"/>
+                <w:sz w:val="21"/>
+                <w:szCs w:val="21"/>
+                <w:highlight w:val="none"/>
+                <w:lang w:val="en-US" w:eastAsia="zh-CN" w:bidi="ar-SA"/>
+              </w:rPr>
+            </w:pPr>
+            <w:r>
+              <w:rPr>
+                <w:rFonts w:hint="default" w:ascii="Times New Roman" w:hAnsi="Times New Roman" w:eastAsia="微软雅黑" w:cs="Times New Roman"/>
+                <w:sz w:val="21"/>
+                <w:szCs w:val="21"/>
+                <w:highlight w:val="none"/>
+                <w:lang w:eastAsia="zh-CN" w:bidi="ar"/>
+              </w:rPr>
+              <w:t>≥500</w:t>
+            </w:r>
+          </w:p>
+        </w:tc>
+      </w:tr>
+      <w:tr>
+        <w:tblPrEx>
+          <w:tblBorders>
+            <w:top w:val="single" w:color="416AAB" w:sz="24" w:space="0"/>
+            <w:left w:val="single" w:color="416AAB" w:sz="24" w:space="0"/>
+            <w:bottom w:val="single" w:color="416AAB" w:sz="24" w:space="0"/>
+            <w:right w:val="single" w:color="416AAB" w:sz="24" w:space="0"/>
+            <w:insideH w:val="single" w:color="416AAB" w:sz="24" w:space="0"/>
+            <w:insideV w:val="single" w:color="416AAB" w:sz="24" w:space="0"/>
+          </w:tblBorders>
+          <w:tblCellMar>
+            <w:top w:w="0" w:type="dxa"/>
+            <w:left w:w="0" w:type="dxa"/>
+            <w:bottom w:w="0" w:type="dxa"/>
+            <w:right w:w="0" w:type="dxa"/>
+          </w:tblCellMar>
+        </w:tblPrEx>
+        <w:trPr>
+          <w:trHeight w:val="454" w:hRule="atLeast"/>
+          <w:jc w:val="center"/>
+        </w:trPr>
+        <w:tc>
+          <w:tcPr>
+            <w:tcW w:w="992" w:type="dxa"/>
+            <w:vMerge w:val="continue"/>
+            <w:tcBorders>
+              <w:top w:val="single" w:color="A4A4A4" w:sz="4" w:space="0"/>
+              <w:left w:val="nil"/>
+              <w:bottom w:val="single" w:color="A4A4A4" w:sz="4" w:space="0"/>
+              <w:right w:val="single" w:color="A4A4A4" w:sz="4" w:space="0"/>
+            </w:tcBorders>
+            <w:shd w:val="clear" w:color="auto" w:fill="auto"/>
+            <w:vAlign w:val="center"/>
+          </w:tcPr>
+          <w:p>
+            <w:pPr>
+              <w:keepNext w:val="0"/>
+              <w:keepLines w:val="0"/>
+              <w:pageBreakBefore w:val="0"/>
+              <w:widowControl w:val="0"/>
+              <w:kinsoku/>
+              <w:wordWrap/>
+              <w:overflowPunct/>
+              <w:topLinePunct w:val="0"/>
+              <w:autoSpaceDN/>
+              <w:bidi w:val="0"/>
+              <w:adjustRightInd/>
+              <w:snapToGrid/>
+              <w:ind w:left="57" w:right="57"/>
+              <w:jc w:val="center"/>
+              <w:textAlignment w:val="auto"/>
+              <w:rPr>
+                <w:rFonts w:hint="default" w:ascii="Times New Roman" w:hAnsi="Times New Roman" w:eastAsia="微软雅黑" w:cs="Times New Roman"/>
+                <w:b/>
+                <w:bCs/>
+                <w:sz w:val="20"/>
+                <w:szCs w:val="20"/>
+              </w:rPr>
+            </w:pPr>
+          </w:p>
+        </w:tc>
+        <w:tc>
+          <w:tcPr>
+            <w:tcW w:w="992" w:type="dxa"/>
+            <w:vMerge w:val="continue"/>
+            <w:tcBorders>
+              <w:top w:val="single" w:color="A4A4A4" w:sz="4" w:space="0"/>
+              <w:left w:val="nil"/>
+              <w:bottom w:val="single" w:color="A4A4A4" w:sz="4" w:space="0"/>
+              <w:right w:val="single" w:color="A4A4A4" w:sz="4" w:space="0"/>
+            </w:tcBorders>
+            <w:shd w:val="clear" w:color="auto" w:fill="auto"/>
+            <w:vAlign w:val="center"/>
+          </w:tcPr>
+          <w:p>
+            <w:pPr>
+              <w:keepNext w:val="0"/>
+              <w:keepLines w:val="0"/>
+              <w:pageBreakBefore w:val="0"/>
+              <w:widowControl w:val="0"/>
+              <w:kinsoku/>
+              <w:wordWrap/>
+              <w:overflowPunct/>
+              <w:topLinePunct w:val="0"/>
+              <w:autoSpaceDN/>
+              <w:bidi w:val="0"/>
+              <w:adjustRightInd/>
+              <w:snapToGrid/>
+              <w:ind w:left="57" w:right="57"/>
+              <w:jc w:val="center"/>
+              <w:textAlignment w:val="auto"/>
+              <w:rPr>
+                <w:rFonts w:hint="eastAsia" w:ascii="微软雅黑" w:hAnsi="微软雅黑" w:eastAsia="微软雅黑" w:cs="微软雅黑"/>
+                <w:b/>
+                <w:bCs/>
+                <w:sz w:val="18"/>
+                <w:szCs w:val="18"/>
+              </w:rPr>
+            </w:pPr>
+          </w:p>
+        </w:tc>
+        <w:tc>
+          <w:tcPr>
+            <w:tcW w:w="2717" w:type="dxa"/>
+            <w:tcBorders>
+              <w:top w:val="single" w:color="A4A4A4" w:sz="4" w:space="0"/>
+              <w:left w:val="single" w:color="A4A4A4" w:sz="4" w:space="0"/>
+              <w:bottom w:val="single" w:color="A4A4A4" w:sz="4" w:space="0"/>
+              <w:right w:val="single" w:color="A4A4A4" w:sz="4" w:space="0"/>
+            </w:tcBorders>
+            <w:shd w:val="clear" w:color="auto" w:fill="auto"/>
+            <w:vAlign w:val="center"/>
+          </w:tcPr>
+          <w:p>
+            <w:pPr>
+              <w:autoSpaceDE w:val="0"/>
+              <w:ind w:left="110" w:leftChars="50"/>
+              <w:jc w:val="center"/>
+              <w:rPr>
+                <w:rFonts w:hint="default" w:ascii="Times New Roman" w:hAnsi="Times New Roman" w:eastAsia="微软雅黑" w:cs="Times New Roman"/>
+                <w:sz w:val="21"/>
+                <w:szCs w:val="21"/>
+                <w:lang w:val="en-US" w:eastAsia="zh-CN" w:bidi="ar-SA"/>
+              </w:rPr>
+            </w:pPr>
+            <w:r>
+              <w:rPr>
+                <w:rFonts w:hint="default" w:ascii="Times New Roman" w:hAnsi="Times New Roman" w:eastAsia="微软雅黑" w:cs="Times New Roman"/>
+                <w:sz w:val="21"/>
+                <w:szCs w:val="21"/>
+                <w:lang w:eastAsia="zh-CN" w:bidi="ar"/>
+              </w:rPr>
+              <w:t>DNA覆盖均一性</w:t>
+            </w:r>
+          </w:p>
+        </w:tc>
+        <w:tc>
+          <w:tcPr>
+            <w:tcW w:w="2378" w:type="dxa"/>
+            <w:tcBorders>
+              <w:top w:val="single" w:color="A4A4A4" w:sz="4" w:space="0"/>
+              <w:left w:val="single" w:color="A4A4A4" w:sz="4" w:space="0"/>
+              <w:bottom w:val="single" w:color="A4A4A4" w:sz="4" w:space="0"/>
+              <w:right w:val="single" w:color="A4A4A4" w:sz="4" w:space="0"/>
+            </w:tcBorders>
+            <w:shd w:val="clear" w:color="auto" w:fill="auto"/>
+            <w:vAlign w:val="center"/>
+          </w:tcPr>
+          <w:p>
+            <w:pPr>
+              <w:ind w:left="119" w:leftChars="0"/>
+              <w:jc w:val="center"/>
+              <w:rPr>
+                <w:rFonts w:hint="default" w:ascii="Times New Roman" w:hAnsi="Times New Roman" w:eastAsia="微软雅黑" w:cs="Times New Roman"/>
+                <w:sz w:val="21"/>
+                <w:szCs w:val="21"/>
+                <w:highlight w:val="lightGray"/>
+                <w:lang w:val="en-US" w:eastAsia="zh-CN" w:bidi="ar-SA"/>
+              </w:rPr>
+            </w:pPr>
+            <w:r>
+              <w:rPr>
+                <w:rFonts w:hint="default" w:ascii="Times New Roman" w:hAnsi="Times New Roman" w:eastAsia="微软雅黑" w:cs="Times New Roman"/>
+                <w:sz w:val="18"/>
+                <w:szCs w:val="18"/>
+                <w:lang w:eastAsia="zh-CN"/>
+              </w:rPr>
+              <w:t>{{ ql_qc_g_info</w:t>
+            </w:r>
+            <w:r>
+              <w:rPr>
+                <w:rFonts w:hint="eastAsia" w:ascii="Times New Roman" w:hAnsi="Times New Roman" w:eastAsia="微软雅黑" w:cs="Times New Roman"/>
+                <w:sz w:val="18"/>
+                <w:szCs w:val="18"/>
+                <w:lang w:val="en-US" w:eastAsia="zh-CN"/>
+              </w:rPr>
+              <w:t>.</w:t>
+            </w:r>
+            <w:r>
+              <w:rPr>
+                <w:rFonts w:hint="default" w:ascii="Times New Roman" w:hAnsi="Times New Roman" w:eastAsia="微软雅黑" w:cs="Times New Roman"/>
+                <w:sz w:val="18"/>
+                <w:szCs w:val="18"/>
+                <w:lang w:eastAsia="zh-CN"/>
+              </w:rPr>
+              <w:t>sequencing_depth }}</w:t>
+            </w:r>
+          </w:p>
+        </w:tc>
+        <w:tc>
+          <w:tcPr>
+            <w:tcW w:w="2731" w:type="dxa"/>
+            <w:gridSpan w:val="2"/>
+            <w:tcBorders>
+              <w:top w:val="single" w:color="A4A4A4" w:sz="4" w:space="0"/>
+              <w:left w:val="single" w:color="A4A4A4" w:sz="4" w:space="0"/>
+              <w:bottom w:val="single" w:color="A4A4A4" w:sz="4" w:space="0"/>
+              <w:right w:val="nil"/>
+            </w:tcBorders>
+            <w:shd w:val="clear" w:color="auto" w:fill="auto"/>
+            <w:vAlign w:val="center"/>
+          </w:tcPr>
+          <w:p>
+            <w:pPr>
+              <w:autoSpaceDE w:val="0"/>
+              <w:ind w:left="110" w:leftChars="50"/>
+              <w:jc w:val="center"/>
+              <w:rPr>
+                <w:rFonts w:hint="default" w:ascii="Times New Roman" w:hAnsi="Times New Roman" w:eastAsia="微软雅黑" w:cs="Times New Roman"/>
+                <w:sz w:val="21"/>
+                <w:szCs w:val="21"/>
+                <w:highlight w:val="none"/>
+                <w:lang w:val="en-US" w:eastAsia="zh-CN" w:bidi="ar-SA"/>
+              </w:rPr>
+            </w:pPr>
+            <w:r>
+              <w:rPr>
+                <w:rFonts w:hint="default" w:ascii="Times New Roman" w:hAnsi="Times New Roman" w:eastAsia="微软雅黑" w:cs="Times New Roman"/>
+                <w:sz w:val="21"/>
+                <w:szCs w:val="21"/>
+                <w:highlight w:val="none"/>
+                <w:lang w:eastAsia="zh-CN" w:bidi="ar"/>
+              </w:rPr>
+              <w:t>≥90%</w:t>
+            </w:r>
+          </w:p>
+        </w:tc>
+      </w:tr>
+      <w:tr>
+        <w:tblPrEx>
+          <w:tblBorders>
+            <w:top w:val="single" w:color="416AAB" w:sz="24" w:space="0"/>
+            <w:left w:val="single" w:color="416AAB" w:sz="24" w:space="0"/>
+            <w:bottom w:val="single" w:color="416AAB" w:sz="24" w:space="0"/>
+            <w:right w:val="single" w:color="416AAB" w:sz="24" w:space="0"/>
+            <w:insideH w:val="single" w:color="416AAB" w:sz="24" w:space="0"/>
+            <w:insideV w:val="single" w:color="416AAB" w:sz="24" w:space="0"/>
+          </w:tblBorders>
+          <w:tblCellMar>
+            <w:top w:w="0" w:type="dxa"/>
+            <w:left w:w="0" w:type="dxa"/>
+            <w:bottom w:w="0" w:type="dxa"/>
+            <w:right w:w="0" w:type="dxa"/>
+          </w:tblCellMar>
+        </w:tblPrEx>
+        <w:trPr>
+          <w:trHeight w:val="454" w:hRule="atLeast"/>
+          <w:jc w:val="center"/>
+        </w:trPr>
+        <w:tc>
+          <w:tcPr>
+            <w:tcW w:w="992" w:type="dxa"/>
+            <w:vMerge w:val="continue"/>
+            <w:tcBorders>
+              <w:top w:val="single" w:color="A4A4A4" w:sz="4" w:space="0"/>
+              <w:left w:val="nil"/>
+              <w:bottom w:val="single" w:color="A4A4A4" w:sz="4" w:space="0"/>
+              <w:right w:val="single" w:color="A4A4A4" w:sz="4" w:space="0"/>
+            </w:tcBorders>
+            <w:shd w:val="clear" w:color="auto" w:fill="auto"/>
+            <w:vAlign w:val="center"/>
+          </w:tcPr>
+          <w:p>
+            <w:pPr>
+              <w:keepNext w:val="0"/>
+              <w:keepLines w:val="0"/>
+              <w:pageBreakBefore w:val="0"/>
+              <w:widowControl w:val="0"/>
+              <w:kinsoku/>
+              <w:wordWrap/>
+              <w:overflowPunct/>
+              <w:topLinePunct w:val="0"/>
+              <w:autoSpaceDN/>
+              <w:bidi w:val="0"/>
+              <w:adjustRightInd/>
+              <w:snapToGrid/>
+              <w:ind w:left="57" w:right="57"/>
+              <w:jc w:val="center"/>
+              <w:textAlignment w:val="auto"/>
+              <w:rPr>
+                <w:rFonts w:hint="default" w:ascii="Times New Roman" w:hAnsi="Times New Roman" w:eastAsia="微软雅黑" w:cs="Times New Roman"/>
+                <w:b/>
+                <w:bCs/>
+                <w:sz w:val="20"/>
+                <w:szCs w:val="20"/>
+              </w:rPr>
+            </w:pPr>
+          </w:p>
+        </w:tc>
+        <w:tc>
+          <w:tcPr>
+            <w:tcW w:w="992" w:type="dxa"/>
+            <w:vMerge w:val="continue"/>
+            <w:tcBorders>
+              <w:top w:val="single" w:color="A4A4A4" w:sz="4" w:space="0"/>
+              <w:left w:val="nil"/>
+              <w:bottom w:val="single" w:color="A4A4A4" w:sz="4" w:space="0"/>
+              <w:right w:val="single" w:color="A4A4A4" w:sz="4" w:space="0"/>
+            </w:tcBorders>
+            <w:shd w:val="clear" w:color="auto" w:fill="auto"/>
+            <w:vAlign w:val="center"/>
+          </w:tcPr>
+          <w:p>
+            <w:pPr>
+              <w:keepNext w:val="0"/>
+              <w:keepLines w:val="0"/>
+              <w:pageBreakBefore w:val="0"/>
+              <w:widowControl w:val="0"/>
+              <w:kinsoku/>
+              <w:wordWrap/>
+              <w:overflowPunct/>
+              <w:topLinePunct w:val="0"/>
+              <w:autoSpaceDN/>
+              <w:bidi w:val="0"/>
+              <w:adjustRightInd/>
+              <w:snapToGrid/>
+              <w:ind w:left="57" w:right="57"/>
+              <w:jc w:val="center"/>
+              <w:textAlignment w:val="auto"/>
+              <w:rPr>
+                <w:rFonts w:hint="eastAsia" w:ascii="微软雅黑" w:hAnsi="微软雅黑" w:eastAsia="微软雅黑" w:cs="微软雅黑"/>
+                <w:b/>
+                <w:bCs/>
+                <w:sz w:val="18"/>
+                <w:szCs w:val="18"/>
+              </w:rPr>
+            </w:pPr>
+          </w:p>
+        </w:tc>
+        <w:tc>
+          <w:tcPr>
+            <w:tcW w:w="2717" w:type="dxa"/>
+            <w:tcBorders>
+              <w:top w:val="single" w:color="A4A4A4" w:sz="4" w:space="0"/>
+              <w:left w:val="single" w:color="A4A4A4" w:sz="4" w:space="0"/>
+              <w:bottom w:val="single" w:color="A4A4A4" w:sz="4" w:space="0"/>
+              <w:right w:val="single" w:color="A4A4A4" w:sz="4" w:space="0"/>
+            </w:tcBorders>
+            <w:shd w:val="clear" w:color="auto" w:fill="auto"/>
+            <w:vAlign w:val="center"/>
+          </w:tcPr>
+          <w:p>
+            <w:pPr>
+              <w:autoSpaceDE w:val="0"/>
+              <w:ind w:left="110" w:leftChars="50"/>
+              <w:jc w:val="center"/>
+              <w:rPr>
+                <w:rFonts w:hint="default" w:ascii="Times New Roman" w:hAnsi="Times New Roman" w:eastAsia="微软雅黑" w:cs="Times New Roman"/>
+                <w:sz w:val="21"/>
+                <w:szCs w:val="21"/>
+                <w:lang w:val="en-US" w:eastAsia="zh-CN" w:bidi="ar-SA"/>
+              </w:rPr>
+            </w:pPr>
+            <w:r>
+              <w:rPr>
+                <w:rFonts w:hint="default" w:ascii="Times New Roman" w:hAnsi="Times New Roman" w:eastAsia="微软雅黑" w:cs="Times New Roman"/>
+                <w:sz w:val="21"/>
+                <w:szCs w:val="21"/>
+                <w:lang w:eastAsia="zh-CN" w:bidi="ar"/>
+              </w:rPr>
+              <w:t>DNA基因组比对率</w:t>
+            </w:r>
+          </w:p>
+        </w:tc>
+        <w:tc>
+          <w:tcPr>
+            <w:tcW w:w="2378" w:type="dxa"/>
+            <w:tcBorders>
+              <w:top w:val="single" w:color="A4A4A4" w:sz="4" w:space="0"/>
+              <w:left w:val="single" w:color="A4A4A4" w:sz="4" w:space="0"/>
+              <w:bottom w:val="single" w:color="A4A4A4" w:sz="4" w:space="0"/>
+              <w:right w:val="single" w:color="A4A4A4" w:sz="4" w:space="0"/>
+            </w:tcBorders>
+            <w:shd w:val="clear" w:color="auto" w:fill="auto"/>
+            <w:vAlign w:val="center"/>
+          </w:tcPr>
+          <w:p>
+            <w:pPr>
+              <w:ind w:left="119" w:leftChars="0"/>
+              <w:jc w:val="center"/>
+              <w:rPr>
+                <w:rFonts w:hint="default" w:ascii="Times New Roman" w:hAnsi="Times New Roman" w:eastAsia="微软雅黑" w:cs="Times New Roman"/>
+                <w:sz w:val="21"/>
+                <w:szCs w:val="21"/>
+                <w:highlight w:val="lightGray"/>
+                <w:lang w:val="en-US" w:eastAsia="zh-CN" w:bidi="ar-SA"/>
+              </w:rPr>
+            </w:pPr>
+            <w:r>
+              <w:rPr>
+                <w:rFonts w:hint="default" w:ascii="Times New Roman" w:hAnsi="Times New Roman" w:eastAsia="微软雅黑" w:cs="Times New Roman"/>
+                <w:sz w:val="18"/>
+                <w:szCs w:val="18"/>
+                <w:lang w:eastAsia="zh-CN"/>
+              </w:rPr>
+              <w:t>{{ ql_qc_g_info</w:t>
+            </w:r>
+            <w:r>
+              <w:rPr>
+                <w:rFonts w:hint="eastAsia" w:ascii="Times New Roman" w:hAnsi="Times New Roman" w:eastAsia="微软雅黑" w:cs="Times New Roman"/>
+                <w:sz w:val="18"/>
+                <w:szCs w:val="18"/>
+                <w:lang w:val="en-US" w:eastAsia="zh-CN"/>
+              </w:rPr>
+              <w:t>.</w:t>
+            </w:r>
+            <w:r>
+              <w:rPr>
+                <w:rFonts w:hint="default" w:ascii="Times New Roman" w:hAnsi="Times New Roman" w:eastAsia="微软雅黑" w:cs="Times New Roman"/>
+                <w:sz w:val="18"/>
+                <w:szCs w:val="18"/>
+                <w:lang w:eastAsia="zh-CN"/>
+              </w:rPr>
+              <w:t>coverage_uniformity }}</w:t>
+            </w:r>
+          </w:p>
+        </w:tc>
+        <w:tc>
+          <w:tcPr>
+            <w:tcW w:w="2731" w:type="dxa"/>
+            <w:gridSpan w:val="2"/>
+            <w:tcBorders>
+              <w:top w:val="single" w:color="A4A4A4" w:sz="4" w:space="0"/>
+              <w:left w:val="single" w:color="A4A4A4" w:sz="4" w:space="0"/>
+              <w:bottom w:val="single" w:color="A4A4A4" w:sz="4" w:space="0"/>
+              <w:right w:val="nil"/>
+            </w:tcBorders>
+            <w:shd w:val="clear" w:color="auto" w:fill="auto"/>
+            <w:vAlign w:val="center"/>
+          </w:tcPr>
+          <w:p>
+            <w:pPr>
+              <w:autoSpaceDE w:val="0"/>
+              <w:ind w:left="110" w:leftChars="50"/>
+              <w:jc w:val="center"/>
+              <w:rPr>
+                <w:rFonts w:hint="default" w:ascii="Times New Roman" w:hAnsi="Times New Roman" w:eastAsia="微软雅黑" w:cs="Times New Roman"/>
+                <w:sz w:val="21"/>
+                <w:szCs w:val="21"/>
+                <w:highlight w:val="none"/>
+                <w:lang w:val="en-US" w:eastAsia="zh-CN" w:bidi="ar-SA"/>
+              </w:rPr>
+            </w:pPr>
+            <w:r>
+              <w:rPr>
+                <w:rFonts w:hint="default" w:ascii="Times New Roman" w:hAnsi="Times New Roman" w:eastAsia="微软雅黑" w:cs="Times New Roman"/>
+                <w:sz w:val="21"/>
+                <w:szCs w:val="21"/>
+                <w:highlight w:val="none"/>
+                <w:lang w:eastAsia="zh-CN" w:bidi="ar"/>
+              </w:rPr>
+              <w:t>≥95%</w:t>
+            </w:r>
+          </w:p>
+        </w:tc>
+      </w:tr>
+      <w:tr>
+        <w:tblPrEx>
+          <w:tblBorders>
+            <w:top w:val="single" w:color="416AAB" w:sz="24" w:space="0"/>
+            <w:left w:val="single" w:color="416AAB" w:sz="24" w:space="0"/>
+            <w:bottom w:val="single" w:color="416AAB" w:sz="24" w:space="0"/>
+            <w:right w:val="single" w:color="416AAB" w:sz="24" w:space="0"/>
+            <w:insideH w:val="single" w:color="416AAB" w:sz="24" w:space="0"/>
+            <w:insideV w:val="single" w:color="416AAB" w:sz="24" w:space="0"/>
+          </w:tblBorders>
+          <w:tblCellMar>
+            <w:top w:w="0" w:type="dxa"/>
+            <w:left w:w="0" w:type="dxa"/>
+            <w:bottom w:w="0" w:type="dxa"/>
+            <w:right w:w="0" w:type="dxa"/>
+          </w:tblCellMar>
+        </w:tblPrEx>
+        <w:trPr>
+          <w:trHeight w:val="454" w:hRule="atLeast"/>
+          <w:jc w:val="center"/>
+        </w:trPr>
+        <w:tc>
+          <w:tcPr>
+            <w:tcW w:w="992" w:type="dxa"/>
+            <w:vMerge w:val="continue"/>
+            <w:tcBorders>
+              <w:top w:val="single" w:color="A4A4A4" w:sz="4" w:space="0"/>
+              <w:left w:val="nil"/>
+              <w:bottom w:val="single" w:color="A4A4A4" w:sz="4" w:space="0"/>
+              <w:right w:val="single" w:color="A4A4A4" w:sz="4" w:space="0"/>
+            </w:tcBorders>
+            <w:shd w:val="clear" w:color="auto" w:fill="auto"/>
+            <w:vAlign w:val="center"/>
+          </w:tcPr>
+          <w:p>
+            <w:pPr>
+              <w:keepNext w:val="0"/>
+              <w:keepLines w:val="0"/>
+              <w:pageBreakBefore w:val="0"/>
+              <w:widowControl w:val="0"/>
+              <w:kinsoku/>
+              <w:wordWrap/>
+              <w:overflowPunct/>
+              <w:topLinePunct w:val="0"/>
+              <w:autoSpaceDN/>
+              <w:bidi w:val="0"/>
+              <w:adjustRightInd/>
+              <w:snapToGrid/>
+              <w:ind w:left="57" w:right="57"/>
+              <w:jc w:val="center"/>
+              <w:textAlignment w:val="auto"/>
+              <w:rPr>
+                <w:rFonts w:hint="default" w:ascii="Times New Roman" w:hAnsi="Times New Roman" w:eastAsia="微软雅黑" w:cs="Times New Roman"/>
+                <w:b/>
+                <w:bCs/>
+                <w:sz w:val="20"/>
+                <w:szCs w:val="20"/>
+              </w:rPr>
+            </w:pPr>
+          </w:p>
+        </w:tc>
+        <w:tc>
+          <w:tcPr>
+            <w:tcW w:w="992" w:type="dxa"/>
+            <w:vMerge w:val="continue"/>
+            <w:tcBorders>
+              <w:top w:val="single" w:color="A4A4A4" w:sz="4" w:space="0"/>
+              <w:left w:val="nil"/>
+              <w:bottom w:val="single" w:color="A4A4A4" w:sz="4" w:space="0"/>
+              <w:right w:val="single" w:color="A4A4A4" w:sz="4" w:space="0"/>
+            </w:tcBorders>
+            <w:shd w:val="clear" w:color="auto" w:fill="auto"/>
+            <w:vAlign w:val="center"/>
+          </w:tcPr>
+          <w:p>
+            <w:pPr>
+              <w:keepNext w:val="0"/>
+              <w:keepLines w:val="0"/>
+              <w:pageBreakBefore w:val="0"/>
+              <w:widowControl w:val="0"/>
+              <w:kinsoku/>
+              <w:wordWrap/>
+              <w:overflowPunct/>
+              <w:topLinePunct w:val="0"/>
+              <w:autoSpaceDN/>
+              <w:bidi w:val="0"/>
+              <w:adjustRightInd/>
+              <w:snapToGrid/>
+              <w:ind w:left="57" w:right="57"/>
+              <w:jc w:val="center"/>
+              <w:textAlignment w:val="auto"/>
+              <w:rPr>
+                <w:rFonts w:hint="eastAsia" w:ascii="微软雅黑" w:hAnsi="微软雅黑" w:eastAsia="微软雅黑" w:cs="微软雅黑"/>
+                <w:b/>
+                <w:bCs/>
+                <w:sz w:val="18"/>
+                <w:szCs w:val="18"/>
+              </w:rPr>
+            </w:pPr>
+          </w:p>
+        </w:tc>
+        <w:tc>
+          <w:tcPr>
+            <w:tcW w:w="2717" w:type="dxa"/>
+            <w:tcBorders>
+              <w:top w:val="single" w:color="A4A4A4" w:sz="4" w:space="0"/>
+              <w:left w:val="single" w:color="A4A4A4" w:sz="4" w:space="0"/>
+              <w:bottom w:val="single" w:color="A4A4A4" w:sz="4" w:space="0"/>
+              <w:right w:val="single" w:color="A4A4A4" w:sz="4" w:space="0"/>
+            </w:tcBorders>
+            <w:shd w:val="clear" w:color="auto" w:fill="auto"/>
+            <w:vAlign w:val="center"/>
+          </w:tcPr>
+          <w:p>
+            <w:pPr>
+              <w:autoSpaceDE w:val="0"/>
+              <w:ind w:left="110" w:leftChars="50"/>
+              <w:jc w:val="center"/>
+              <w:rPr>
+                <w:rFonts w:hint="default" w:ascii="Times New Roman" w:hAnsi="Times New Roman" w:eastAsia="微软雅黑" w:cs="Times New Roman"/>
+                <w:sz w:val="21"/>
+                <w:szCs w:val="21"/>
+                <w:lang w:val="en-US" w:eastAsia="zh-CN" w:bidi="ar-SA"/>
+              </w:rPr>
+            </w:pPr>
+            <w:r>
+              <w:rPr>
+                <w:rFonts w:hint="default" w:ascii="Times New Roman" w:hAnsi="Times New Roman" w:eastAsia="微软雅黑" w:cs="Times New Roman"/>
+                <w:sz w:val="21"/>
+                <w:szCs w:val="21"/>
+                <w:lang w:eastAsia="zh-CN" w:bidi="ar"/>
+              </w:rPr>
+              <w:t>DNA碱基质量Q30占比</w:t>
+            </w:r>
+          </w:p>
+        </w:tc>
+        <w:tc>
+          <w:tcPr>
+            <w:tcW w:w="2378" w:type="dxa"/>
+            <w:tcBorders>
+              <w:top w:val="single" w:color="A4A4A4" w:sz="4" w:space="0"/>
+              <w:left w:val="single" w:color="A4A4A4" w:sz="4" w:space="0"/>
+              <w:bottom w:val="single" w:color="A4A4A4" w:sz="4" w:space="0"/>
+              <w:right w:val="single" w:color="A4A4A4" w:sz="4" w:space="0"/>
+            </w:tcBorders>
+            <w:shd w:val="clear" w:color="auto" w:fill="auto"/>
+            <w:vAlign w:val="center"/>
+          </w:tcPr>
+          <w:p>
+            <w:pPr>
+              <w:ind w:left="119" w:leftChars="0"/>
+              <w:jc w:val="center"/>
+              <w:rPr>
+                <w:rFonts w:hint="default" w:ascii="Times New Roman" w:hAnsi="Times New Roman" w:eastAsia="微软雅黑" w:cs="Times New Roman"/>
+                <w:sz w:val="21"/>
+                <w:szCs w:val="21"/>
+                <w:highlight w:val="lightGray"/>
+                <w:lang w:val="en-US" w:eastAsia="zh-CN" w:bidi="ar-SA"/>
+              </w:rPr>
+            </w:pPr>
+            <w:r>
+              <w:rPr>
+                <w:rFonts w:hint="default" w:ascii="Times New Roman" w:hAnsi="Times New Roman" w:eastAsia="微软雅黑" w:cs="Times New Roman"/>
+                <w:sz w:val="18"/>
+                <w:szCs w:val="18"/>
+                <w:lang w:eastAsia="zh-CN"/>
+              </w:rPr>
+              <w:t>{{ ql_qc_g_info</w:t>
+            </w:r>
+            <w:r>
+              <w:rPr>
+                <w:rFonts w:hint="eastAsia" w:ascii="Times New Roman" w:hAnsi="Times New Roman" w:eastAsia="微软雅黑" w:cs="Times New Roman"/>
+                <w:sz w:val="18"/>
+                <w:szCs w:val="18"/>
+                <w:lang w:val="en-US" w:eastAsia="zh-CN"/>
+              </w:rPr>
+              <w:t>.</w:t>
+            </w:r>
+            <w:r>
+              <w:rPr>
+                <w:rFonts w:hint="default" w:ascii="Times New Roman" w:hAnsi="Times New Roman" w:eastAsia="微软雅黑" w:cs="Times New Roman"/>
+                <w:sz w:val="18"/>
+                <w:szCs w:val="18"/>
+                <w:lang w:eastAsia="zh-CN"/>
+              </w:rPr>
+              <w:t>genome_alignment }}</w:t>
+            </w:r>
+          </w:p>
+        </w:tc>
+        <w:tc>
+          <w:tcPr>
+            <w:tcW w:w="2731" w:type="dxa"/>
+            <w:gridSpan w:val="2"/>
+            <w:tcBorders>
+              <w:top w:val="single" w:color="A4A4A4" w:sz="4" w:space="0"/>
+              <w:left w:val="single" w:color="A4A4A4" w:sz="4" w:space="0"/>
+              <w:bottom w:val="single" w:color="A4A4A4" w:sz="4" w:space="0"/>
+              <w:right w:val="nil"/>
+            </w:tcBorders>
+            <w:shd w:val="clear" w:color="auto" w:fill="auto"/>
+            <w:vAlign w:val="center"/>
+          </w:tcPr>
+          <w:p>
+            <w:pPr>
+              <w:autoSpaceDE w:val="0"/>
+              <w:ind w:left="110" w:leftChars="50"/>
+              <w:jc w:val="center"/>
+              <w:rPr>
+                <w:rFonts w:hint="default" w:ascii="Times New Roman" w:hAnsi="Times New Roman" w:eastAsia="微软雅黑" w:cs="Times New Roman"/>
+                <w:sz w:val="21"/>
+                <w:szCs w:val="21"/>
+                <w:highlight w:val="none"/>
+                <w:lang w:val="en-US" w:eastAsia="zh-CN" w:bidi="ar-SA"/>
+              </w:rPr>
+            </w:pPr>
+            <w:r>
+              <w:rPr>
+                <w:rFonts w:hint="default" w:ascii="Times New Roman" w:hAnsi="Times New Roman" w:eastAsia="微软雅黑" w:cs="Times New Roman"/>
+                <w:sz w:val="21"/>
+                <w:szCs w:val="21"/>
+                <w:highlight w:val="none"/>
+                <w:lang w:eastAsia="zh-CN" w:bidi="ar"/>
+              </w:rPr>
+              <w:t>≥80%</w:t>
+            </w:r>
+          </w:p>
+        </w:tc>
+      </w:tr>
+      <w:tr>
+        <w:tblPrEx>
+          <w:tblBorders>
+            <w:top w:val="single" w:color="416AAB" w:sz="24" w:space="0"/>
+            <w:left w:val="single" w:color="416AAB" w:sz="24" w:space="0"/>
+            <w:bottom w:val="single" w:color="416AAB" w:sz="24" w:space="0"/>
+            <w:right w:val="single" w:color="416AAB" w:sz="24" w:space="0"/>
+            <w:insideH w:val="single" w:color="416AAB" w:sz="24" w:space="0"/>
+            <w:insideV w:val="single" w:color="416AAB" w:sz="24" w:space="0"/>
+          </w:tblBorders>
+          <w:tblCellMar>
+            <w:top w:w="0" w:type="dxa"/>
+            <w:left w:w="0" w:type="dxa"/>
+            <w:bottom w:w="0" w:type="dxa"/>
+            <w:right w:w="0" w:type="dxa"/>
+          </w:tblCellMar>
+        </w:tblPrEx>
+        <w:trPr>
+          <w:gridAfter w:val="1"/>
+          <w:wAfter w:w="19" w:type="dxa"/>
+          <w:trHeight w:val="454" w:hRule="atLeast"/>
+          <w:jc w:val="center"/>
+        </w:trPr>
+        <w:tc>
+          <w:tcPr>
+            <w:tcW w:w="1984" w:type="dxa"/>
+            <w:gridSpan w:val="2"/>
+            <w:tcBorders>
+              <w:top w:val="single" w:color="A4A4A4" w:sz="4" w:space="0"/>
+              <w:left w:val="nil"/>
+              <w:bottom w:val="single" w:color="A4A4A4" w:sz="4" w:space="0"/>
+              <w:right w:val="single" w:color="A4A4A4" w:sz="4" w:space="0"/>
+            </w:tcBorders>
+            <w:shd w:val="clear" w:color="auto" w:fill="F1F1F1"/>
+            <w:vAlign w:val="center"/>
+          </w:tcPr>
+          <w:p>
+            <w:pPr>
+              <w:autoSpaceDE w:val="0"/>
+              <w:ind w:left="110" w:leftChars="50"/>
+              <w:jc w:val="center"/>
+              <w:rPr>
+                <w:rFonts w:hint="default" w:ascii="Times New Roman" w:hAnsi="Times New Roman" w:eastAsia="微软雅黑" w:cs="Times New Roman"/>
+                <w:b/>
+                <w:bCs/>
+                <w:sz w:val="21"/>
+                <w:szCs w:val="21"/>
+              </w:rPr>
+            </w:pPr>
+            <w:r>
+              <w:rPr>
+                <w:rFonts w:hint="default" w:ascii="Times New Roman" w:hAnsi="Times New Roman" w:eastAsia="微软雅黑" w:cs="Times New Roman"/>
+                <w:b/>
+                <w:bCs/>
+                <w:sz w:val="21"/>
+                <w:szCs w:val="21"/>
+                <w:lang w:eastAsia="zh-CN" w:bidi="ar"/>
+              </w:rPr>
+              <w:t>总体质量评估</w:t>
+            </w:r>
+          </w:p>
+        </w:tc>
+        <w:tc>
+          <w:tcPr>
+            <w:tcW w:w="7807" w:type="dxa"/>
+            <w:gridSpan w:val="3"/>
+            <w:tcBorders>
+              <w:top w:val="single" w:color="A4A4A4" w:sz="4" w:space="0"/>
+              <w:left w:val="single" w:color="A4A4A4" w:sz="4" w:space="0"/>
+              <w:bottom w:val="single" w:color="A4A4A4" w:sz="4" w:space="0"/>
+              <w:right w:val="nil"/>
+            </w:tcBorders>
+            <w:shd w:val="clear" w:color="auto" w:fill="F1F1F1"/>
+            <w:vAlign w:val="center"/>
+          </w:tcPr>
+          <w:p>
+            <w:pPr>
+              <w:autoSpaceDE w:val="0"/>
+              <w:ind w:left="110" w:leftChars="50"/>
+              <w:jc w:val="center"/>
+              <w:rPr>
+                <w:rFonts w:hint="default" w:ascii="Times New Roman" w:hAnsi="Times New Roman" w:eastAsia="微软雅黑" w:cs="Times New Roman"/>
+                <w:sz w:val="21"/>
+                <w:szCs w:val="21"/>
+                <w:lang w:eastAsia="zh-CN"/>
+              </w:rPr>
+            </w:pPr>
+            <w:r>
+              <w:rPr>
+                <w:rFonts w:hint="default" w:ascii="Times New Roman" w:hAnsi="Times New Roman" w:eastAsia="微软雅黑" w:cs="Times New Roman"/>
+                <w:color w:val="000000"/>
+                <w:sz w:val="21"/>
+                <w:szCs w:val="21"/>
+                <w:lang w:eastAsia="zh-CN"/>
+              </w:rPr>
+              <w:t>{{</w:t>
+            </w:r>
+            <w:r>
+              <w:rPr>
+                <w:rFonts w:hint="eastAsia" w:ascii="Times New Roman" w:hAnsi="Times New Roman" w:eastAsia="微软雅黑" w:cs="Times New Roman"/>
+                <w:color w:val="000000"/>
+                <w:sz w:val="21"/>
+                <w:szCs w:val="21"/>
+                <w:lang w:val="en-US" w:eastAsia="zh-CN"/>
+              </w:rPr>
+              <w:t xml:space="preserve"> sample_quality </w:t>
+            </w:r>
+            <w:r>
+              <w:rPr>
+                <w:rFonts w:hint="default" w:ascii="Times New Roman" w:hAnsi="Times New Roman" w:eastAsia="微软雅黑" w:cs="Times New Roman"/>
+                <w:color w:val="000000"/>
+                <w:sz w:val="21"/>
+                <w:szCs w:val="21"/>
+                <w:lang w:eastAsia="zh-CN"/>
+              </w:rPr>
+              <w:t>}}</w:t>
+            </w:r>
+          </w:p>
+        </w:tc>
+      </w:tr>
+    </w:tbl>
+    <w:p>
+      <w:pPr>
+        <w:widowControl w:val="0"/>
+        <w:tabs>
+          <w:tab w:val="left" w:pos="1317"/>
+        </w:tabs>
+        <w:kinsoku w:val="0"/>
+        <w:overflowPunct w:val="0"/>
+        <w:spacing w:before="40" w:after="0" w:line="187" w:lineRule="auto"/>
+        <w:ind w:right="1128"/>
+        <w:rPr>
+          <w:rFonts w:hint="eastAsia" w:ascii="Times New Roman" w:hAnsi="Times New Roman" w:eastAsia="微软雅黑" w:cs="Times New Roman"/>
+          <w:b/>
+          <w:bCs/>
+          <w:sz w:val="18"/>
+          <w:lang w:eastAsia="zh-CN"/>
+        </w:rPr>
+      </w:pPr>
+      <w:bookmarkStart w:id="13" w:name="_GoBack"/>
+      <w:bookmarkEnd w:id="13"/>
     </w:p>
     <w:p>
       <w:pPr>

--- a/WebContent/docx/BRCA12基因检测报告-双样本-齐鲁.docx
+++ b/WebContent/docx/BRCA12基因检测报告-双样本-齐鲁.docx
@@ -2243,6 +2243,12 @@
             <w:insideH w:val="single" w:color="A4A4A4" w:sz="4" w:space="0"/>
             <w:insideV w:val="single" w:color="A4A4A4" w:sz="4" w:space="0"/>
           </w:tblBorders>
+          <w:tblCellMar>
+            <w:top w:w="0" w:type="dxa"/>
+            <w:left w:w="0" w:type="dxa"/>
+            <w:bottom w:w="0" w:type="dxa"/>
+            <w:right w:w="0" w:type="dxa"/>
+          </w:tblCellMar>
         </w:tblPrEx>
         <w:trPr>
           <w:trHeight w:val="510" w:hRule="atLeast"/>
@@ -5441,6 +5447,12 @@
             <w:insideH w:val="single" w:color="A4A4A4" w:sz="4" w:space="0"/>
             <w:insideV w:val="single" w:color="A4A4A4" w:sz="4" w:space="0"/>
           </w:tblBorders>
+          <w:tblCellMar>
+            <w:top w:w="0" w:type="dxa"/>
+            <w:left w:w="0" w:type="dxa"/>
+            <w:bottom w:w="0" w:type="dxa"/>
+            <w:right w:w="0" w:type="dxa"/>
+          </w:tblCellMar>
         </w:tblPrEx>
         <w:trPr>
           <w:trHeight w:val="856" w:hRule="atLeast"/>
@@ -6863,10 +6875,10 @@
           <w:lang w:eastAsia="zh-CN"/>
         </w:rPr>
       </w:pPr>
-      <w:bookmarkStart w:id="0" w:name="_Toc20084"/>
-      <w:bookmarkStart w:id="1" w:name="_Toc149837259"/>
-      <w:bookmarkStart w:id="2" w:name="_Toc27793"/>
-      <w:bookmarkStart w:id="3" w:name="_Toc28455"/>
+      <w:bookmarkStart w:id="0" w:name="_Toc28455"/>
+      <w:bookmarkStart w:id="1" w:name="_Toc27793"/>
+      <w:bookmarkStart w:id="2" w:name="_Toc149837259"/>
+      <w:bookmarkStart w:id="3" w:name="_Toc20084"/>
       <w:r>
         <w:rPr>
           <w:rFonts w:hint="eastAsia" w:ascii="微软雅黑" w:hAnsi="微软雅黑" w:eastAsia="微软雅黑"/>
@@ -9165,8 +9177,8 @@
         </w:rPr>
       </w:pPr>
       <w:bookmarkStart w:id="4" w:name="_Toc18974"/>
-      <w:bookmarkStart w:id="5" w:name="_Toc3250"/>
-      <w:bookmarkStart w:id="6" w:name="_Toc27011"/>
+      <w:bookmarkStart w:id="5" w:name="_Toc27011"/>
+      <w:bookmarkStart w:id="6" w:name="_Toc3250"/>
       <w:bookmarkStart w:id="7" w:name="_Toc149837264"/>
       <w:r>
         <w:rPr>
@@ -10969,12 +10981,6 @@
             <w:insideH w:val="dotted" w:color="45A3A7" w:sz="4" w:space="0"/>
             <w:insideV w:val="dotted" w:color="45A3A7" w:sz="4" w:space="0"/>
           </w:tblBorders>
-          <w:tblCellMar>
-            <w:top w:w="0" w:type="dxa"/>
-            <w:left w:w="108" w:type="dxa"/>
-            <w:bottom w:w="0" w:type="dxa"/>
-            <w:right w:w="108" w:type="dxa"/>
-          </w:tblCellMar>
         </w:tblPrEx>
         <w:trPr>
           <w:trHeight w:val="420" w:hRule="atLeast"/>
@@ -19539,7 +19545,7 @@
                 <w:szCs w:val="18"/>
                 <w:lang w:eastAsia="zh-CN"/>
               </w:rPr>
-              <w:t>tumorcellcontent }}</w:t>
+              <w:t>DNA_total }}</w:t>
             </w:r>
           </w:p>
         </w:tc>
@@ -19761,7 +19767,7 @@
                 <w:szCs w:val="18"/>
                 <w:lang w:eastAsia="zh-CN"/>
               </w:rPr>
-              <w:t>DNA_total }}</w:t>
+              <w:t>DNA_degradation }}</w:t>
             </w:r>
           </w:p>
         </w:tc>
@@ -19985,7 +19991,7 @@
                 <w:szCs w:val="18"/>
                 <w:lang w:eastAsia="zh-CN"/>
               </w:rPr>
-              <w:t>DNA_degradation }}</w:t>
+              <w:t>outbound_quantity }}</w:t>
             </w:r>
           </w:p>
         </w:tc>
@@ -20243,7 +20249,7 @@
                 <w:szCs w:val="18"/>
                 <w:lang w:eastAsia="zh-CN"/>
               </w:rPr>
-              <w:t>outbound_quantity }}</w:t>
+              <w:t>sequencing_depth }}</w:t>
             </w:r>
           </w:p>
         </w:tc>
@@ -20282,6 +20288,228 @@
                 <w:lang w:eastAsia="zh-CN" w:bidi="ar"/>
               </w:rPr>
               <w:t>≥500</w:t>
+            </w:r>
+          </w:p>
+        </w:tc>
+      </w:tr>
+      <w:tr>
+        <w:tblPrEx>
+          <w:tblBorders>
+            <w:top w:val="single" w:color="416AAB" w:sz="24" w:space="0"/>
+            <w:left w:val="single" w:color="416AAB" w:sz="24" w:space="0"/>
+            <w:bottom w:val="single" w:color="416AAB" w:sz="24" w:space="0"/>
+            <w:right w:val="single" w:color="416AAB" w:sz="24" w:space="0"/>
+            <w:insideH w:val="single" w:color="416AAB" w:sz="24" w:space="0"/>
+            <w:insideV w:val="single" w:color="416AAB" w:sz="24" w:space="0"/>
+          </w:tblBorders>
+        </w:tblPrEx>
+        <w:trPr>
+          <w:trHeight w:val="454" w:hRule="atLeast"/>
+          <w:jc w:val="center"/>
+        </w:trPr>
+        <w:tc>
+          <w:tcPr>
+            <w:tcW w:w="992" w:type="dxa"/>
+            <w:vMerge w:val="continue"/>
+            <w:tcBorders>
+              <w:top w:val="single" w:color="A4A4A4" w:sz="4" w:space="0"/>
+              <w:left w:val="nil"/>
+              <w:bottom w:val="single" w:color="A4A4A4" w:sz="4" w:space="0"/>
+              <w:right w:val="single" w:color="A4A4A4" w:sz="4" w:space="0"/>
+            </w:tcBorders>
+            <w:shd w:val="clear" w:color="auto" w:fill="auto"/>
+            <w:vAlign w:val="center"/>
+          </w:tcPr>
+          <w:p>
+            <w:pPr>
+              <w:keepNext w:val="0"/>
+              <w:keepLines w:val="0"/>
+              <w:pageBreakBefore w:val="0"/>
+              <w:widowControl w:val="0"/>
+              <w:kinsoku/>
+              <w:wordWrap/>
+              <w:overflowPunct/>
+              <w:topLinePunct w:val="0"/>
+              <w:autoSpaceDN/>
+              <w:bidi w:val="0"/>
+              <w:adjustRightInd/>
+              <w:snapToGrid/>
+              <w:ind w:left="57" w:right="57"/>
+              <w:jc w:val="center"/>
+              <w:textAlignment w:val="auto"/>
+              <w:rPr>
+                <w:rFonts w:hint="default" w:ascii="Times New Roman" w:hAnsi="Times New Roman" w:eastAsia="微软雅黑" w:cs="Times New Roman"/>
+                <w:b/>
+                <w:bCs/>
+                <w:sz w:val="20"/>
+                <w:szCs w:val="20"/>
+              </w:rPr>
+            </w:pPr>
+          </w:p>
+        </w:tc>
+        <w:tc>
+          <w:tcPr>
+            <w:tcW w:w="992" w:type="dxa"/>
+            <w:vMerge w:val="continue"/>
+            <w:tcBorders>
+              <w:top w:val="single" w:color="A4A4A4" w:sz="4" w:space="0"/>
+              <w:left w:val="nil"/>
+              <w:bottom w:val="single" w:color="A4A4A4" w:sz="4" w:space="0"/>
+              <w:right w:val="single" w:color="A4A4A4" w:sz="4" w:space="0"/>
+            </w:tcBorders>
+            <w:shd w:val="clear" w:color="auto" w:fill="auto"/>
+            <w:vAlign w:val="center"/>
+          </w:tcPr>
+          <w:p>
+            <w:pPr>
+              <w:keepNext w:val="0"/>
+              <w:keepLines w:val="0"/>
+              <w:pageBreakBefore w:val="0"/>
+              <w:widowControl w:val="0"/>
+              <w:kinsoku/>
+              <w:wordWrap/>
+              <w:overflowPunct/>
+              <w:topLinePunct w:val="0"/>
+              <w:autoSpaceDN/>
+              <w:bidi w:val="0"/>
+              <w:adjustRightInd/>
+              <w:snapToGrid/>
+              <w:ind w:left="57" w:right="57"/>
+              <w:jc w:val="center"/>
+              <w:textAlignment w:val="auto"/>
+              <w:rPr>
+                <w:rFonts w:hint="eastAsia" w:ascii="微软雅黑" w:hAnsi="微软雅黑" w:eastAsia="微软雅黑" w:cs="微软雅黑"/>
+                <w:b/>
+                <w:bCs/>
+                <w:sz w:val="18"/>
+                <w:szCs w:val="18"/>
+              </w:rPr>
+            </w:pPr>
+          </w:p>
+        </w:tc>
+        <w:tc>
+          <w:tcPr>
+            <w:tcW w:w="2717" w:type="dxa"/>
+            <w:tcBorders>
+              <w:top w:val="single" w:color="A4A4A4" w:sz="4" w:space="0"/>
+              <w:left w:val="single" w:color="A4A4A4" w:sz="4" w:space="0"/>
+              <w:bottom w:val="single" w:color="A4A4A4" w:sz="4" w:space="0"/>
+              <w:right w:val="single" w:color="A4A4A4" w:sz="4" w:space="0"/>
+            </w:tcBorders>
+            <w:shd w:val="clear" w:color="auto" w:fill="auto"/>
+            <w:vAlign w:val="center"/>
+          </w:tcPr>
+          <w:p>
+            <w:pPr>
+              <w:autoSpaceDE w:val="0"/>
+              <w:ind w:left="110" w:leftChars="50"/>
+              <w:jc w:val="center"/>
+              <w:rPr>
+                <w:rFonts w:hint="default" w:ascii="Times New Roman" w:hAnsi="Times New Roman" w:eastAsia="微软雅黑" w:cs="Times New Roman"/>
+                <w:sz w:val="21"/>
+                <w:szCs w:val="21"/>
+                <w:lang w:val="en-US" w:eastAsia="zh-CN" w:bidi="ar-SA"/>
+              </w:rPr>
+            </w:pPr>
+            <w:r>
+              <w:rPr>
+                <w:rFonts w:hint="default" w:ascii="Times New Roman" w:hAnsi="Times New Roman" w:eastAsia="微软雅黑" w:cs="Times New Roman"/>
+                <w:sz w:val="21"/>
+                <w:szCs w:val="21"/>
+                <w:lang w:eastAsia="zh-CN" w:bidi="ar"/>
+              </w:rPr>
+              <w:t>DNA覆盖均一性</w:t>
+            </w:r>
+          </w:p>
+        </w:tc>
+        <w:tc>
+          <w:tcPr>
+            <w:tcW w:w="2378" w:type="dxa"/>
+            <w:tcBorders>
+              <w:top w:val="single" w:color="A4A4A4" w:sz="4" w:space="0"/>
+              <w:left w:val="single" w:color="A4A4A4" w:sz="4" w:space="0"/>
+              <w:bottom w:val="single" w:color="A4A4A4" w:sz="4" w:space="0"/>
+              <w:right w:val="single" w:color="A4A4A4" w:sz="4" w:space="0"/>
+            </w:tcBorders>
+            <w:shd w:val="clear" w:color="auto" w:fill="auto"/>
+            <w:vAlign w:val="center"/>
+          </w:tcPr>
+          <w:p>
+            <w:pPr>
+              <w:ind w:left="119" w:leftChars="0"/>
+              <w:jc w:val="center"/>
+              <w:rPr>
+                <w:rFonts w:hint="default" w:ascii="Times New Roman" w:hAnsi="Times New Roman" w:eastAsia="微软雅黑" w:cs="Times New Roman"/>
+                <w:sz w:val="21"/>
+                <w:szCs w:val="21"/>
+                <w:highlight w:val="lightGray"/>
+                <w:lang w:val="en-US" w:eastAsia="zh-CN" w:bidi="ar-SA"/>
+              </w:rPr>
+            </w:pPr>
+            <w:r>
+              <w:rPr>
+                <w:rFonts w:hint="default" w:ascii="Times New Roman" w:hAnsi="Times New Roman" w:eastAsia="微软雅黑" w:cs="Times New Roman"/>
+                <w:sz w:val="18"/>
+                <w:szCs w:val="18"/>
+                <w:lang w:eastAsia="zh-CN"/>
+              </w:rPr>
+              <w:t>{{ ql_qc_g_info</w:t>
+            </w:r>
+            <w:r>
+              <w:rPr>
+                <w:rFonts w:hint="eastAsia" w:ascii="Times New Roman" w:hAnsi="Times New Roman" w:eastAsia="微软雅黑" w:cs="Times New Roman"/>
+                <w:sz w:val="18"/>
+                <w:szCs w:val="18"/>
+                <w:lang w:val="en-US" w:eastAsia="zh-CN"/>
+              </w:rPr>
+              <w:t>.</w:t>
+            </w:r>
+            <w:r>
+              <w:rPr>
+                <w:rFonts w:hint="default" w:ascii="Times New Roman" w:hAnsi="Times New Roman" w:eastAsia="微软雅黑" w:cs="Times New Roman"/>
+                <w:sz w:val="18"/>
+                <w:szCs w:val="18"/>
+                <w:lang w:eastAsia="zh-CN"/>
+              </w:rPr>
+              <w:t>coverage_uniformity }}</w:t>
+            </w:r>
+          </w:p>
+        </w:tc>
+        <w:tc>
+          <w:tcPr>
+            <w:tcW w:w="2731" w:type="dxa"/>
+            <w:gridSpan w:val="2"/>
+            <w:tcBorders>
+              <w:top w:val="single" w:color="A4A4A4" w:sz="4" w:space="0"/>
+              <w:left w:val="single" w:color="A4A4A4" w:sz="4" w:space="0"/>
+              <w:bottom w:val="single" w:color="A4A4A4" w:sz="4" w:space="0"/>
+              <w:right w:val="nil"/>
+            </w:tcBorders>
+            <w:shd w:val="clear" w:color="auto" w:fill="auto"/>
+            <w:vAlign w:val="center"/>
+          </w:tcPr>
+          <w:p>
+            <w:pPr>
+              <w:autoSpaceDE w:val="0"/>
+              <w:ind w:left="110" w:leftChars="50"/>
+              <w:jc w:val="center"/>
+              <w:rPr>
+                <w:rFonts w:hint="default" w:ascii="Times New Roman" w:hAnsi="Times New Roman" w:eastAsia="微软雅黑" w:cs="Times New Roman"/>
+                <w:sz w:val="21"/>
+                <w:szCs w:val="21"/>
+                <w:highlight w:val="none"/>
+                <w:lang w:val="en-US" w:eastAsia="zh-CN" w:bidi="ar-SA"/>
+              </w:rPr>
+            </w:pPr>
+            <w:r>
+              <w:rPr>
+                <w:rFonts w:hint="default" w:ascii="Times New Roman" w:hAnsi="Times New Roman" w:eastAsia="微软雅黑" w:cs="Times New Roman"/>
+                <w:sz w:val="21"/>
+                <w:szCs w:val="21"/>
+                <w:highlight w:val="none"/>
+                <w:lang w:eastAsia="zh-CN" w:bidi="ar"/>
+              </w:rPr>
+              <w:t>≥90%</w:t>
             </w:r>
           </w:p>
         </w:tc>
@@ -20418,7 +20646,7 @@
                 <w:szCs w:val="21"/>
                 <w:lang w:eastAsia="zh-CN" w:bidi="ar"/>
               </w:rPr>
-              <w:t>DNA覆盖均一性</w:t>
+              <w:t>DNA基因组比对率</w:t>
             </w:r>
           </w:p>
         </w:tc>
@@ -20471,7 +20699,7 @@
                 <w:szCs w:val="18"/>
                 <w:lang w:eastAsia="zh-CN"/>
               </w:rPr>
-              <w:t>sequencing_depth }}</w:t>
+              <w:t>genome_alignment }}</w:t>
             </w:r>
           </w:p>
         </w:tc>
@@ -20509,7 +20737,7 @@
                 <w:highlight w:val="none"/>
                 <w:lang w:eastAsia="zh-CN" w:bidi="ar"/>
               </w:rPr>
-              <w:t>≥90%</w:t>
+              <w:t>≥95%</w:t>
             </w:r>
           </w:p>
         </w:tc>
@@ -20646,7 +20874,7 @@
                 <w:szCs w:val="21"/>
                 <w:lang w:eastAsia="zh-CN" w:bidi="ar"/>
               </w:rPr>
-              <w:t>DNA基因组比对率</w:t>
+              <w:t>DNA碱基质量Q30占比</w:t>
             </w:r>
           </w:p>
         </w:tc>
@@ -20694,241 +20922,24 @@
             </w:r>
             <w:r>
               <w:rPr>
-                <w:rFonts w:hint="default" w:ascii="Times New Roman" w:hAnsi="Times New Roman" w:eastAsia="微软雅黑" w:cs="Times New Roman"/>
-                <w:sz w:val="18"/>
-                <w:szCs w:val="18"/>
-                <w:lang w:eastAsia="zh-CN"/>
-              </w:rPr>
-              <w:t>coverage_uniformity }}</w:t>
-            </w:r>
-          </w:p>
-        </w:tc>
-        <w:tc>
-          <w:tcPr>
-            <w:tcW w:w="2731" w:type="dxa"/>
-            <w:gridSpan w:val="2"/>
-            <w:tcBorders>
-              <w:top w:val="single" w:color="A4A4A4" w:sz="4" w:space="0"/>
-              <w:left w:val="single" w:color="A4A4A4" w:sz="4" w:space="0"/>
-              <w:bottom w:val="single" w:color="A4A4A4" w:sz="4" w:space="0"/>
-              <w:right w:val="nil"/>
-            </w:tcBorders>
-            <w:shd w:val="clear" w:color="auto" w:fill="auto"/>
-            <w:vAlign w:val="center"/>
-          </w:tcPr>
-          <w:p>
-            <w:pPr>
-              <w:autoSpaceDE w:val="0"/>
-              <w:ind w:left="110" w:leftChars="50"/>
-              <w:jc w:val="center"/>
-              <w:rPr>
-                <w:rFonts w:hint="default" w:ascii="Times New Roman" w:hAnsi="Times New Roman" w:eastAsia="微软雅黑" w:cs="Times New Roman"/>
-                <w:sz w:val="21"/>
-                <w:szCs w:val="21"/>
-                <w:highlight w:val="none"/>
-                <w:lang w:val="en-US" w:eastAsia="zh-CN" w:bidi="ar-SA"/>
-              </w:rPr>
-            </w:pPr>
-            <w:r>
-              <w:rPr>
-                <w:rFonts w:hint="default" w:ascii="Times New Roman" w:hAnsi="Times New Roman" w:eastAsia="微软雅黑" w:cs="Times New Roman"/>
-                <w:sz w:val="21"/>
-                <w:szCs w:val="21"/>
-                <w:highlight w:val="none"/>
-                <w:lang w:eastAsia="zh-CN" w:bidi="ar"/>
-              </w:rPr>
-              <w:t>≥95%</w:t>
-            </w:r>
-          </w:p>
-        </w:tc>
-      </w:tr>
-      <w:tr>
-        <w:tblPrEx>
-          <w:tblBorders>
-            <w:top w:val="single" w:color="416AAB" w:sz="24" w:space="0"/>
-            <w:left w:val="single" w:color="416AAB" w:sz="24" w:space="0"/>
-            <w:bottom w:val="single" w:color="416AAB" w:sz="24" w:space="0"/>
-            <w:right w:val="single" w:color="416AAB" w:sz="24" w:space="0"/>
-            <w:insideH w:val="single" w:color="416AAB" w:sz="24" w:space="0"/>
-            <w:insideV w:val="single" w:color="416AAB" w:sz="24" w:space="0"/>
-          </w:tblBorders>
-          <w:tblCellMar>
-            <w:top w:w="0" w:type="dxa"/>
-            <w:left w:w="0" w:type="dxa"/>
-            <w:bottom w:w="0" w:type="dxa"/>
-            <w:right w:w="0" w:type="dxa"/>
-          </w:tblCellMar>
-        </w:tblPrEx>
-        <w:trPr>
-          <w:trHeight w:val="454" w:hRule="atLeast"/>
-          <w:jc w:val="center"/>
-        </w:trPr>
-        <w:tc>
-          <w:tcPr>
-            <w:tcW w:w="992" w:type="dxa"/>
-            <w:vMerge w:val="continue"/>
-            <w:tcBorders>
-              <w:top w:val="single" w:color="A4A4A4" w:sz="4" w:space="0"/>
-              <w:left w:val="nil"/>
-              <w:bottom w:val="single" w:color="A4A4A4" w:sz="4" w:space="0"/>
-              <w:right w:val="single" w:color="A4A4A4" w:sz="4" w:space="0"/>
-            </w:tcBorders>
-            <w:shd w:val="clear" w:color="auto" w:fill="auto"/>
-            <w:vAlign w:val="center"/>
-          </w:tcPr>
-          <w:p>
-            <w:pPr>
-              <w:keepNext w:val="0"/>
-              <w:keepLines w:val="0"/>
-              <w:pageBreakBefore w:val="0"/>
-              <w:widowControl w:val="0"/>
-              <w:kinsoku/>
-              <w:wordWrap/>
-              <w:overflowPunct/>
-              <w:topLinePunct w:val="0"/>
-              <w:autoSpaceDN/>
-              <w:bidi w:val="0"/>
-              <w:adjustRightInd/>
-              <w:snapToGrid/>
-              <w:ind w:left="57" w:right="57"/>
-              <w:jc w:val="center"/>
-              <w:textAlignment w:val="auto"/>
-              <w:rPr>
-                <w:rFonts w:hint="default" w:ascii="Times New Roman" w:hAnsi="Times New Roman" w:eastAsia="微软雅黑" w:cs="Times New Roman"/>
-                <w:b/>
-                <w:bCs/>
-                <w:sz w:val="20"/>
-                <w:szCs w:val="20"/>
-              </w:rPr>
-            </w:pPr>
-          </w:p>
-        </w:tc>
-        <w:tc>
-          <w:tcPr>
-            <w:tcW w:w="992" w:type="dxa"/>
-            <w:vMerge w:val="continue"/>
-            <w:tcBorders>
-              <w:top w:val="single" w:color="A4A4A4" w:sz="4" w:space="0"/>
-              <w:left w:val="nil"/>
-              <w:bottom w:val="single" w:color="A4A4A4" w:sz="4" w:space="0"/>
-              <w:right w:val="single" w:color="A4A4A4" w:sz="4" w:space="0"/>
-            </w:tcBorders>
-            <w:shd w:val="clear" w:color="auto" w:fill="auto"/>
-            <w:vAlign w:val="center"/>
-          </w:tcPr>
-          <w:p>
-            <w:pPr>
-              <w:keepNext w:val="0"/>
-              <w:keepLines w:val="0"/>
-              <w:pageBreakBefore w:val="0"/>
-              <w:widowControl w:val="0"/>
-              <w:kinsoku/>
-              <w:wordWrap/>
-              <w:overflowPunct/>
-              <w:topLinePunct w:val="0"/>
-              <w:autoSpaceDN/>
-              <w:bidi w:val="0"/>
-              <w:adjustRightInd/>
-              <w:snapToGrid/>
-              <w:ind w:left="57" w:right="57"/>
-              <w:jc w:val="center"/>
-              <w:textAlignment w:val="auto"/>
-              <w:rPr>
-                <w:rFonts w:hint="eastAsia" w:ascii="微软雅黑" w:hAnsi="微软雅黑" w:eastAsia="微软雅黑" w:cs="微软雅黑"/>
-                <w:b/>
-                <w:bCs/>
-                <w:sz w:val="18"/>
-                <w:szCs w:val="18"/>
-              </w:rPr>
-            </w:pPr>
-          </w:p>
-        </w:tc>
-        <w:tc>
-          <w:tcPr>
-            <w:tcW w:w="2717" w:type="dxa"/>
-            <w:tcBorders>
-              <w:top w:val="single" w:color="A4A4A4" w:sz="4" w:space="0"/>
-              <w:left w:val="single" w:color="A4A4A4" w:sz="4" w:space="0"/>
-              <w:bottom w:val="single" w:color="A4A4A4" w:sz="4" w:space="0"/>
-              <w:right w:val="single" w:color="A4A4A4" w:sz="4" w:space="0"/>
-            </w:tcBorders>
-            <w:shd w:val="clear" w:color="auto" w:fill="auto"/>
-            <w:vAlign w:val="center"/>
-          </w:tcPr>
-          <w:p>
-            <w:pPr>
-              <w:autoSpaceDE w:val="0"/>
-              <w:ind w:left="110" w:leftChars="50"/>
-              <w:jc w:val="center"/>
-              <w:rPr>
-                <w:rFonts w:hint="default" w:ascii="Times New Roman" w:hAnsi="Times New Roman" w:eastAsia="微软雅黑" w:cs="Times New Roman"/>
-                <w:sz w:val="21"/>
-                <w:szCs w:val="21"/>
-                <w:lang w:val="en-US" w:eastAsia="zh-CN" w:bidi="ar-SA"/>
-              </w:rPr>
-            </w:pPr>
-            <w:r>
-              <w:rPr>
-                <w:rFonts w:hint="default" w:ascii="Times New Roman" w:hAnsi="Times New Roman" w:eastAsia="微软雅黑" w:cs="Times New Roman"/>
-                <w:sz w:val="21"/>
-                <w:szCs w:val="21"/>
-                <w:lang w:eastAsia="zh-CN" w:bidi="ar"/>
-              </w:rPr>
-              <w:t>DNA碱基质量Q30占比</w:t>
-            </w:r>
-          </w:p>
-        </w:tc>
-        <w:tc>
-          <w:tcPr>
-            <w:tcW w:w="2378" w:type="dxa"/>
-            <w:tcBorders>
-              <w:top w:val="single" w:color="A4A4A4" w:sz="4" w:space="0"/>
-              <w:left w:val="single" w:color="A4A4A4" w:sz="4" w:space="0"/>
-              <w:bottom w:val="single" w:color="A4A4A4" w:sz="4" w:space="0"/>
-              <w:right w:val="single" w:color="A4A4A4" w:sz="4" w:space="0"/>
-            </w:tcBorders>
-            <w:shd w:val="clear" w:color="auto" w:fill="auto"/>
-            <w:vAlign w:val="center"/>
-          </w:tcPr>
-          <w:p>
-            <w:pPr>
-              <w:ind w:left="119" w:leftChars="0"/>
-              <w:jc w:val="center"/>
-              <w:rPr>
-                <w:rFonts w:hint="default" w:ascii="Times New Roman" w:hAnsi="Times New Roman" w:eastAsia="微软雅黑" w:cs="Times New Roman"/>
-                <w:sz w:val="21"/>
-                <w:szCs w:val="21"/>
-                <w:highlight w:val="lightGray"/>
-                <w:lang w:val="en-US" w:eastAsia="zh-CN" w:bidi="ar-SA"/>
-              </w:rPr>
-            </w:pPr>
-            <w:r>
-              <w:rPr>
-                <w:rFonts w:hint="default" w:ascii="Times New Roman" w:hAnsi="Times New Roman" w:eastAsia="微软雅黑" w:cs="Times New Roman"/>
-                <w:sz w:val="18"/>
-                <w:szCs w:val="18"/>
-                <w:lang w:eastAsia="zh-CN"/>
-              </w:rPr>
-              <w:t>{{ ql_qc_g_info</w:t>
-            </w:r>
-            <w:r>
-              <w:rPr>
                 <w:rFonts w:hint="eastAsia" w:ascii="Times New Roman" w:hAnsi="Times New Roman" w:eastAsia="微软雅黑" w:cs="Times New Roman"/>
                 <w:sz w:val="18"/>
                 <w:szCs w:val="18"/>
-                <w:lang w:val="en-US" w:eastAsia="zh-CN"/>
-              </w:rPr>
-              <w:t>.</w:t>
-            </w:r>
-            <w:r>
-              <w:rPr>
-                <w:rFonts w:hint="default" w:ascii="Times New Roman" w:hAnsi="Times New Roman" w:eastAsia="微软雅黑" w:cs="Times New Roman"/>
-                <w:sz w:val="18"/>
-                <w:szCs w:val="18"/>
-                <w:lang w:eastAsia="zh-CN"/>
-              </w:rPr>
-              <w:t>genome_alignment }}</w:t>
-            </w:r>
+                <w:lang w:eastAsia="zh-CN"/>
+              </w:rPr>
+              <w:t>base_quality</w:t>
+            </w:r>
+            <w:r>
+              <w:rPr>
+                <w:rFonts w:hint="default" w:ascii="Times New Roman" w:hAnsi="Times New Roman" w:eastAsia="微软雅黑" w:cs="Times New Roman"/>
+                <w:sz w:val="18"/>
+                <w:szCs w:val="18"/>
+                <w:lang w:eastAsia="zh-CN"/>
+              </w:rPr>
+              <w:t xml:space="preserve"> }}</w:t>
+            </w:r>
+            <w:bookmarkStart w:id="13" w:name="_GoBack"/>
+            <w:bookmarkEnd w:id="13"/>
           </w:p>
         </w:tc>
         <w:tc>
@@ -21109,8 +21120,6 @@
           <w:lang w:eastAsia="zh-CN"/>
         </w:rPr>
       </w:pPr>
-      <w:bookmarkStart w:id="13" w:name="_GoBack"/>
-      <w:bookmarkEnd w:id="13"/>
     </w:p>
     <w:p>
       <w:pPr>

--- a/WebContent/docx/BRCA12基因检测报告-双样本-齐鲁.docx
+++ b/WebContent/docx/BRCA12基因检测报告-双样本-齐鲁.docx
@@ -6875,10 +6875,10 @@
           <w:lang w:eastAsia="zh-CN"/>
         </w:rPr>
       </w:pPr>
-      <w:bookmarkStart w:id="0" w:name="_Toc28455"/>
-      <w:bookmarkStart w:id="1" w:name="_Toc27793"/>
-      <w:bookmarkStart w:id="2" w:name="_Toc149837259"/>
-      <w:bookmarkStart w:id="3" w:name="_Toc20084"/>
+      <w:bookmarkStart w:id="0" w:name="_Toc20084"/>
+      <w:bookmarkStart w:id="1" w:name="_Toc149837259"/>
+      <w:bookmarkStart w:id="2" w:name="_Toc27793"/>
+      <w:bookmarkStart w:id="3" w:name="_Toc28455"/>
       <w:r>
         <w:rPr>
           <w:rFonts w:hint="eastAsia" w:ascii="微软雅黑" w:hAnsi="微软雅黑" w:eastAsia="微软雅黑"/>
@@ -9176,9 +9176,9 @@
           </w14:shadow>
         </w:rPr>
       </w:pPr>
-      <w:bookmarkStart w:id="4" w:name="_Toc18974"/>
-      <w:bookmarkStart w:id="5" w:name="_Toc27011"/>
-      <w:bookmarkStart w:id="6" w:name="_Toc3250"/>
+      <w:bookmarkStart w:id="4" w:name="_Toc27011"/>
+      <w:bookmarkStart w:id="5" w:name="_Toc3250"/>
+      <w:bookmarkStart w:id="6" w:name="_Toc18974"/>
       <w:bookmarkStart w:id="7" w:name="_Toc149837264"/>
       <w:r>
         <w:rPr>
@@ -10981,6 +10981,12 @@
             <w:insideH w:val="dotted" w:color="45A3A7" w:sz="4" w:space="0"/>
             <w:insideV w:val="dotted" w:color="45A3A7" w:sz="4" w:space="0"/>
           </w:tblBorders>
+          <w:tblCellMar>
+            <w:top w:w="0" w:type="dxa"/>
+            <w:left w:w="108" w:type="dxa"/>
+            <w:bottom w:w="0" w:type="dxa"/>
+            <w:right w:w="108" w:type="dxa"/>
+          </w:tblCellMar>
         </w:tblPrEx>
         <w:trPr>
           <w:trHeight w:val="420" w:hRule="atLeast"/>
@@ -19056,10 +19062,10 @@
         <w:spacing w:after="0"/>
         <w:jc w:val="both"/>
         <w:rPr>
-          <w:rFonts w:hint="eastAsia" w:ascii="微软雅黑" w:hAnsi="微软雅黑" w:eastAsia="微软雅黑"/>
+          <w:rFonts w:ascii="微软雅黑" w:hAnsi="微软雅黑" w:eastAsia="微软雅黑"/>
+          <w:b/>
           <w:color w:val="000000"/>
-          <w:sz w:val="13"/>
-          <w:lang w:eastAsia="zh-CN"/>
+          <w:sz w:val="24"/>
         </w:rPr>
       </w:pPr>
       <w:r>
@@ -19104,8 +19110,7 @@
         </w:tblCellMar>
       </w:tblPr>
       <w:tblGrid>
-        <w:gridCol w:w="992"/>
-        <w:gridCol w:w="992"/>
+        <w:gridCol w:w="1984"/>
         <w:gridCol w:w="2717"/>
         <w:gridCol w:w="2378"/>
         <w:gridCol w:w="2712"/>
@@ -19135,7 +19140,6 @@
         <w:tc>
           <w:tcPr>
             <w:tcW w:w="1984" w:type="dxa"/>
-            <w:gridSpan w:val="2"/>
             <w:tcBorders>
               <w:top w:val="nil"/>
               <w:left w:val="nil"/>
@@ -19147,35 +19151,27 @@
           </w:tcPr>
           <w:p>
             <w:pPr>
+              <w:widowControl w:val="0"/>
               <w:autoSpaceDE w:val="0"/>
+              <w:spacing w:after="0" w:line="240" w:lineRule="auto"/>
               <w:ind w:left="110" w:leftChars="50"/>
               <w:jc w:val="center"/>
               <w:rPr>
                 <w:rFonts w:hint="default" w:ascii="Times New Roman" w:hAnsi="Times New Roman" w:eastAsia="微软雅黑" w:cs="Times New Roman"/>
                 <w:b/>
-                <w:color w:val="FFFFFF" w:themeColor="background1"/>
+                <w:color w:val="FFFFFF"/>
                 <w:sz w:val="21"/>
                 <w:szCs w:val="21"/>
-                <w14:textFill>
-                  <w14:solidFill>
-                    <w14:schemeClr w14:val="bg1"/>
-                  </w14:solidFill>
-                </w14:textFill>
               </w:rPr>
             </w:pPr>
             <w:r>
               <w:rPr>
                 <w:rFonts w:hint="default" w:ascii="Times New Roman" w:hAnsi="Times New Roman" w:eastAsia="微软雅黑" w:cs="Times New Roman"/>
                 <w:b/>
-                <w:color w:val="FFFFFF" w:themeColor="background1"/>
+                <w:color w:val="FFFFFF"/>
                 <w:sz w:val="21"/>
                 <w:szCs w:val="21"/>
-                <w:lang w:eastAsia="zh-CN" w:bidi="ar"/>
-                <w14:textFill>
-                  <w14:solidFill>
-                    <w14:schemeClr w14:val="bg1"/>
-                  </w14:solidFill>
-                </w14:textFill>
+                <w:lang w:eastAsia="zh-CN"/>
               </w:rPr>
               <w:t>质控环节</w:t>
             </w:r>
@@ -19195,35 +19191,27 @@
           </w:tcPr>
           <w:p>
             <w:pPr>
+              <w:widowControl w:val="0"/>
               <w:autoSpaceDE w:val="0"/>
+              <w:spacing w:after="0" w:line="240" w:lineRule="auto"/>
               <w:ind w:left="110" w:leftChars="50"/>
               <w:jc w:val="center"/>
               <w:rPr>
                 <w:rFonts w:hint="default" w:ascii="Times New Roman" w:hAnsi="Times New Roman" w:eastAsia="微软雅黑" w:cs="Times New Roman"/>
                 <w:b/>
-                <w:color w:val="FFFFFF" w:themeColor="background1"/>
+                <w:color w:val="FFFFFF"/>
                 <w:sz w:val="21"/>
                 <w:szCs w:val="21"/>
-                <w14:textFill>
-                  <w14:solidFill>
-                    <w14:schemeClr w14:val="bg1"/>
-                  </w14:solidFill>
-                </w14:textFill>
               </w:rPr>
             </w:pPr>
             <w:r>
               <w:rPr>
                 <w:rFonts w:hint="default" w:ascii="Times New Roman" w:hAnsi="Times New Roman" w:eastAsia="微软雅黑" w:cs="Times New Roman"/>
                 <w:b/>
-                <w:color w:val="FFFFFF" w:themeColor="background1"/>
+                <w:color w:val="FFFFFF"/>
                 <w:sz w:val="21"/>
                 <w:szCs w:val="21"/>
-                <w:lang w:eastAsia="zh-CN" w:bidi="ar"/>
-                <w14:textFill>
-                  <w14:solidFill>
-                    <w14:schemeClr w14:val="bg1"/>
-                  </w14:solidFill>
-                </w14:textFill>
+                <w:lang w:eastAsia="zh-CN"/>
               </w:rPr>
               <w:t>质控参数</w:t>
             </w:r>
@@ -19243,35 +19231,27 @@
           </w:tcPr>
           <w:p>
             <w:pPr>
+              <w:widowControl w:val="0"/>
               <w:autoSpaceDE w:val="0"/>
+              <w:spacing w:after="0" w:line="240" w:lineRule="auto"/>
               <w:ind w:left="110" w:leftChars="50"/>
               <w:jc w:val="center"/>
               <w:rPr>
                 <w:rFonts w:hint="default" w:ascii="Times New Roman" w:hAnsi="Times New Roman" w:eastAsia="微软雅黑" w:cs="Times New Roman"/>
                 <w:b/>
-                <w:color w:val="FFFFFF" w:themeColor="background1"/>
+                <w:color w:val="FFFFFF"/>
                 <w:sz w:val="21"/>
                 <w:szCs w:val="21"/>
-                <w14:textFill>
-                  <w14:solidFill>
-                    <w14:schemeClr w14:val="bg1"/>
-                  </w14:solidFill>
-                </w14:textFill>
               </w:rPr>
             </w:pPr>
             <w:r>
               <w:rPr>
                 <w:rFonts w:hint="default" w:ascii="Times New Roman" w:hAnsi="Times New Roman" w:eastAsia="微软雅黑" w:cs="Times New Roman"/>
                 <w:b/>
-                <w:color w:val="FFFFFF" w:themeColor="background1"/>
+                <w:color w:val="FFFFFF"/>
                 <w:sz w:val="21"/>
                 <w:szCs w:val="21"/>
-                <w:lang w:eastAsia="zh-CN" w:bidi="ar"/>
-                <w14:textFill>
-                  <w14:solidFill>
-                    <w14:schemeClr w14:val="bg1"/>
-                  </w14:solidFill>
-                </w14:textFill>
+                <w:lang w:eastAsia="zh-CN"/>
               </w:rPr>
               <w:t>质控数值</w:t>
             </w:r>
@@ -19292,35 +19272,27 @@
           </w:tcPr>
           <w:p>
             <w:pPr>
+              <w:widowControl w:val="0"/>
               <w:autoSpaceDE w:val="0"/>
+              <w:spacing w:after="0" w:line="240" w:lineRule="auto"/>
               <w:ind w:left="110" w:leftChars="50"/>
               <w:jc w:val="center"/>
               <w:rPr>
                 <w:rFonts w:hint="default" w:ascii="Times New Roman" w:hAnsi="Times New Roman" w:eastAsia="微软雅黑" w:cs="Times New Roman"/>
                 <w:b/>
-                <w:color w:val="FFFFFF" w:themeColor="background1"/>
+                <w:color w:val="FFFFFF"/>
                 <w:sz w:val="21"/>
                 <w:szCs w:val="21"/>
-                <w14:textFill>
-                  <w14:solidFill>
-                    <w14:schemeClr w14:val="bg1"/>
-                  </w14:solidFill>
-                </w14:textFill>
               </w:rPr>
             </w:pPr>
             <w:r>
               <w:rPr>
                 <w:rFonts w:hint="default" w:ascii="Times New Roman" w:hAnsi="Times New Roman" w:eastAsia="微软雅黑" w:cs="Times New Roman"/>
                 <w:b/>
-                <w:color w:val="FFFFFF" w:themeColor="background1"/>
+                <w:color w:val="FFFFFF"/>
                 <w:sz w:val="21"/>
                 <w:szCs w:val="21"/>
-                <w:lang w:eastAsia="zh-CN" w:bidi="ar"/>
-                <w14:textFill>
-                  <w14:solidFill>
-                    <w14:schemeClr w14:val="bg1"/>
-                  </w14:solidFill>
-                </w14:textFill>
+                <w:lang w:eastAsia="zh-CN"/>
               </w:rPr>
               <w:t>质控标准</w:t>
             </w:r>
@@ -19350,7 +19322,7 @@
         </w:trPr>
         <w:tc>
           <w:tcPr>
-            <w:tcW w:w="992" w:type="dxa"/>
+            <w:tcW w:w="1984" w:type="dxa"/>
             <w:vMerge w:val="restart"/>
             <w:tcBorders>
               <w:top w:val="single" w:color="A4A4A4" w:sz="4" w:space="0"/>
@@ -19376,48 +19348,38 @@
               <w:bidi w:val="0"/>
               <w:adjustRightInd/>
               <w:snapToGrid/>
-              <w:ind w:left="57" w:leftChars="0" w:right="57" w:rightChars="0"/>
+              <w:spacing w:after="0" w:line="240" w:lineRule="auto"/>
+              <w:ind w:left="110" w:leftChars="50"/>
               <w:jc w:val="center"/>
               <w:textAlignment w:val="auto"/>
-              <w:rPr>
-                <w:rFonts w:hint="default" w:ascii="Times New Roman" w:hAnsi="Times New Roman" w:eastAsia="微软雅黑" w:cs="Times New Roman"/>
-                <w:b/>
-                <w:bCs/>
-                <w:sz w:val="21"/>
-                <w:szCs w:val="21"/>
-              </w:rPr>
-            </w:pPr>
-            <w:r>
               <w:rPr>
                 <w:rFonts w:hint="eastAsia" w:ascii="Times New Roman" w:hAnsi="Times New Roman" w:eastAsia="微软雅黑" w:cs="Times New Roman"/>
                 <w:b/>
                 <w:bCs/>
-                <w:sz w:val="21"/>
-                <w:szCs w:val="21"/>
+                <w:sz w:val="18"/>
+                <w:szCs w:val="18"/>
                 <w:lang w:val="en-US" w:eastAsia="zh-CN" w:bidi="ar"/>
               </w:rPr>
-              <w:t>DNA</w:t>
-            </w:r>
-            <w:r>
-              <w:rPr>
-                <w:rFonts w:hint="default" w:ascii="Times New Roman" w:hAnsi="Times New Roman" w:eastAsia="微软雅黑" w:cs="Times New Roman"/>
+            </w:pPr>
+            <w:r>
+              <w:rPr>
+                <w:rFonts w:hint="eastAsia" w:ascii="Times New Roman" w:hAnsi="Times New Roman" w:eastAsia="微软雅黑" w:cs="Times New Roman"/>
                 <w:b/>
                 <w:bCs/>
-                <w:sz w:val="21"/>
-                <w:szCs w:val="21"/>
+                <w:sz w:val="18"/>
+                <w:szCs w:val="18"/>
                 <w:lang w:eastAsia="zh-CN" w:bidi="ar"/>
               </w:rPr>
-              <w:t>质量评估</w:t>
+              <w:t>核酸质量评估</w:t>
             </w:r>
           </w:p>
         </w:tc>
         <w:tc>
           <w:tcPr>
-            <w:tcW w:w="992" w:type="dxa"/>
-            <w:vMerge w:val="restart"/>
+            <w:tcW w:w="2717" w:type="dxa"/>
             <w:tcBorders>
               <w:top w:val="single" w:color="A4A4A4" w:sz="4" w:space="0"/>
-              <w:left w:val="nil"/>
+              <w:left w:val="single" w:color="A4A4A4" w:sz="4" w:space="0"/>
               <w:bottom w:val="single" w:color="A4A4A4" w:sz="4" w:space="0"/>
               <w:right w:val="single" w:color="A4A4A4" w:sz="4" w:space="0"/>
             </w:tcBorders>
@@ -19439,59 +19401,22 @@
               <w:bidi w:val="0"/>
               <w:adjustRightInd/>
               <w:snapToGrid/>
-              <w:ind w:left="57" w:leftChars="0" w:right="57" w:rightChars="0"/>
+              <w:spacing w:after="0" w:line="240" w:lineRule="auto"/>
+              <w:ind w:left="110" w:leftChars="50"/>
               <w:jc w:val="center"/>
               <w:textAlignment w:val="auto"/>
               <w:rPr>
-                <w:rFonts w:hint="eastAsia" w:ascii="微软雅黑" w:hAnsi="微软雅黑" w:eastAsia="微软雅黑" w:cs="微软雅黑"/>
-                <w:b/>
-                <w:bCs/>
-                <w:sz w:val="18"/>
-                <w:szCs w:val="18"/>
-                <w:lang w:val="en-US" w:eastAsia="zh-CN" w:bidi="ar"/>
+                <w:rFonts w:hint="default" w:ascii="Times New Roman" w:hAnsi="Times New Roman" w:eastAsia="微软雅黑" w:cs="Times New Roman"/>
+                <w:sz w:val="18"/>
+                <w:szCs w:val="18"/>
+                <w:lang w:eastAsia="zh-CN" w:bidi="ar"/>
               </w:rPr>
             </w:pPr>
             <w:r>
               <w:rPr>
-                <w:rFonts w:hint="eastAsia" w:ascii="微软雅黑" w:hAnsi="微软雅黑" w:eastAsia="微软雅黑" w:cs="微软雅黑"/>
-                <w:b/>
-                <w:bCs/>
-                <w:sz w:val="18"/>
-                <w:szCs w:val="18"/>
-                <w:lang w:eastAsia="zh-CN" w:bidi="ar"/>
-              </w:rPr>
-              <w:t>核酸质量评估</w:t>
-            </w:r>
-          </w:p>
-        </w:tc>
-        <w:tc>
-          <w:tcPr>
-            <w:tcW w:w="2717" w:type="dxa"/>
-            <w:tcBorders>
-              <w:top w:val="single" w:color="A4A4A4" w:sz="4" w:space="0"/>
-              <w:left w:val="single" w:color="A4A4A4" w:sz="4" w:space="0"/>
-              <w:bottom w:val="single" w:color="A4A4A4" w:sz="4" w:space="0"/>
-              <w:right w:val="single" w:color="A4A4A4" w:sz="4" w:space="0"/>
-            </w:tcBorders>
-            <w:shd w:val="clear" w:color="auto" w:fill="auto"/>
-            <w:vAlign w:val="center"/>
-          </w:tcPr>
-          <w:p>
-            <w:pPr>
-              <w:autoSpaceDE w:val="0"/>
-              <w:ind w:left="110" w:leftChars="50"/>
-              <w:jc w:val="center"/>
-              <w:rPr>
-                <w:rFonts w:hint="default" w:ascii="Times New Roman" w:hAnsi="Times New Roman" w:eastAsia="微软雅黑" w:cs="Times New Roman"/>
-                <w:sz w:val="21"/>
-                <w:szCs w:val="21"/>
-              </w:rPr>
-            </w:pPr>
-            <w:r>
-              <w:rPr>
-                <w:rFonts w:hint="default" w:ascii="Times New Roman" w:hAnsi="Times New Roman" w:eastAsia="微软雅黑" w:cs="Times New Roman"/>
-                <w:sz w:val="21"/>
-                <w:szCs w:val="21"/>
+                <w:rFonts w:hint="default" w:ascii="Times New Roman" w:hAnsi="Times New Roman" w:eastAsia="微软雅黑" w:cs="Times New Roman"/>
+                <w:sz w:val="18"/>
+                <w:szCs w:val="18"/>
                 <w:lang w:eastAsia="zh-CN" w:bidi="ar"/>
               </w:rPr>
               <w:t>DNA总量（ng）</w:t>
@@ -19512,12 +19437,27 @@
           </w:tcPr>
           <w:p>
             <w:pPr>
+              <w:keepNext w:val="0"/>
+              <w:keepLines w:val="0"/>
+              <w:pageBreakBefore w:val="0"/>
+              <w:widowControl/>
+              <w:kinsoku/>
+              <w:wordWrap/>
+              <w:overflowPunct/>
+              <w:topLinePunct w:val="0"/>
+              <w:autoSpaceDN/>
+              <w:bidi w:val="0"/>
+              <w:adjustRightInd/>
+              <w:snapToGrid/>
+              <w:spacing w:after="0" w:line="240" w:lineRule="auto"/>
               <w:ind w:left="119" w:leftChars="0"/>
               <w:jc w:val="center"/>
-              <w:rPr>
-                <w:rFonts w:hint="default" w:ascii="Times New Roman" w:hAnsi="Times New Roman" w:eastAsia="微软雅黑" w:cs="Times New Roman"/>
-                <w:sz w:val="21"/>
-                <w:szCs w:val="21"/>
+              <w:textAlignment w:val="auto"/>
+              <w:rPr>
+                <w:rFonts w:hint="default" w:ascii="Times New Roman" w:hAnsi="Times New Roman" w:eastAsia="微软雅黑" w:cs="Times New Roman"/>
+                <w:sz w:val="18"/>
+                <w:szCs w:val="18"/>
+                <w:lang w:eastAsia="zh-CN"/>
               </w:rPr>
             </w:pPr>
             <w:r>
@@ -19564,7 +19504,23 @@
           </w:tcPr>
           <w:p>
             <w:pPr>
+              <w:keepNext w:val="0"/>
+              <w:keepLines w:val="0"/>
+              <w:pageBreakBefore w:val="0"/>
+              <w:widowControl/>
+              <w:kinsoku/>
+              <w:wordWrap/>
+              <w:overflowPunct/>
+              <w:topLinePunct w:val="0"/>
+              <w:autoSpaceDE w:val="0"/>
+              <w:autoSpaceDN/>
+              <w:bidi w:val="0"/>
+              <w:adjustRightInd/>
+              <w:snapToGrid/>
+              <w:spacing w:after="0" w:line="240" w:lineRule="auto"/>
+              <w:ind w:left="110" w:leftChars="50"/>
               <w:jc w:val="center"/>
+              <w:textAlignment w:val="auto"/>
               <w:rPr>
                 <w:rFonts w:hint="default" w:ascii="Times New Roman" w:hAnsi="Times New Roman" w:eastAsia="微软雅黑" w:cs="Times New Roman"/>
                 <w:sz w:val="21"/>
@@ -19575,10 +19531,9 @@
             <w:r>
               <w:rPr>
                 <w:rFonts w:hint="default" w:ascii="Times New Roman" w:hAnsi="Times New Roman" w:eastAsia="微软雅黑" w:cs="Times New Roman"/>
-                <w:sz w:val="21"/>
-                <w:szCs w:val="21"/>
-                <w:highlight w:val="none"/>
-                <w:shd w:val="clear"/>
+                <w:sz w:val="18"/>
+                <w:szCs w:val="18"/>
+                <w:lang w:eastAsia="zh-CN" w:bidi="ar"/>
               </w:rPr>
               <w:t>≥100</w:t>
             </w:r>
@@ -19608,7 +19563,7 @@
         </w:trPr>
         <w:tc>
           <w:tcPr>
-            <w:tcW w:w="992" w:type="dxa"/>
+            <w:tcW w:w="1984" w:type="dxa"/>
             <w:vMerge w:val="continue"/>
             <w:tcBorders>
               <w:top w:val="single" w:color="A4A4A4" w:sz="4" w:space="0"/>
@@ -19629,59 +19584,22 @@
               <w:wordWrap/>
               <w:overflowPunct/>
               <w:topLinePunct w:val="0"/>
+              <w:autoSpaceDE w:val="0"/>
               <w:autoSpaceDN/>
               <w:bidi w:val="0"/>
               <w:adjustRightInd/>
               <w:snapToGrid/>
-              <w:ind w:left="57" w:leftChars="0" w:right="57" w:rightChars="0"/>
+              <w:spacing w:after="0" w:line="240" w:lineRule="auto"/>
+              <w:ind w:left="110" w:leftChars="50"/>
               <w:jc w:val="center"/>
               <w:textAlignment w:val="auto"/>
               <w:rPr>
-                <w:rFonts w:hint="default" w:ascii="Times New Roman" w:hAnsi="Times New Roman" w:eastAsia="微软雅黑" w:cs="Times New Roman"/>
+                <w:rFonts w:hint="eastAsia" w:ascii="Times New Roman" w:hAnsi="Times New Roman" w:eastAsia="微软雅黑" w:cs="Times New Roman"/>
                 <w:b/>
                 <w:bCs/>
-                <w:sz w:val="20"/>
-                <w:szCs w:val="20"/>
-              </w:rPr>
-            </w:pPr>
-          </w:p>
-        </w:tc>
-        <w:tc>
-          <w:tcPr>
-            <w:tcW w:w="992" w:type="dxa"/>
-            <w:vMerge w:val="continue"/>
-            <w:tcBorders>
-              <w:top w:val="single" w:color="A4A4A4" w:sz="4" w:space="0"/>
-              <w:left w:val="nil"/>
-              <w:bottom w:val="single" w:color="A4A4A4" w:sz="4" w:space="0"/>
-              <w:right w:val="single" w:color="A4A4A4" w:sz="4" w:space="0"/>
-            </w:tcBorders>
-            <w:shd w:val="clear" w:color="auto" w:fill="auto"/>
-            <w:vAlign w:val="center"/>
-          </w:tcPr>
-          <w:p>
-            <w:pPr>
-              <w:keepNext w:val="0"/>
-              <w:keepLines w:val="0"/>
-              <w:pageBreakBefore w:val="0"/>
-              <w:widowControl w:val="0"/>
-              <w:kinsoku/>
-              <w:wordWrap/>
-              <w:overflowPunct/>
-              <w:topLinePunct w:val="0"/>
-              <w:autoSpaceDN/>
-              <w:bidi w:val="0"/>
-              <w:adjustRightInd/>
-              <w:snapToGrid/>
-              <w:ind w:left="57" w:leftChars="0" w:right="57" w:rightChars="0"/>
-              <w:jc w:val="center"/>
-              <w:textAlignment w:val="auto"/>
-              <w:rPr>
-                <w:rFonts w:hint="eastAsia" w:ascii="微软雅黑" w:hAnsi="微软雅黑" w:eastAsia="微软雅黑" w:cs="微软雅黑"/>
-                <w:b/>
-                <w:bCs/>
-                <w:sz w:val="18"/>
-                <w:szCs w:val="18"/>
+                <w:sz w:val="18"/>
+                <w:szCs w:val="18"/>
+                <w:lang w:eastAsia="zh-CN" w:bidi="ar"/>
               </w:rPr>
             </w:pPr>
           </w:p>
@@ -19700,20 +19618,35 @@
           </w:tcPr>
           <w:p>
             <w:pPr>
+              <w:keepNext w:val="0"/>
+              <w:keepLines w:val="0"/>
+              <w:pageBreakBefore w:val="0"/>
+              <w:widowControl w:val="0"/>
+              <w:kinsoku/>
+              <w:wordWrap/>
+              <w:overflowPunct/>
+              <w:topLinePunct w:val="0"/>
               <w:autoSpaceDE w:val="0"/>
+              <w:autoSpaceDN/>
+              <w:bidi w:val="0"/>
+              <w:adjustRightInd/>
+              <w:snapToGrid/>
+              <w:spacing w:after="0" w:line="240" w:lineRule="auto"/>
               <w:ind w:left="110" w:leftChars="50"/>
               <w:jc w:val="center"/>
-              <w:rPr>
-                <w:rFonts w:hint="default" w:ascii="Times New Roman" w:hAnsi="Times New Roman" w:eastAsia="微软雅黑" w:cs="Times New Roman"/>
-                <w:sz w:val="21"/>
-                <w:szCs w:val="21"/>
+              <w:textAlignment w:val="auto"/>
+              <w:rPr>
+                <w:rFonts w:hint="default" w:ascii="Times New Roman" w:hAnsi="Times New Roman" w:eastAsia="微软雅黑" w:cs="Times New Roman"/>
+                <w:sz w:val="18"/>
+                <w:szCs w:val="18"/>
+                <w:lang w:eastAsia="zh-CN" w:bidi="ar"/>
               </w:rPr>
             </w:pPr>
             <w:r>
               <w:rPr>
                 <w:rFonts w:hint="default" w:ascii="Times New Roman" w:hAnsi="Times New Roman" w:eastAsia="微软雅黑" w:cs="Times New Roman"/>
-                <w:sz w:val="21"/>
-                <w:szCs w:val="21"/>
+                <w:sz w:val="18"/>
+                <w:szCs w:val="18"/>
                 <w:lang w:eastAsia="zh-CN" w:bidi="ar"/>
               </w:rPr>
               <w:t>DNA降解程度</w:t>
@@ -19734,12 +19667,27 @@
           </w:tcPr>
           <w:p>
             <w:pPr>
+              <w:keepNext w:val="0"/>
+              <w:keepLines w:val="0"/>
+              <w:pageBreakBefore w:val="0"/>
+              <w:widowControl/>
+              <w:kinsoku/>
+              <w:wordWrap/>
+              <w:overflowPunct/>
+              <w:topLinePunct w:val="0"/>
+              <w:autoSpaceDN/>
+              <w:bidi w:val="0"/>
+              <w:adjustRightInd/>
+              <w:snapToGrid/>
+              <w:spacing w:after="0" w:line="240" w:lineRule="auto"/>
               <w:ind w:left="119" w:leftChars="0"/>
               <w:jc w:val="center"/>
-              <w:rPr>
-                <w:rFonts w:hint="default" w:ascii="Times New Roman" w:hAnsi="Times New Roman" w:eastAsia="微软雅黑" w:cs="Times New Roman"/>
-                <w:sz w:val="21"/>
-                <w:szCs w:val="21"/>
+              <w:textAlignment w:val="auto"/>
+              <w:rPr>
+                <w:rFonts w:hint="default" w:ascii="Times New Roman" w:hAnsi="Times New Roman" w:eastAsia="微软雅黑" w:cs="Times New Roman"/>
+                <w:sz w:val="18"/>
+                <w:szCs w:val="18"/>
+                <w:lang w:eastAsia="zh-CN"/>
               </w:rPr>
             </w:pPr>
             <w:r>
@@ -19786,22 +19734,35 @@
           </w:tcPr>
           <w:p>
             <w:pPr>
+              <w:keepNext w:val="0"/>
+              <w:keepLines w:val="0"/>
+              <w:pageBreakBefore w:val="0"/>
+              <w:widowControl/>
+              <w:kinsoku/>
+              <w:wordWrap/>
+              <w:overflowPunct/>
+              <w:topLinePunct w:val="0"/>
               <w:autoSpaceDE w:val="0"/>
+              <w:autoSpaceDN/>
+              <w:bidi w:val="0"/>
+              <w:adjustRightInd/>
+              <w:snapToGrid/>
+              <w:spacing w:after="0" w:line="240" w:lineRule="auto"/>
               <w:ind w:left="110" w:leftChars="50"/>
               <w:jc w:val="center"/>
-              <w:rPr>
-                <w:rFonts w:hint="default" w:ascii="Times New Roman" w:hAnsi="Times New Roman" w:eastAsia="微软雅黑" w:cs="Times New Roman"/>
-                <w:sz w:val="21"/>
-                <w:szCs w:val="21"/>
-                <w:highlight w:val="none"/>
+              <w:textAlignment w:val="auto"/>
+              <w:rPr>
+                <w:rFonts w:hint="default" w:ascii="微软雅黑" w:hAnsi="微软雅黑" w:eastAsia="微软雅黑" w:cs="微软雅黑"/>
+                <w:sz w:val="18"/>
+                <w:szCs w:val="18"/>
+                <w:lang w:eastAsia="zh-CN" w:bidi="ar"/>
               </w:rPr>
             </w:pPr>
             <w:r>
               <w:rPr>
                 <w:rFonts w:hint="default" w:ascii="Times New Roman" w:hAnsi="Times New Roman" w:eastAsia="微软雅黑" w:cs="Times New Roman"/>
-                <w:sz w:val="21"/>
-                <w:szCs w:val="21"/>
-                <w:highlight w:val="none"/>
+                <w:sz w:val="18"/>
+                <w:szCs w:val="18"/>
                 <w:lang w:eastAsia="zh-CN" w:bidi="ar"/>
               </w:rPr>
               <w:t>A/B/C级</w:t>
@@ -19832,7 +19793,7 @@
         </w:trPr>
         <w:tc>
           <w:tcPr>
-            <w:tcW w:w="992" w:type="dxa"/>
+            <w:tcW w:w="1984" w:type="dxa"/>
             <w:vMerge w:val="continue"/>
             <w:tcBorders>
               <w:top w:val="single" w:color="A4A4A4" w:sz="4" w:space="0"/>
@@ -19853,59 +19814,22 @@
               <w:wordWrap/>
               <w:overflowPunct/>
               <w:topLinePunct w:val="0"/>
+              <w:autoSpaceDE w:val="0"/>
               <w:autoSpaceDN/>
               <w:bidi w:val="0"/>
               <w:adjustRightInd/>
               <w:snapToGrid/>
-              <w:ind w:left="57" w:leftChars="0" w:right="57" w:rightChars="0"/>
+              <w:spacing w:after="0" w:line="240" w:lineRule="auto"/>
+              <w:ind w:left="110" w:leftChars="50"/>
               <w:jc w:val="center"/>
               <w:textAlignment w:val="auto"/>
               <w:rPr>
-                <w:rFonts w:hint="default" w:ascii="Times New Roman" w:hAnsi="Times New Roman" w:eastAsia="微软雅黑" w:cs="Times New Roman"/>
+                <w:rFonts w:hint="eastAsia" w:ascii="Times New Roman" w:hAnsi="Times New Roman" w:eastAsia="微软雅黑" w:cs="Times New Roman"/>
                 <w:b/>
                 <w:bCs/>
-                <w:sz w:val="20"/>
-                <w:szCs w:val="20"/>
-              </w:rPr>
-            </w:pPr>
-          </w:p>
-        </w:tc>
-        <w:tc>
-          <w:tcPr>
-            <w:tcW w:w="992" w:type="dxa"/>
-            <w:vMerge w:val="continue"/>
-            <w:tcBorders>
-              <w:top w:val="single" w:color="A4A4A4" w:sz="4" w:space="0"/>
-              <w:left w:val="nil"/>
-              <w:bottom w:val="single" w:color="A4A4A4" w:sz="4" w:space="0"/>
-              <w:right w:val="single" w:color="A4A4A4" w:sz="4" w:space="0"/>
-            </w:tcBorders>
-            <w:shd w:val="clear" w:color="auto" w:fill="auto"/>
-            <w:vAlign w:val="center"/>
-          </w:tcPr>
-          <w:p>
-            <w:pPr>
-              <w:keepNext w:val="0"/>
-              <w:keepLines w:val="0"/>
-              <w:pageBreakBefore w:val="0"/>
-              <w:widowControl w:val="0"/>
-              <w:kinsoku/>
-              <w:wordWrap/>
-              <w:overflowPunct/>
-              <w:topLinePunct w:val="0"/>
-              <w:autoSpaceDN/>
-              <w:bidi w:val="0"/>
-              <w:adjustRightInd/>
-              <w:snapToGrid/>
-              <w:ind w:left="57" w:leftChars="0" w:right="57" w:rightChars="0"/>
-              <w:jc w:val="center"/>
-              <w:textAlignment w:val="auto"/>
-              <w:rPr>
-                <w:rFonts w:hint="eastAsia" w:ascii="微软雅黑" w:hAnsi="微软雅黑" w:eastAsia="微软雅黑" w:cs="微软雅黑"/>
-                <w:b/>
-                <w:bCs/>
-                <w:sz w:val="18"/>
-                <w:szCs w:val="18"/>
+                <w:sz w:val="18"/>
+                <w:szCs w:val="18"/>
+                <w:lang w:eastAsia="zh-CN" w:bidi="ar"/>
               </w:rPr>
             </w:pPr>
           </w:p>
@@ -19924,20 +19848,35 @@
           </w:tcPr>
           <w:p>
             <w:pPr>
+              <w:keepNext w:val="0"/>
+              <w:keepLines w:val="0"/>
+              <w:pageBreakBefore w:val="0"/>
+              <w:widowControl w:val="0"/>
+              <w:kinsoku/>
+              <w:wordWrap/>
+              <w:overflowPunct/>
+              <w:topLinePunct w:val="0"/>
               <w:autoSpaceDE w:val="0"/>
+              <w:autoSpaceDN/>
+              <w:bidi w:val="0"/>
+              <w:adjustRightInd/>
+              <w:snapToGrid/>
+              <w:spacing w:after="0" w:line="240" w:lineRule="auto"/>
               <w:ind w:left="110" w:leftChars="50"/>
               <w:jc w:val="center"/>
-              <w:rPr>
-                <w:rFonts w:hint="default" w:ascii="Times New Roman" w:hAnsi="Times New Roman" w:eastAsia="微软雅黑" w:cs="Times New Roman"/>
-                <w:sz w:val="21"/>
-                <w:szCs w:val="21"/>
+              <w:textAlignment w:val="auto"/>
+              <w:rPr>
+                <w:rFonts w:hint="default" w:ascii="Times New Roman" w:hAnsi="Times New Roman" w:eastAsia="微软雅黑" w:cs="Times New Roman"/>
+                <w:sz w:val="18"/>
+                <w:szCs w:val="18"/>
+                <w:lang w:eastAsia="zh-CN" w:bidi="ar"/>
               </w:rPr>
             </w:pPr>
             <w:r>
               <w:rPr>
                 <w:rFonts w:hint="default" w:ascii="Times New Roman" w:hAnsi="Times New Roman" w:eastAsia="微软雅黑" w:cs="Times New Roman"/>
-                <w:sz w:val="21"/>
-                <w:szCs w:val="21"/>
+                <w:sz w:val="18"/>
+                <w:szCs w:val="18"/>
                 <w:lang w:eastAsia="zh-CN" w:bidi="ar"/>
               </w:rPr>
               <w:t>DNA预文库总量（ng）</w:t>
@@ -19958,12 +19897,27 @@
           </w:tcPr>
           <w:p>
             <w:pPr>
+              <w:keepNext w:val="0"/>
+              <w:keepLines w:val="0"/>
+              <w:pageBreakBefore w:val="0"/>
+              <w:widowControl/>
+              <w:kinsoku/>
+              <w:wordWrap/>
+              <w:overflowPunct/>
+              <w:topLinePunct w:val="0"/>
+              <w:autoSpaceDN/>
+              <w:bidi w:val="0"/>
+              <w:adjustRightInd/>
+              <w:snapToGrid/>
+              <w:spacing w:after="0" w:line="240" w:lineRule="auto"/>
               <w:ind w:left="119" w:leftChars="0"/>
               <w:jc w:val="center"/>
-              <w:rPr>
-                <w:rFonts w:hint="default" w:ascii="Times New Roman" w:hAnsi="Times New Roman" w:eastAsia="微软雅黑" w:cs="Times New Roman"/>
-                <w:sz w:val="21"/>
-                <w:szCs w:val="21"/>
+              <w:textAlignment w:val="auto"/>
+              <w:rPr>
+                <w:rFonts w:hint="default" w:ascii="Times New Roman" w:hAnsi="Times New Roman" w:eastAsia="微软雅黑" w:cs="Times New Roman"/>
+                <w:sz w:val="18"/>
+                <w:szCs w:val="18"/>
+                <w:lang w:eastAsia="zh-CN"/>
               </w:rPr>
             </w:pPr>
             <w:r>
@@ -20010,42 +19964,53 @@
           </w:tcPr>
           <w:p>
             <w:pPr>
+              <w:keepNext w:val="0"/>
+              <w:keepLines w:val="0"/>
+              <w:pageBreakBefore w:val="0"/>
+              <w:widowControl/>
+              <w:kinsoku/>
+              <w:wordWrap/>
+              <w:overflowPunct/>
+              <w:topLinePunct w:val="0"/>
               <w:autoSpaceDE w:val="0"/>
+              <w:autoSpaceDN/>
+              <w:bidi w:val="0"/>
+              <w:adjustRightInd/>
+              <w:snapToGrid/>
+              <w:spacing w:after="0" w:line="240" w:lineRule="auto"/>
               <w:ind w:left="110" w:leftChars="50"/>
               <w:jc w:val="center"/>
-              <w:rPr>
-                <w:rFonts w:hint="default" w:ascii="Times New Roman" w:hAnsi="Times New Roman" w:eastAsia="微软雅黑" w:cs="Times New Roman"/>
-                <w:sz w:val="21"/>
-                <w:szCs w:val="21"/>
-                <w:highlight w:val="none"/>
+              <w:textAlignment w:val="auto"/>
+              <w:rPr>
+                <w:rFonts w:hint="default" w:ascii="Times New Roman" w:hAnsi="Times New Roman" w:eastAsia="方正兰亭大黑_GBK" w:cs="Times New Roman"/>
+                <w:sz w:val="18"/>
+                <w:szCs w:val="18"/>
+                <w:lang w:eastAsia="zh-CN" w:bidi="ar"/>
               </w:rPr>
             </w:pPr>
             <w:r>
               <w:rPr>
-                <w:rFonts w:hint="default" w:ascii="Times New Roman" w:hAnsi="Times New Roman" w:eastAsia="微软雅黑" w:cs="Times New Roman"/>
-                <w:sz w:val="21"/>
-                <w:szCs w:val="21"/>
-                <w:highlight w:val="none"/>
+                <w:rFonts w:hint="eastAsia" w:ascii="Times New Roman" w:hAnsi="Times New Roman" w:eastAsia="方正兰亭大黑_GBK" w:cs="Times New Roman"/>
+                <w:sz w:val="18"/>
+                <w:szCs w:val="18"/>
                 <w:lang w:eastAsia="zh-CN" w:bidi="ar"/>
               </w:rPr>
               <w:t>≥</w:t>
             </w:r>
             <w:r>
               <w:rPr>
-                <w:rFonts w:hint="eastAsia" w:ascii="Times New Roman" w:hAnsi="Times New Roman" w:eastAsia="微软雅黑" w:cs="Times New Roman"/>
-                <w:sz w:val="21"/>
-                <w:szCs w:val="21"/>
-                <w:highlight w:val="none"/>
+                <w:rFonts w:hint="eastAsia" w:ascii="Times New Roman" w:hAnsi="Times New Roman" w:eastAsia="方正兰亭大黑_GBK" w:cs="Times New Roman"/>
+                <w:sz w:val="18"/>
+                <w:szCs w:val="18"/>
                 <w:lang w:val="en-US" w:eastAsia="zh-CN" w:bidi="ar"/>
               </w:rPr>
               <w:t>5</w:t>
             </w:r>
             <w:r>
               <w:rPr>
-                <w:rFonts w:hint="default" w:ascii="Times New Roman" w:hAnsi="Times New Roman" w:eastAsia="微软雅黑" w:cs="Times New Roman"/>
-                <w:sz w:val="21"/>
-                <w:szCs w:val="21"/>
-                <w:highlight w:val="none"/>
+                <w:rFonts w:hint="eastAsia" w:ascii="Times New Roman" w:hAnsi="Times New Roman" w:eastAsia="方正兰亭大黑_GBK" w:cs="Times New Roman"/>
+                <w:sz w:val="18"/>
+                <w:szCs w:val="18"/>
                 <w:lang w:eastAsia="zh-CN" w:bidi="ar"/>
               </w:rPr>
               <w:t>00</w:t>
@@ -20076,7 +20041,266 @@
         </w:trPr>
         <w:tc>
           <w:tcPr>
-            <w:tcW w:w="992" w:type="dxa"/>
+            <w:tcW w:w="1984" w:type="dxa"/>
+            <w:vMerge w:val="restart"/>
+            <w:tcBorders>
+              <w:top w:val="single" w:color="A4A4A4" w:sz="4" w:space="0"/>
+              <w:left w:val="nil"/>
+              <w:bottom w:val="single" w:color="A4A4A4" w:sz="4" w:space="0"/>
+              <w:right w:val="single" w:color="A4A4A4" w:sz="4" w:space="0"/>
+            </w:tcBorders>
+            <w:shd w:val="clear" w:color="auto" w:fill="auto"/>
+            <w:vAlign w:val="center"/>
+          </w:tcPr>
+          <w:p>
+            <w:pPr>
+              <w:keepNext w:val="0"/>
+              <w:keepLines w:val="0"/>
+              <w:pageBreakBefore w:val="0"/>
+              <w:widowControl w:val="0"/>
+              <w:kinsoku/>
+              <w:wordWrap/>
+              <w:overflowPunct/>
+              <w:topLinePunct w:val="0"/>
+              <w:autoSpaceDE w:val="0"/>
+              <w:autoSpaceDN/>
+              <w:bidi w:val="0"/>
+              <w:adjustRightInd/>
+              <w:snapToGrid/>
+              <w:spacing w:after="0" w:line="240" w:lineRule="auto"/>
+              <w:ind w:left="110" w:leftChars="50"/>
+              <w:jc w:val="center"/>
+              <w:textAlignment w:val="auto"/>
+              <w:rPr>
+                <w:rFonts w:hint="eastAsia" w:ascii="Times New Roman" w:hAnsi="Times New Roman" w:eastAsia="微软雅黑" w:cs="Times New Roman"/>
+                <w:b/>
+                <w:bCs/>
+                <w:sz w:val="18"/>
+                <w:szCs w:val="18"/>
+                <w:lang w:eastAsia="zh-CN" w:bidi="ar"/>
+              </w:rPr>
+            </w:pPr>
+            <w:r>
+              <w:rPr>
+                <w:rFonts w:hint="eastAsia" w:ascii="Times New Roman" w:hAnsi="Times New Roman" w:eastAsia="微软雅黑" w:cs="Times New Roman"/>
+                <w:b/>
+                <w:bCs/>
+                <w:sz w:val="18"/>
+                <w:szCs w:val="18"/>
+                <w:lang w:eastAsia="zh-CN" w:bidi="ar"/>
+              </w:rPr>
+              <w:t>测序质量评估</w:t>
+            </w:r>
+          </w:p>
+        </w:tc>
+        <w:tc>
+          <w:tcPr>
+            <w:tcW w:w="2717" w:type="dxa"/>
+            <w:tcBorders>
+              <w:top w:val="single" w:color="A4A4A4" w:sz="4" w:space="0"/>
+              <w:left w:val="single" w:color="A4A4A4" w:sz="4" w:space="0"/>
+              <w:bottom w:val="single" w:color="A4A4A4" w:sz="4" w:space="0"/>
+              <w:right w:val="single" w:color="A4A4A4" w:sz="4" w:space="0"/>
+            </w:tcBorders>
+            <w:shd w:val="clear" w:color="auto" w:fill="auto"/>
+            <w:vAlign w:val="center"/>
+          </w:tcPr>
+          <w:p>
+            <w:pPr>
+              <w:keepNext w:val="0"/>
+              <w:keepLines w:val="0"/>
+              <w:pageBreakBefore w:val="0"/>
+              <w:widowControl w:val="0"/>
+              <w:kinsoku/>
+              <w:wordWrap/>
+              <w:overflowPunct/>
+              <w:topLinePunct w:val="0"/>
+              <w:autoSpaceDE w:val="0"/>
+              <w:autoSpaceDN/>
+              <w:bidi w:val="0"/>
+              <w:adjustRightInd/>
+              <w:snapToGrid/>
+              <w:spacing w:after="0" w:line="240" w:lineRule="auto"/>
+              <w:ind w:left="110" w:leftChars="50"/>
+              <w:jc w:val="center"/>
+              <w:textAlignment w:val="auto"/>
+              <w:rPr>
+                <w:rFonts w:hint="default" w:ascii="Times New Roman" w:hAnsi="Times New Roman" w:eastAsia="微软雅黑" w:cs="Times New Roman"/>
+                <w:sz w:val="18"/>
+                <w:szCs w:val="18"/>
+                <w:lang w:val="en-US" w:eastAsia="zh-CN" w:bidi="ar"/>
+              </w:rPr>
+            </w:pPr>
+            <w:r>
+              <w:rPr>
+                <w:rFonts w:hint="default" w:ascii="Times New Roman" w:hAnsi="Times New Roman" w:eastAsia="微软雅黑" w:cs="Times New Roman"/>
+                <w:sz w:val="18"/>
+                <w:szCs w:val="18"/>
+                <w:lang w:eastAsia="zh-CN" w:bidi="ar"/>
+              </w:rPr>
+              <w:t>DNA平均测序深度</w:t>
+            </w:r>
+          </w:p>
+        </w:tc>
+        <w:tc>
+          <w:tcPr>
+            <w:tcW w:w="2378" w:type="dxa"/>
+            <w:tcBorders>
+              <w:top w:val="single" w:color="A4A4A4" w:sz="4" w:space="0"/>
+              <w:left w:val="single" w:color="A4A4A4" w:sz="4" w:space="0"/>
+              <w:bottom w:val="single" w:color="A4A4A4" w:sz="4" w:space="0"/>
+              <w:right w:val="single" w:color="A4A4A4" w:sz="4" w:space="0"/>
+            </w:tcBorders>
+            <w:shd w:val="clear" w:color="auto" w:fill="auto"/>
+            <w:vAlign w:val="center"/>
+          </w:tcPr>
+          <w:p>
+            <w:pPr>
+              <w:keepNext w:val="0"/>
+              <w:keepLines w:val="0"/>
+              <w:pageBreakBefore w:val="0"/>
+              <w:widowControl/>
+              <w:kinsoku/>
+              <w:wordWrap/>
+              <w:overflowPunct/>
+              <w:topLinePunct w:val="0"/>
+              <w:autoSpaceDN/>
+              <w:bidi w:val="0"/>
+              <w:adjustRightInd/>
+              <w:snapToGrid/>
+              <w:spacing w:after="0" w:line="240" w:lineRule="auto"/>
+              <w:ind w:left="119" w:leftChars="0"/>
+              <w:jc w:val="center"/>
+              <w:textAlignment w:val="auto"/>
+              <w:rPr>
+                <w:rFonts w:hint="default" w:ascii="Times New Roman" w:hAnsi="Times New Roman" w:eastAsia="微软雅黑" w:cs="Times New Roman"/>
+                <w:sz w:val="18"/>
+                <w:szCs w:val="18"/>
+                <w:lang w:val="en-US" w:eastAsia="zh-CN"/>
+              </w:rPr>
+            </w:pPr>
+            <w:r>
+              <w:rPr>
+                <w:rFonts w:hint="default" w:ascii="Times New Roman" w:hAnsi="Times New Roman" w:eastAsia="微软雅黑" w:cs="Times New Roman"/>
+                <w:sz w:val="18"/>
+                <w:szCs w:val="18"/>
+                <w:lang w:eastAsia="zh-CN"/>
+              </w:rPr>
+              <w:t>{{ ql_qc_g_info</w:t>
+            </w:r>
+            <w:r>
+              <w:rPr>
+                <w:rFonts w:hint="eastAsia" w:ascii="Times New Roman" w:hAnsi="Times New Roman" w:eastAsia="微软雅黑" w:cs="Times New Roman"/>
+                <w:sz w:val="18"/>
+                <w:szCs w:val="18"/>
+                <w:lang w:val="en-US" w:eastAsia="zh-CN"/>
+              </w:rPr>
+              <w:t>.</w:t>
+            </w:r>
+            <w:r>
+              <w:rPr>
+                <w:rFonts w:hint="default" w:ascii="Times New Roman" w:hAnsi="Times New Roman" w:eastAsia="微软雅黑" w:cs="Times New Roman"/>
+                <w:sz w:val="18"/>
+                <w:szCs w:val="18"/>
+                <w:lang w:eastAsia="zh-CN"/>
+              </w:rPr>
+              <w:t>sequencing_depth }}</w:t>
+            </w:r>
+          </w:p>
+        </w:tc>
+        <w:tc>
+          <w:tcPr>
+            <w:tcW w:w="2731" w:type="dxa"/>
+            <w:gridSpan w:val="2"/>
+            <w:tcBorders>
+              <w:top w:val="single" w:color="A4A4A4" w:sz="4" w:space="0"/>
+              <w:left w:val="single" w:color="A4A4A4" w:sz="4" w:space="0"/>
+              <w:bottom w:val="single" w:color="A4A4A4" w:sz="4" w:space="0"/>
+              <w:right w:val="nil"/>
+            </w:tcBorders>
+            <w:shd w:val="clear" w:color="auto" w:fill="auto"/>
+            <w:vAlign w:val="center"/>
+          </w:tcPr>
+          <w:p>
+            <w:pPr>
+              <w:keepNext w:val="0"/>
+              <w:keepLines w:val="0"/>
+              <w:pageBreakBefore w:val="0"/>
+              <w:widowControl/>
+              <w:kinsoku/>
+              <w:wordWrap/>
+              <w:overflowPunct/>
+              <w:topLinePunct w:val="0"/>
+              <w:autoSpaceDE w:val="0"/>
+              <w:autoSpaceDN/>
+              <w:bidi w:val="0"/>
+              <w:adjustRightInd/>
+              <w:snapToGrid/>
+              <w:spacing w:after="0" w:line="240" w:lineRule="auto"/>
+              <w:ind w:left="110" w:leftChars="50"/>
+              <w:jc w:val="center"/>
+              <w:textAlignment w:val="auto"/>
+              <w:rPr>
+                <w:rFonts w:hint="default" w:ascii="Times New Roman" w:hAnsi="Times New Roman" w:eastAsia="方正兰亭大黑_GBK" w:cs="Times New Roman"/>
+                <w:sz w:val="18"/>
+                <w:szCs w:val="18"/>
+                <w:lang w:val="en-US" w:eastAsia="zh-CN" w:bidi="ar"/>
+              </w:rPr>
+            </w:pPr>
+            <w:r>
+              <w:rPr>
+                <w:rFonts w:hint="default" w:ascii="Times New Roman" w:hAnsi="Times New Roman" w:eastAsia="方正兰亭大黑_GBK" w:cs="Times New Roman"/>
+                <w:sz w:val="18"/>
+                <w:szCs w:val="18"/>
+                <w:lang w:eastAsia="zh-CN" w:bidi="ar"/>
+              </w:rPr>
+              <w:t>≥</w:t>
+            </w:r>
+            <w:r>
+              <w:rPr>
+                <w:rFonts w:hint="eastAsia" w:ascii="Times New Roman" w:hAnsi="Times New Roman" w:eastAsia="方正兰亭大黑_GBK" w:cs="Times New Roman"/>
+                <w:sz w:val="18"/>
+                <w:szCs w:val="18"/>
+                <w:lang w:val="en-US" w:eastAsia="zh-CN" w:bidi="ar"/>
+              </w:rPr>
+              <w:t>1</w:t>
+            </w:r>
+            <w:r>
+              <w:rPr>
+                <w:rFonts w:hint="default" w:ascii="Times New Roman" w:hAnsi="Times New Roman" w:eastAsia="方正兰亭大黑_GBK" w:cs="Times New Roman"/>
+                <w:sz w:val="18"/>
+                <w:szCs w:val="18"/>
+                <w:lang w:eastAsia="zh-CN" w:bidi="ar"/>
+              </w:rPr>
+              <w:t>00</w:t>
+            </w:r>
+          </w:p>
+        </w:tc>
+      </w:tr>
+      <w:tr>
+        <w:tblPrEx>
+          <w:tblBorders>
+            <w:top w:val="single" w:color="416AAB" w:sz="24" w:space="0"/>
+            <w:left w:val="single" w:color="416AAB" w:sz="24" w:space="0"/>
+            <w:bottom w:val="single" w:color="416AAB" w:sz="24" w:space="0"/>
+            <w:right w:val="single" w:color="416AAB" w:sz="24" w:space="0"/>
+            <w:insideH w:val="single" w:color="416AAB" w:sz="24" w:space="0"/>
+            <w:insideV w:val="single" w:color="416AAB" w:sz="24" w:space="0"/>
+          </w:tblBorders>
+          <w:tblCellMar>
+            <w:top w:w="0" w:type="dxa"/>
+            <w:left w:w="0" w:type="dxa"/>
+            <w:bottom w:w="0" w:type="dxa"/>
+            <w:right w:w="0" w:type="dxa"/>
+          </w:tblCellMar>
+        </w:tblPrEx>
+        <w:trPr>
+          <w:trHeight w:val="454" w:hRule="atLeast"/>
+          <w:jc w:val="center"/>
+        </w:trPr>
+        <w:tc>
+          <w:tcPr>
+            <w:tcW w:w="1984" w:type="dxa"/>
             <w:vMerge w:val="continue"/>
             <w:tcBorders>
               <w:top w:val="single" w:color="A4A4A4" w:sz="4" w:space="0"/>
@@ -20105,22 +20329,21 @@
               <w:jc w:val="center"/>
               <w:textAlignment w:val="auto"/>
               <w:rPr>
-                <w:rFonts w:hint="default" w:ascii="Times New Roman" w:hAnsi="Times New Roman" w:eastAsia="微软雅黑" w:cs="Times New Roman"/>
+                <w:rFonts w:hint="eastAsia" w:ascii="微软雅黑" w:hAnsi="微软雅黑" w:eastAsia="微软雅黑" w:cs="微软雅黑"/>
                 <w:b/>
                 <w:bCs/>
-                <w:sz w:val="20"/>
-                <w:szCs w:val="20"/>
+                <w:sz w:val="18"/>
+                <w:szCs w:val="18"/>
               </w:rPr>
             </w:pPr>
           </w:p>
         </w:tc>
         <w:tc>
           <w:tcPr>
-            <w:tcW w:w="992" w:type="dxa"/>
-            <w:vMerge w:val="restart"/>
+            <w:tcW w:w="2717" w:type="dxa"/>
             <w:tcBorders>
               <w:top w:val="single" w:color="A4A4A4" w:sz="4" w:space="0"/>
-              <w:left w:val="nil"/>
+              <w:left w:val="single" w:color="A4A4A4" w:sz="4" w:space="0"/>
               <w:bottom w:val="single" w:color="A4A4A4" w:sz="4" w:space="0"/>
               <w:right w:val="single" w:color="A4A4A4" w:sz="4" w:space="0"/>
             </w:tcBorders>
@@ -20137,66 +20360,30 @@
               <w:wordWrap/>
               <w:overflowPunct/>
               <w:topLinePunct w:val="0"/>
+              <w:autoSpaceDE w:val="0"/>
               <w:autoSpaceDN/>
               <w:bidi w:val="0"/>
               <w:adjustRightInd/>
               <w:snapToGrid/>
-              <w:ind w:left="57" w:right="57"/>
+              <w:spacing w:after="0" w:line="240" w:lineRule="auto"/>
+              <w:ind w:left="110" w:leftChars="50"/>
               <w:jc w:val="center"/>
               <w:textAlignment w:val="auto"/>
               <w:rPr>
-                <w:rFonts w:hint="eastAsia" w:ascii="微软雅黑" w:hAnsi="微软雅黑" w:eastAsia="微软雅黑" w:cs="微软雅黑"/>
-                <w:b/>
-                <w:bCs/>
-                <w:sz w:val="18"/>
-                <w:szCs w:val="18"/>
+                <w:rFonts w:hint="default" w:ascii="Times New Roman" w:hAnsi="Times New Roman" w:eastAsia="微软雅黑" w:cs="Times New Roman"/>
+                <w:sz w:val="18"/>
+                <w:szCs w:val="18"/>
+                <w:lang w:val="en-US" w:eastAsia="zh-CN" w:bidi="ar"/>
               </w:rPr>
             </w:pPr>
             <w:r>
               <w:rPr>
-                <w:rFonts w:hint="eastAsia" w:ascii="微软雅黑" w:hAnsi="微软雅黑" w:eastAsia="微软雅黑" w:cs="微软雅黑"/>
-                <w:b/>
-                <w:bCs/>
+                <w:rFonts w:hint="default" w:ascii="Times New Roman" w:hAnsi="Times New Roman" w:eastAsia="微软雅黑" w:cs="Times New Roman"/>
                 <w:sz w:val="18"/>
                 <w:szCs w:val="18"/>
                 <w:lang w:eastAsia="zh-CN" w:bidi="ar"/>
               </w:rPr>
-              <w:t>测序质量评估</w:t>
-            </w:r>
-          </w:p>
-        </w:tc>
-        <w:tc>
-          <w:tcPr>
-            <w:tcW w:w="2717" w:type="dxa"/>
-            <w:tcBorders>
-              <w:top w:val="single" w:color="A4A4A4" w:sz="4" w:space="0"/>
-              <w:left w:val="single" w:color="A4A4A4" w:sz="4" w:space="0"/>
-              <w:bottom w:val="single" w:color="A4A4A4" w:sz="4" w:space="0"/>
-              <w:right w:val="single" w:color="A4A4A4" w:sz="4" w:space="0"/>
-            </w:tcBorders>
-            <w:shd w:val="clear" w:color="auto" w:fill="auto"/>
-            <w:vAlign w:val="center"/>
-          </w:tcPr>
-          <w:p>
-            <w:pPr>
-              <w:autoSpaceDE w:val="0"/>
-              <w:ind w:left="110" w:leftChars="50"/>
-              <w:jc w:val="center"/>
-              <w:rPr>
-                <w:rFonts w:hint="default" w:ascii="Times New Roman" w:hAnsi="Times New Roman" w:eastAsia="微软雅黑" w:cs="Times New Roman"/>
-                <w:sz w:val="21"/>
-                <w:szCs w:val="21"/>
-                <w:lang w:val="en-US" w:eastAsia="zh-CN" w:bidi="ar-SA"/>
-              </w:rPr>
-            </w:pPr>
-            <w:r>
-              <w:rPr>
-                <w:rFonts w:hint="default" w:ascii="Times New Roman" w:hAnsi="Times New Roman" w:eastAsia="微软雅黑" w:cs="Times New Roman"/>
-                <w:sz w:val="21"/>
-                <w:szCs w:val="21"/>
-                <w:lang w:eastAsia="zh-CN" w:bidi="ar"/>
-              </w:rPr>
-              <w:t>DNA平均测序深度</w:t>
+              <w:t>DNA覆盖均一性</w:t>
             </w:r>
           </w:p>
         </w:tc>
@@ -20214,14 +20401,27 @@
           </w:tcPr>
           <w:p>
             <w:pPr>
+              <w:keepNext w:val="0"/>
+              <w:keepLines w:val="0"/>
+              <w:pageBreakBefore w:val="0"/>
+              <w:widowControl/>
+              <w:kinsoku/>
+              <w:wordWrap/>
+              <w:overflowPunct/>
+              <w:topLinePunct w:val="0"/>
+              <w:autoSpaceDN/>
+              <w:bidi w:val="0"/>
+              <w:adjustRightInd/>
+              <w:snapToGrid/>
+              <w:spacing w:after="0" w:line="240" w:lineRule="auto"/>
               <w:ind w:left="119" w:leftChars="0"/>
               <w:jc w:val="center"/>
-              <w:rPr>
-                <w:rFonts w:hint="default" w:ascii="Times New Roman" w:hAnsi="Times New Roman" w:eastAsia="微软雅黑" w:cs="Times New Roman"/>
-                <w:sz w:val="21"/>
-                <w:szCs w:val="21"/>
-                <w:highlight w:val="lightGray"/>
-                <w:lang w:val="en-US" w:eastAsia="zh-CN" w:bidi="ar-SA"/>
+              <w:textAlignment w:val="auto"/>
+              <w:rPr>
+                <w:rFonts w:hint="default" w:ascii="Times New Roman" w:hAnsi="Times New Roman" w:eastAsia="微软雅黑" w:cs="Times New Roman"/>
+                <w:sz w:val="18"/>
+                <w:szCs w:val="18"/>
+                <w:lang w:val="en-US" w:eastAsia="zh-CN"/>
               </w:rPr>
             </w:pPr>
             <w:r>
@@ -20249,7 +20449,7 @@
                 <w:szCs w:val="18"/>
                 <w:lang w:eastAsia="zh-CN"/>
               </w:rPr>
-              <w:t>sequencing_depth }}</w:t>
+              <w:t>coverage_uniformity }}</w:t>
             </w:r>
           </w:p>
         </w:tc>
@@ -20268,26 +20468,38 @@
           </w:tcPr>
           <w:p>
             <w:pPr>
+              <w:keepNext w:val="0"/>
+              <w:keepLines w:val="0"/>
+              <w:pageBreakBefore w:val="0"/>
+              <w:widowControl/>
+              <w:kinsoku/>
+              <w:wordWrap/>
+              <w:overflowPunct/>
+              <w:topLinePunct w:val="0"/>
               <w:autoSpaceDE w:val="0"/>
+              <w:autoSpaceDN/>
+              <w:bidi w:val="0"/>
+              <w:adjustRightInd/>
+              <w:snapToGrid/>
+              <w:spacing w:after="0" w:line="240" w:lineRule="auto"/>
               <w:ind w:left="110" w:leftChars="50"/>
               <w:jc w:val="center"/>
-              <w:rPr>
-                <w:rFonts w:hint="default" w:ascii="Times New Roman" w:hAnsi="Times New Roman" w:eastAsia="微软雅黑" w:cs="Times New Roman"/>
-                <w:sz w:val="21"/>
-                <w:szCs w:val="21"/>
-                <w:highlight w:val="none"/>
-                <w:lang w:val="en-US" w:eastAsia="zh-CN" w:bidi="ar-SA"/>
+              <w:textAlignment w:val="auto"/>
+              <w:rPr>
+                <w:rFonts w:hint="default" w:ascii="Times New Roman" w:hAnsi="Times New Roman" w:eastAsia="方正兰亭大黑_GBK" w:cs="Times New Roman"/>
+                <w:sz w:val="18"/>
+                <w:szCs w:val="18"/>
+                <w:lang w:val="en-US" w:eastAsia="zh-CN" w:bidi="ar"/>
               </w:rPr>
             </w:pPr>
             <w:r>
               <w:rPr>
-                <w:rFonts w:hint="default" w:ascii="Times New Roman" w:hAnsi="Times New Roman" w:eastAsia="微软雅黑" w:cs="Times New Roman"/>
-                <w:sz w:val="21"/>
-                <w:szCs w:val="21"/>
-                <w:highlight w:val="none"/>
+                <w:rFonts w:hint="default" w:ascii="Times New Roman" w:hAnsi="Times New Roman" w:eastAsia="方正兰亭大黑_GBK" w:cs="Times New Roman"/>
+                <w:sz w:val="18"/>
+                <w:szCs w:val="18"/>
                 <w:lang w:eastAsia="zh-CN" w:bidi="ar"/>
               </w:rPr>
-              <w:t>≥500</w:t>
+              <w:t>≥90%</w:t>
             </w:r>
           </w:p>
         </w:tc>
@@ -20302,6 +20514,12 @@
             <w:insideH w:val="single" w:color="416AAB" w:sz="24" w:space="0"/>
             <w:insideV w:val="single" w:color="416AAB" w:sz="24" w:space="0"/>
           </w:tblBorders>
+          <w:tblCellMar>
+            <w:top w:w="0" w:type="dxa"/>
+            <w:left w:w="0" w:type="dxa"/>
+            <w:bottom w:w="0" w:type="dxa"/>
+            <w:right w:w="0" w:type="dxa"/>
+          </w:tblCellMar>
         </w:tblPrEx>
         <w:trPr>
           <w:trHeight w:val="454" w:hRule="atLeast"/>
@@ -20309,7 +20527,7 @@
         </w:trPr>
         <w:tc>
           <w:tcPr>
-            <w:tcW w:w="992" w:type="dxa"/>
+            <w:tcW w:w="1984" w:type="dxa"/>
             <w:vMerge w:val="continue"/>
             <w:tcBorders>
               <w:top w:val="single" w:color="A4A4A4" w:sz="4" w:space="0"/>
@@ -20338,18 +20556,205 @@
               <w:jc w:val="center"/>
               <w:textAlignment w:val="auto"/>
               <w:rPr>
-                <w:rFonts w:hint="default" w:ascii="Times New Roman" w:hAnsi="Times New Roman" w:eastAsia="微软雅黑" w:cs="Times New Roman"/>
+                <w:rFonts w:hint="eastAsia" w:ascii="微软雅黑" w:hAnsi="微软雅黑" w:eastAsia="微软雅黑" w:cs="微软雅黑"/>
                 <w:b/>
                 <w:bCs/>
-                <w:sz w:val="20"/>
-                <w:szCs w:val="20"/>
+                <w:sz w:val="18"/>
+                <w:szCs w:val="18"/>
               </w:rPr>
             </w:pPr>
           </w:p>
         </w:tc>
         <w:tc>
           <w:tcPr>
-            <w:tcW w:w="992" w:type="dxa"/>
+            <w:tcW w:w="2717" w:type="dxa"/>
+            <w:tcBorders>
+              <w:top w:val="single" w:color="A4A4A4" w:sz="4" w:space="0"/>
+              <w:left w:val="single" w:color="A4A4A4" w:sz="4" w:space="0"/>
+              <w:bottom w:val="single" w:color="A4A4A4" w:sz="4" w:space="0"/>
+              <w:right w:val="single" w:color="A4A4A4" w:sz="4" w:space="0"/>
+            </w:tcBorders>
+            <w:shd w:val="clear" w:color="auto" w:fill="auto"/>
+            <w:vAlign w:val="center"/>
+          </w:tcPr>
+          <w:p>
+            <w:pPr>
+              <w:keepNext w:val="0"/>
+              <w:keepLines w:val="0"/>
+              <w:pageBreakBefore w:val="0"/>
+              <w:widowControl w:val="0"/>
+              <w:kinsoku/>
+              <w:wordWrap/>
+              <w:overflowPunct/>
+              <w:topLinePunct w:val="0"/>
+              <w:autoSpaceDE w:val="0"/>
+              <w:autoSpaceDN/>
+              <w:bidi w:val="0"/>
+              <w:adjustRightInd/>
+              <w:snapToGrid/>
+              <w:spacing w:after="0" w:line="240" w:lineRule="auto"/>
+              <w:ind w:left="110" w:leftChars="50"/>
+              <w:jc w:val="center"/>
+              <w:textAlignment w:val="auto"/>
+              <w:rPr>
+                <w:rFonts w:hint="default" w:ascii="Times New Roman" w:hAnsi="Times New Roman" w:eastAsia="微软雅黑" w:cs="Times New Roman"/>
+                <w:sz w:val="18"/>
+                <w:szCs w:val="18"/>
+                <w:lang w:val="en-US" w:eastAsia="zh-CN" w:bidi="ar"/>
+              </w:rPr>
+            </w:pPr>
+            <w:r>
+              <w:rPr>
+                <w:rFonts w:hint="default" w:ascii="Times New Roman" w:hAnsi="Times New Roman" w:eastAsia="微软雅黑" w:cs="Times New Roman"/>
+                <w:sz w:val="18"/>
+                <w:szCs w:val="18"/>
+                <w:lang w:eastAsia="zh-CN" w:bidi="ar"/>
+              </w:rPr>
+              <w:t>DNA基因组比对率</w:t>
+            </w:r>
+          </w:p>
+        </w:tc>
+        <w:tc>
+          <w:tcPr>
+            <w:tcW w:w="2378" w:type="dxa"/>
+            <w:tcBorders>
+              <w:top w:val="single" w:color="A4A4A4" w:sz="4" w:space="0"/>
+              <w:left w:val="single" w:color="A4A4A4" w:sz="4" w:space="0"/>
+              <w:bottom w:val="single" w:color="A4A4A4" w:sz="4" w:space="0"/>
+              <w:right w:val="single" w:color="A4A4A4" w:sz="4" w:space="0"/>
+            </w:tcBorders>
+            <w:shd w:val="clear" w:color="auto" w:fill="auto"/>
+            <w:vAlign w:val="center"/>
+          </w:tcPr>
+          <w:p>
+            <w:pPr>
+              <w:keepNext w:val="0"/>
+              <w:keepLines w:val="0"/>
+              <w:pageBreakBefore w:val="0"/>
+              <w:widowControl/>
+              <w:kinsoku/>
+              <w:wordWrap/>
+              <w:overflowPunct/>
+              <w:topLinePunct w:val="0"/>
+              <w:autoSpaceDN/>
+              <w:bidi w:val="0"/>
+              <w:adjustRightInd/>
+              <w:snapToGrid/>
+              <w:spacing w:after="0" w:line="240" w:lineRule="auto"/>
+              <w:ind w:left="119" w:leftChars="0"/>
+              <w:jc w:val="center"/>
+              <w:textAlignment w:val="auto"/>
+              <w:rPr>
+                <w:rFonts w:hint="default" w:ascii="Times New Roman" w:hAnsi="Times New Roman" w:eastAsia="微软雅黑" w:cs="Times New Roman"/>
+                <w:sz w:val="18"/>
+                <w:szCs w:val="18"/>
+                <w:lang w:val="en-US" w:eastAsia="zh-CN"/>
+              </w:rPr>
+            </w:pPr>
+            <w:r>
+              <w:rPr>
+                <w:rFonts w:hint="default" w:ascii="Times New Roman" w:hAnsi="Times New Roman" w:eastAsia="微软雅黑" w:cs="Times New Roman"/>
+                <w:sz w:val="18"/>
+                <w:szCs w:val="18"/>
+                <w:lang w:eastAsia="zh-CN"/>
+              </w:rPr>
+              <w:t>{{ ql_qc_g_info</w:t>
+            </w:r>
+            <w:r>
+              <w:rPr>
+                <w:rFonts w:hint="eastAsia" w:ascii="Times New Roman" w:hAnsi="Times New Roman" w:eastAsia="微软雅黑" w:cs="Times New Roman"/>
+                <w:sz w:val="18"/>
+                <w:szCs w:val="18"/>
+                <w:lang w:val="en-US" w:eastAsia="zh-CN"/>
+              </w:rPr>
+              <w:t>.</w:t>
+            </w:r>
+            <w:r>
+              <w:rPr>
+                <w:rFonts w:hint="default" w:ascii="Times New Roman" w:hAnsi="Times New Roman" w:eastAsia="微软雅黑" w:cs="Times New Roman"/>
+                <w:sz w:val="18"/>
+                <w:szCs w:val="18"/>
+                <w:lang w:eastAsia="zh-CN"/>
+              </w:rPr>
+              <w:t>genome_alignment }}</w:t>
+            </w:r>
+          </w:p>
+        </w:tc>
+        <w:tc>
+          <w:tcPr>
+            <w:tcW w:w="2731" w:type="dxa"/>
+            <w:gridSpan w:val="2"/>
+            <w:tcBorders>
+              <w:top w:val="single" w:color="A4A4A4" w:sz="4" w:space="0"/>
+              <w:left w:val="single" w:color="A4A4A4" w:sz="4" w:space="0"/>
+              <w:bottom w:val="single" w:color="A4A4A4" w:sz="4" w:space="0"/>
+              <w:right w:val="nil"/>
+            </w:tcBorders>
+            <w:shd w:val="clear" w:color="auto" w:fill="auto"/>
+            <w:vAlign w:val="center"/>
+          </w:tcPr>
+          <w:p>
+            <w:pPr>
+              <w:keepNext w:val="0"/>
+              <w:keepLines w:val="0"/>
+              <w:pageBreakBefore w:val="0"/>
+              <w:widowControl/>
+              <w:kinsoku/>
+              <w:wordWrap/>
+              <w:overflowPunct/>
+              <w:topLinePunct w:val="0"/>
+              <w:autoSpaceDE w:val="0"/>
+              <w:autoSpaceDN/>
+              <w:bidi w:val="0"/>
+              <w:adjustRightInd/>
+              <w:snapToGrid/>
+              <w:spacing w:after="0" w:line="240" w:lineRule="auto"/>
+              <w:ind w:left="110" w:leftChars="50"/>
+              <w:jc w:val="center"/>
+              <w:textAlignment w:val="auto"/>
+              <w:rPr>
+                <w:rFonts w:hint="default" w:ascii="Times New Roman" w:hAnsi="Times New Roman" w:eastAsia="方正兰亭大黑_GBK" w:cs="Times New Roman"/>
+                <w:sz w:val="18"/>
+                <w:szCs w:val="18"/>
+                <w:lang w:val="en-US" w:eastAsia="zh-CN" w:bidi="ar"/>
+              </w:rPr>
+            </w:pPr>
+            <w:r>
+              <w:rPr>
+                <w:rFonts w:hint="default" w:ascii="Times New Roman" w:hAnsi="Times New Roman" w:eastAsia="方正兰亭大黑_GBK" w:cs="Times New Roman"/>
+                <w:sz w:val="18"/>
+                <w:szCs w:val="18"/>
+                <w:lang w:val="en-US" w:eastAsia="zh-CN" w:bidi="ar"/>
+              </w:rPr>
+              <w:t>≥95%</w:t>
+            </w:r>
+          </w:p>
+        </w:tc>
+      </w:tr>
+      <w:tr>
+        <w:tblPrEx>
+          <w:tblBorders>
+            <w:top w:val="single" w:color="416AAB" w:sz="24" w:space="0"/>
+            <w:left w:val="single" w:color="416AAB" w:sz="24" w:space="0"/>
+            <w:bottom w:val="single" w:color="416AAB" w:sz="24" w:space="0"/>
+            <w:right w:val="single" w:color="416AAB" w:sz="24" w:space="0"/>
+            <w:insideH w:val="single" w:color="416AAB" w:sz="24" w:space="0"/>
+            <w:insideV w:val="single" w:color="416AAB" w:sz="24" w:space="0"/>
+          </w:tblBorders>
+          <w:tblCellMar>
+            <w:top w:w="0" w:type="dxa"/>
+            <w:left w:w="0" w:type="dxa"/>
+            <w:bottom w:w="0" w:type="dxa"/>
+            <w:right w:w="0" w:type="dxa"/>
+          </w:tblCellMar>
+        </w:tblPrEx>
+        <w:trPr>
+          <w:trHeight w:val="454" w:hRule="atLeast"/>
+          <w:jc w:val="center"/>
+        </w:trPr>
+        <w:tc>
+          <w:tcPr>
+            <w:tcW w:w="1984" w:type="dxa"/>
             <w:vMerge w:val="continue"/>
             <w:tcBorders>
               <w:top w:val="single" w:color="A4A4A4" w:sz="4" w:space="0"/>
@@ -20401,24 +20806,38 @@
           </w:tcPr>
           <w:p>
             <w:pPr>
+              <w:keepNext w:val="0"/>
+              <w:keepLines w:val="0"/>
+              <w:pageBreakBefore w:val="0"/>
+              <w:widowControl w:val="0"/>
+              <w:kinsoku/>
+              <w:wordWrap/>
+              <w:overflowPunct/>
+              <w:topLinePunct w:val="0"/>
               <w:autoSpaceDE w:val="0"/>
+              <w:autoSpaceDN/>
+              <w:bidi w:val="0"/>
+              <w:adjustRightInd/>
+              <w:snapToGrid/>
+              <w:spacing w:after="0" w:line="240" w:lineRule="auto"/>
               <w:ind w:left="110" w:leftChars="50"/>
               <w:jc w:val="center"/>
-              <w:rPr>
-                <w:rFonts w:hint="default" w:ascii="Times New Roman" w:hAnsi="Times New Roman" w:eastAsia="微软雅黑" w:cs="Times New Roman"/>
-                <w:sz w:val="21"/>
-                <w:szCs w:val="21"/>
-                <w:lang w:val="en-US" w:eastAsia="zh-CN" w:bidi="ar-SA"/>
+              <w:textAlignment w:val="auto"/>
+              <w:rPr>
+                <w:rFonts w:hint="default" w:ascii="Times New Roman" w:hAnsi="Times New Roman" w:eastAsia="微软雅黑" w:cs="Times New Roman"/>
+                <w:sz w:val="18"/>
+                <w:szCs w:val="18"/>
+                <w:lang w:val="en-US" w:eastAsia="zh-CN" w:bidi="ar"/>
               </w:rPr>
             </w:pPr>
             <w:r>
               <w:rPr>
                 <w:rFonts w:hint="default" w:ascii="Times New Roman" w:hAnsi="Times New Roman" w:eastAsia="微软雅黑" w:cs="Times New Roman"/>
-                <w:sz w:val="21"/>
-                <w:szCs w:val="21"/>
+                <w:sz w:val="18"/>
+                <w:szCs w:val="18"/>
                 <w:lang w:eastAsia="zh-CN" w:bidi="ar"/>
               </w:rPr>
-              <w:t>DNA覆盖均一性</w:t>
+              <w:t>DNA碱基质量Q30占比</w:t>
             </w:r>
           </w:p>
         </w:tc>
@@ -20436,14 +20855,27 @@
           </w:tcPr>
           <w:p>
             <w:pPr>
+              <w:keepNext w:val="0"/>
+              <w:keepLines w:val="0"/>
+              <w:pageBreakBefore w:val="0"/>
+              <w:widowControl/>
+              <w:kinsoku/>
+              <w:wordWrap/>
+              <w:overflowPunct/>
+              <w:topLinePunct w:val="0"/>
+              <w:autoSpaceDN/>
+              <w:bidi w:val="0"/>
+              <w:adjustRightInd/>
+              <w:snapToGrid/>
+              <w:spacing w:after="0" w:line="240" w:lineRule="auto"/>
               <w:ind w:left="119" w:leftChars="0"/>
               <w:jc w:val="center"/>
-              <w:rPr>
-                <w:rFonts w:hint="default" w:ascii="Times New Roman" w:hAnsi="Times New Roman" w:eastAsia="微软雅黑" w:cs="Times New Roman"/>
-                <w:sz w:val="21"/>
-                <w:szCs w:val="21"/>
-                <w:highlight w:val="lightGray"/>
-                <w:lang w:val="en-US" w:eastAsia="zh-CN" w:bidi="ar-SA"/>
+              <w:textAlignment w:val="auto"/>
+              <w:rPr>
+                <w:rFonts w:hint="default" w:ascii="Times New Roman" w:hAnsi="Times New Roman" w:eastAsia="微软雅黑" w:cs="Times New Roman"/>
+                <w:sz w:val="18"/>
+                <w:szCs w:val="18"/>
+                <w:lang w:val="en-US" w:eastAsia="zh-CN"/>
               </w:rPr>
             </w:pPr>
             <w:r>
@@ -20466,12 +20898,21 @@
             </w:r>
             <w:r>
               <w:rPr>
-                <w:rFonts w:hint="default" w:ascii="Times New Roman" w:hAnsi="Times New Roman" w:eastAsia="微软雅黑" w:cs="Times New Roman"/>
-                <w:sz w:val="18"/>
-                <w:szCs w:val="18"/>
-                <w:lang w:eastAsia="zh-CN"/>
-              </w:rPr>
-              <w:t>coverage_uniformity }}</w:t>
+                <w:rFonts w:hint="eastAsia" w:ascii="Times New Roman" w:hAnsi="Times New Roman" w:eastAsia="微软雅黑" w:cs="Times New Roman"/>
+                <w:sz w:val="18"/>
+                <w:szCs w:val="18"/>
+                <w:lang w:eastAsia="zh-CN"/>
+              </w:rPr>
+              <w:t>base_quality</w:t>
+            </w:r>
+            <w:r>
+              <w:rPr>
+                <w:rFonts w:hint="default" w:ascii="Times New Roman" w:hAnsi="Times New Roman" w:eastAsia="微软雅黑" w:cs="Times New Roman"/>
+                <w:sz w:val="18"/>
+                <w:szCs w:val="18"/>
+                <w:lang w:eastAsia="zh-CN"/>
+              </w:rPr>
+              <w:t xml:space="preserve"> }}</w:t>
             </w:r>
           </w:p>
         </w:tc>
@@ -20490,490 +20931,35 @@
           </w:tcPr>
           <w:p>
             <w:pPr>
-              <w:autoSpaceDE w:val="0"/>
-              <w:ind w:left="110" w:leftChars="50"/>
-              <w:jc w:val="center"/>
-              <w:rPr>
-                <w:rFonts w:hint="default" w:ascii="Times New Roman" w:hAnsi="Times New Roman" w:eastAsia="微软雅黑" w:cs="Times New Roman"/>
-                <w:sz w:val="21"/>
-                <w:szCs w:val="21"/>
-                <w:highlight w:val="none"/>
-                <w:lang w:val="en-US" w:eastAsia="zh-CN" w:bidi="ar-SA"/>
-              </w:rPr>
-            </w:pPr>
-            <w:r>
-              <w:rPr>
-                <w:rFonts w:hint="default" w:ascii="Times New Roman" w:hAnsi="Times New Roman" w:eastAsia="微软雅黑" w:cs="Times New Roman"/>
-                <w:sz w:val="21"/>
-                <w:szCs w:val="21"/>
-                <w:highlight w:val="none"/>
-                <w:lang w:eastAsia="zh-CN" w:bidi="ar"/>
-              </w:rPr>
-              <w:t>≥90%</w:t>
-            </w:r>
-          </w:p>
-        </w:tc>
-      </w:tr>
-      <w:tr>
-        <w:tblPrEx>
-          <w:tblBorders>
-            <w:top w:val="single" w:color="416AAB" w:sz="24" w:space="0"/>
-            <w:left w:val="single" w:color="416AAB" w:sz="24" w:space="0"/>
-            <w:bottom w:val="single" w:color="416AAB" w:sz="24" w:space="0"/>
-            <w:right w:val="single" w:color="416AAB" w:sz="24" w:space="0"/>
-            <w:insideH w:val="single" w:color="416AAB" w:sz="24" w:space="0"/>
-            <w:insideV w:val="single" w:color="416AAB" w:sz="24" w:space="0"/>
-          </w:tblBorders>
-          <w:tblCellMar>
-            <w:top w:w="0" w:type="dxa"/>
-            <w:left w:w="0" w:type="dxa"/>
-            <w:bottom w:w="0" w:type="dxa"/>
-            <w:right w:w="0" w:type="dxa"/>
-          </w:tblCellMar>
-        </w:tblPrEx>
-        <w:trPr>
-          <w:trHeight w:val="454" w:hRule="atLeast"/>
-          <w:jc w:val="center"/>
-        </w:trPr>
-        <w:tc>
-          <w:tcPr>
-            <w:tcW w:w="992" w:type="dxa"/>
-            <w:vMerge w:val="continue"/>
-            <w:tcBorders>
-              <w:top w:val="single" w:color="A4A4A4" w:sz="4" w:space="0"/>
-              <w:left w:val="nil"/>
-              <w:bottom w:val="single" w:color="A4A4A4" w:sz="4" w:space="0"/>
-              <w:right w:val="single" w:color="A4A4A4" w:sz="4" w:space="0"/>
-            </w:tcBorders>
-            <w:shd w:val="clear" w:color="auto" w:fill="auto"/>
-            <w:vAlign w:val="center"/>
-          </w:tcPr>
-          <w:p>
-            <w:pPr>
               <w:keepNext w:val="0"/>
               <w:keepLines w:val="0"/>
               <w:pageBreakBefore w:val="0"/>
-              <w:widowControl w:val="0"/>
+              <w:widowControl/>
               <w:kinsoku/>
               <w:wordWrap/>
               <w:overflowPunct/>
               <w:topLinePunct w:val="0"/>
+              <w:autoSpaceDE w:val="0"/>
               <w:autoSpaceDN/>
               <w:bidi w:val="0"/>
               <w:adjustRightInd/>
               <w:snapToGrid/>
-              <w:ind w:left="57" w:right="57"/>
+              <w:spacing w:after="0" w:line="240" w:lineRule="auto"/>
+              <w:ind w:left="110" w:leftChars="50"/>
               <w:jc w:val="center"/>
               <w:textAlignment w:val="auto"/>
               <w:rPr>
-                <w:rFonts w:hint="default" w:ascii="Times New Roman" w:hAnsi="Times New Roman" w:eastAsia="微软雅黑" w:cs="Times New Roman"/>
-                <w:b/>
-                <w:bCs/>
-                <w:sz w:val="20"/>
-                <w:szCs w:val="20"/>
+                <w:rFonts w:hint="default" w:ascii="微软雅黑" w:hAnsi="微软雅黑" w:eastAsia="微软雅黑" w:cs="微软雅黑"/>
+                <w:sz w:val="18"/>
+                <w:szCs w:val="18"/>
+                <w:lang w:val="en-US" w:eastAsia="zh-CN" w:bidi="ar"/>
               </w:rPr>
             </w:pPr>
-          </w:p>
-        </w:tc>
-        <w:tc>
-          <w:tcPr>
-            <w:tcW w:w="992" w:type="dxa"/>
-            <w:vMerge w:val="continue"/>
-            <w:tcBorders>
-              <w:top w:val="single" w:color="A4A4A4" w:sz="4" w:space="0"/>
-              <w:left w:val="nil"/>
-              <w:bottom w:val="single" w:color="A4A4A4" w:sz="4" w:space="0"/>
-              <w:right w:val="single" w:color="A4A4A4" w:sz="4" w:space="0"/>
-            </w:tcBorders>
-            <w:shd w:val="clear" w:color="auto" w:fill="auto"/>
-            <w:vAlign w:val="center"/>
-          </w:tcPr>
-          <w:p>
-            <w:pPr>
-              <w:keepNext w:val="0"/>
-              <w:keepLines w:val="0"/>
-              <w:pageBreakBefore w:val="0"/>
-              <w:widowControl w:val="0"/>
-              <w:kinsoku/>
-              <w:wordWrap/>
-              <w:overflowPunct/>
-              <w:topLinePunct w:val="0"/>
-              <w:autoSpaceDN/>
-              <w:bidi w:val="0"/>
-              <w:adjustRightInd/>
-              <w:snapToGrid/>
-              <w:ind w:left="57" w:right="57"/>
-              <w:jc w:val="center"/>
-              <w:textAlignment w:val="auto"/>
-              <w:rPr>
-                <w:rFonts w:hint="eastAsia" w:ascii="微软雅黑" w:hAnsi="微软雅黑" w:eastAsia="微软雅黑" w:cs="微软雅黑"/>
-                <w:b/>
-                <w:bCs/>
-                <w:sz w:val="18"/>
-                <w:szCs w:val="18"/>
-              </w:rPr>
-            </w:pPr>
-          </w:p>
-        </w:tc>
-        <w:tc>
-          <w:tcPr>
-            <w:tcW w:w="2717" w:type="dxa"/>
-            <w:tcBorders>
-              <w:top w:val="single" w:color="A4A4A4" w:sz="4" w:space="0"/>
-              <w:left w:val="single" w:color="A4A4A4" w:sz="4" w:space="0"/>
-              <w:bottom w:val="single" w:color="A4A4A4" w:sz="4" w:space="0"/>
-              <w:right w:val="single" w:color="A4A4A4" w:sz="4" w:space="0"/>
-            </w:tcBorders>
-            <w:shd w:val="clear" w:color="auto" w:fill="auto"/>
-            <w:vAlign w:val="center"/>
-          </w:tcPr>
-          <w:p>
-            <w:pPr>
-              <w:autoSpaceDE w:val="0"/>
-              <w:ind w:left="110" w:leftChars="50"/>
-              <w:jc w:val="center"/>
-              <w:rPr>
-                <w:rFonts w:hint="default" w:ascii="Times New Roman" w:hAnsi="Times New Roman" w:eastAsia="微软雅黑" w:cs="Times New Roman"/>
-                <w:sz w:val="21"/>
-                <w:szCs w:val="21"/>
-                <w:lang w:val="en-US" w:eastAsia="zh-CN" w:bidi="ar-SA"/>
-              </w:rPr>
-            </w:pPr>
-            <w:r>
-              <w:rPr>
-                <w:rFonts w:hint="default" w:ascii="Times New Roman" w:hAnsi="Times New Roman" w:eastAsia="微软雅黑" w:cs="Times New Roman"/>
-                <w:sz w:val="21"/>
-                <w:szCs w:val="21"/>
-                <w:lang w:eastAsia="zh-CN" w:bidi="ar"/>
-              </w:rPr>
-              <w:t>DNA基因组比对率</w:t>
-            </w:r>
-          </w:p>
-        </w:tc>
-        <w:tc>
-          <w:tcPr>
-            <w:tcW w:w="2378" w:type="dxa"/>
-            <w:tcBorders>
-              <w:top w:val="single" w:color="A4A4A4" w:sz="4" w:space="0"/>
-              <w:left w:val="single" w:color="A4A4A4" w:sz="4" w:space="0"/>
-              <w:bottom w:val="single" w:color="A4A4A4" w:sz="4" w:space="0"/>
-              <w:right w:val="single" w:color="A4A4A4" w:sz="4" w:space="0"/>
-            </w:tcBorders>
-            <w:shd w:val="clear" w:color="auto" w:fill="auto"/>
-            <w:vAlign w:val="center"/>
-          </w:tcPr>
-          <w:p>
-            <w:pPr>
-              <w:ind w:left="119" w:leftChars="0"/>
-              <w:jc w:val="center"/>
-              <w:rPr>
-                <w:rFonts w:hint="default" w:ascii="Times New Roman" w:hAnsi="Times New Roman" w:eastAsia="微软雅黑" w:cs="Times New Roman"/>
-                <w:sz w:val="21"/>
-                <w:szCs w:val="21"/>
-                <w:highlight w:val="lightGray"/>
-                <w:lang w:val="en-US" w:eastAsia="zh-CN" w:bidi="ar-SA"/>
-              </w:rPr>
-            </w:pPr>
-            <w:r>
-              <w:rPr>
-                <w:rFonts w:hint="default" w:ascii="Times New Roman" w:hAnsi="Times New Roman" w:eastAsia="微软雅黑" w:cs="Times New Roman"/>
-                <w:sz w:val="18"/>
-                <w:szCs w:val="18"/>
-                <w:lang w:eastAsia="zh-CN"/>
-              </w:rPr>
-              <w:t>{{ ql_qc_g_info</w:t>
-            </w:r>
-            <w:r>
-              <w:rPr>
-                <w:rFonts w:hint="eastAsia" w:ascii="Times New Roman" w:hAnsi="Times New Roman" w:eastAsia="微软雅黑" w:cs="Times New Roman"/>
-                <w:sz w:val="18"/>
-                <w:szCs w:val="18"/>
-                <w:lang w:val="en-US" w:eastAsia="zh-CN"/>
-              </w:rPr>
-              <w:t>.</w:t>
-            </w:r>
-            <w:r>
-              <w:rPr>
-                <w:rFonts w:hint="default" w:ascii="Times New Roman" w:hAnsi="Times New Roman" w:eastAsia="微软雅黑" w:cs="Times New Roman"/>
-                <w:sz w:val="18"/>
-                <w:szCs w:val="18"/>
-                <w:lang w:eastAsia="zh-CN"/>
-              </w:rPr>
-              <w:t>genome_alignment }}</w:t>
-            </w:r>
-          </w:p>
-        </w:tc>
-        <w:tc>
-          <w:tcPr>
-            <w:tcW w:w="2731" w:type="dxa"/>
-            <w:gridSpan w:val="2"/>
-            <w:tcBorders>
-              <w:top w:val="single" w:color="A4A4A4" w:sz="4" w:space="0"/>
-              <w:left w:val="single" w:color="A4A4A4" w:sz="4" w:space="0"/>
-              <w:bottom w:val="single" w:color="A4A4A4" w:sz="4" w:space="0"/>
-              <w:right w:val="nil"/>
-            </w:tcBorders>
-            <w:shd w:val="clear" w:color="auto" w:fill="auto"/>
-            <w:vAlign w:val="center"/>
-          </w:tcPr>
-          <w:p>
-            <w:pPr>
-              <w:autoSpaceDE w:val="0"/>
-              <w:ind w:left="110" w:leftChars="50"/>
-              <w:jc w:val="center"/>
-              <w:rPr>
-                <w:rFonts w:hint="default" w:ascii="Times New Roman" w:hAnsi="Times New Roman" w:eastAsia="微软雅黑" w:cs="Times New Roman"/>
-                <w:sz w:val="21"/>
-                <w:szCs w:val="21"/>
-                <w:highlight w:val="none"/>
-                <w:lang w:val="en-US" w:eastAsia="zh-CN" w:bidi="ar-SA"/>
-              </w:rPr>
-            </w:pPr>
-            <w:r>
-              <w:rPr>
-                <w:rFonts w:hint="default" w:ascii="Times New Roman" w:hAnsi="Times New Roman" w:eastAsia="微软雅黑" w:cs="Times New Roman"/>
-                <w:sz w:val="21"/>
-                <w:szCs w:val="21"/>
-                <w:highlight w:val="none"/>
-                <w:lang w:eastAsia="zh-CN" w:bidi="ar"/>
-              </w:rPr>
-              <w:t>≥95%</w:t>
-            </w:r>
-          </w:p>
-        </w:tc>
-      </w:tr>
-      <w:tr>
-        <w:tblPrEx>
-          <w:tblBorders>
-            <w:top w:val="single" w:color="416AAB" w:sz="24" w:space="0"/>
-            <w:left w:val="single" w:color="416AAB" w:sz="24" w:space="0"/>
-            <w:bottom w:val="single" w:color="416AAB" w:sz="24" w:space="0"/>
-            <w:right w:val="single" w:color="416AAB" w:sz="24" w:space="0"/>
-            <w:insideH w:val="single" w:color="416AAB" w:sz="24" w:space="0"/>
-            <w:insideV w:val="single" w:color="416AAB" w:sz="24" w:space="0"/>
-          </w:tblBorders>
-          <w:tblCellMar>
-            <w:top w:w="0" w:type="dxa"/>
-            <w:left w:w="0" w:type="dxa"/>
-            <w:bottom w:w="0" w:type="dxa"/>
-            <w:right w:w="0" w:type="dxa"/>
-          </w:tblCellMar>
-        </w:tblPrEx>
-        <w:trPr>
-          <w:trHeight w:val="454" w:hRule="atLeast"/>
-          <w:jc w:val="center"/>
-        </w:trPr>
-        <w:tc>
-          <w:tcPr>
-            <w:tcW w:w="992" w:type="dxa"/>
-            <w:vMerge w:val="continue"/>
-            <w:tcBorders>
-              <w:top w:val="single" w:color="A4A4A4" w:sz="4" w:space="0"/>
-              <w:left w:val="nil"/>
-              <w:bottom w:val="single" w:color="A4A4A4" w:sz="4" w:space="0"/>
-              <w:right w:val="single" w:color="A4A4A4" w:sz="4" w:space="0"/>
-            </w:tcBorders>
-            <w:shd w:val="clear" w:color="auto" w:fill="auto"/>
-            <w:vAlign w:val="center"/>
-          </w:tcPr>
-          <w:p>
-            <w:pPr>
-              <w:keepNext w:val="0"/>
-              <w:keepLines w:val="0"/>
-              <w:pageBreakBefore w:val="0"/>
-              <w:widowControl w:val="0"/>
-              <w:kinsoku/>
-              <w:wordWrap/>
-              <w:overflowPunct/>
-              <w:topLinePunct w:val="0"/>
-              <w:autoSpaceDN/>
-              <w:bidi w:val="0"/>
-              <w:adjustRightInd/>
-              <w:snapToGrid/>
-              <w:ind w:left="57" w:right="57"/>
-              <w:jc w:val="center"/>
-              <w:textAlignment w:val="auto"/>
-              <w:rPr>
-                <w:rFonts w:hint="default" w:ascii="Times New Roman" w:hAnsi="Times New Roman" w:eastAsia="微软雅黑" w:cs="Times New Roman"/>
-                <w:b/>
-                <w:bCs/>
-                <w:sz w:val="20"/>
-                <w:szCs w:val="20"/>
-              </w:rPr>
-            </w:pPr>
-          </w:p>
-        </w:tc>
-        <w:tc>
-          <w:tcPr>
-            <w:tcW w:w="992" w:type="dxa"/>
-            <w:vMerge w:val="continue"/>
-            <w:tcBorders>
-              <w:top w:val="single" w:color="A4A4A4" w:sz="4" w:space="0"/>
-              <w:left w:val="nil"/>
-              <w:bottom w:val="single" w:color="A4A4A4" w:sz="4" w:space="0"/>
-              <w:right w:val="single" w:color="A4A4A4" w:sz="4" w:space="0"/>
-            </w:tcBorders>
-            <w:shd w:val="clear" w:color="auto" w:fill="auto"/>
-            <w:vAlign w:val="center"/>
-          </w:tcPr>
-          <w:p>
-            <w:pPr>
-              <w:keepNext w:val="0"/>
-              <w:keepLines w:val="0"/>
-              <w:pageBreakBefore w:val="0"/>
-              <w:widowControl w:val="0"/>
-              <w:kinsoku/>
-              <w:wordWrap/>
-              <w:overflowPunct/>
-              <w:topLinePunct w:val="0"/>
-              <w:autoSpaceDN/>
-              <w:bidi w:val="0"/>
-              <w:adjustRightInd/>
-              <w:snapToGrid/>
-              <w:ind w:left="57" w:right="57"/>
-              <w:jc w:val="center"/>
-              <w:textAlignment w:val="auto"/>
-              <w:rPr>
-                <w:rFonts w:hint="eastAsia" w:ascii="微软雅黑" w:hAnsi="微软雅黑" w:eastAsia="微软雅黑" w:cs="微软雅黑"/>
-                <w:b/>
-                <w:bCs/>
-                <w:sz w:val="18"/>
-                <w:szCs w:val="18"/>
-              </w:rPr>
-            </w:pPr>
-          </w:p>
-        </w:tc>
-        <w:tc>
-          <w:tcPr>
-            <w:tcW w:w="2717" w:type="dxa"/>
-            <w:tcBorders>
-              <w:top w:val="single" w:color="A4A4A4" w:sz="4" w:space="0"/>
-              <w:left w:val="single" w:color="A4A4A4" w:sz="4" w:space="0"/>
-              <w:bottom w:val="single" w:color="A4A4A4" w:sz="4" w:space="0"/>
-              <w:right w:val="single" w:color="A4A4A4" w:sz="4" w:space="0"/>
-            </w:tcBorders>
-            <w:shd w:val="clear" w:color="auto" w:fill="auto"/>
-            <w:vAlign w:val="center"/>
-          </w:tcPr>
-          <w:p>
-            <w:pPr>
-              <w:autoSpaceDE w:val="0"/>
-              <w:ind w:left="110" w:leftChars="50"/>
-              <w:jc w:val="center"/>
-              <w:rPr>
-                <w:rFonts w:hint="default" w:ascii="Times New Roman" w:hAnsi="Times New Roman" w:eastAsia="微软雅黑" w:cs="Times New Roman"/>
-                <w:sz w:val="21"/>
-                <w:szCs w:val="21"/>
-                <w:lang w:val="en-US" w:eastAsia="zh-CN" w:bidi="ar-SA"/>
-              </w:rPr>
-            </w:pPr>
-            <w:r>
-              <w:rPr>
-                <w:rFonts w:hint="default" w:ascii="Times New Roman" w:hAnsi="Times New Roman" w:eastAsia="微软雅黑" w:cs="Times New Roman"/>
-                <w:sz w:val="21"/>
-                <w:szCs w:val="21"/>
-                <w:lang w:eastAsia="zh-CN" w:bidi="ar"/>
-              </w:rPr>
-              <w:t>DNA碱基质量Q30占比</w:t>
-            </w:r>
-          </w:p>
-        </w:tc>
-        <w:tc>
-          <w:tcPr>
-            <w:tcW w:w="2378" w:type="dxa"/>
-            <w:tcBorders>
-              <w:top w:val="single" w:color="A4A4A4" w:sz="4" w:space="0"/>
-              <w:left w:val="single" w:color="A4A4A4" w:sz="4" w:space="0"/>
-              <w:bottom w:val="single" w:color="A4A4A4" w:sz="4" w:space="0"/>
-              <w:right w:val="single" w:color="A4A4A4" w:sz="4" w:space="0"/>
-            </w:tcBorders>
-            <w:shd w:val="clear" w:color="auto" w:fill="auto"/>
-            <w:vAlign w:val="center"/>
-          </w:tcPr>
-          <w:p>
-            <w:pPr>
-              <w:ind w:left="119" w:leftChars="0"/>
-              <w:jc w:val="center"/>
-              <w:rPr>
-                <w:rFonts w:hint="default" w:ascii="Times New Roman" w:hAnsi="Times New Roman" w:eastAsia="微软雅黑" w:cs="Times New Roman"/>
-                <w:sz w:val="21"/>
-                <w:szCs w:val="21"/>
-                <w:highlight w:val="lightGray"/>
-                <w:lang w:val="en-US" w:eastAsia="zh-CN" w:bidi="ar-SA"/>
-              </w:rPr>
-            </w:pPr>
-            <w:r>
-              <w:rPr>
-                <w:rFonts w:hint="default" w:ascii="Times New Roman" w:hAnsi="Times New Roman" w:eastAsia="微软雅黑" w:cs="Times New Roman"/>
-                <w:sz w:val="18"/>
-                <w:szCs w:val="18"/>
-                <w:lang w:eastAsia="zh-CN"/>
-              </w:rPr>
-              <w:t>{{ ql_qc_g_info</w:t>
-            </w:r>
-            <w:r>
-              <w:rPr>
-                <w:rFonts w:hint="eastAsia" w:ascii="Times New Roman" w:hAnsi="Times New Roman" w:eastAsia="微软雅黑" w:cs="Times New Roman"/>
-                <w:sz w:val="18"/>
-                <w:szCs w:val="18"/>
-                <w:lang w:val="en-US" w:eastAsia="zh-CN"/>
-              </w:rPr>
-              <w:t>.</w:t>
-            </w:r>
-            <w:r>
-              <w:rPr>
-                <w:rFonts w:hint="eastAsia" w:ascii="Times New Roman" w:hAnsi="Times New Roman" w:eastAsia="微软雅黑" w:cs="Times New Roman"/>
-                <w:sz w:val="18"/>
-                <w:szCs w:val="18"/>
-                <w:lang w:eastAsia="zh-CN"/>
-              </w:rPr>
-              <w:t>base_quality</w:t>
-            </w:r>
-            <w:r>
-              <w:rPr>
-                <w:rFonts w:hint="default" w:ascii="Times New Roman" w:hAnsi="Times New Roman" w:eastAsia="微软雅黑" w:cs="Times New Roman"/>
-                <w:sz w:val="18"/>
-                <w:szCs w:val="18"/>
-                <w:lang w:eastAsia="zh-CN"/>
-              </w:rPr>
-              <w:t xml:space="preserve"> }}</w:t>
-            </w:r>
-            <w:bookmarkStart w:id="13" w:name="_GoBack"/>
-            <w:bookmarkEnd w:id="13"/>
-          </w:p>
-        </w:tc>
-        <w:tc>
-          <w:tcPr>
-            <w:tcW w:w="2731" w:type="dxa"/>
-            <w:gridSpan w:val="2"/>
-            <w:tcBorders>
-              <w:top w:val="single" w:color="A4A4A4" w:sz="4" w:space="0"/>
-              <w:left w:val="single" w:color="A4A4A4" w:sz="4" w:space="0"/>
-              <w:bottom w:val="single" w:color="A4A4A4" w:sz="4" w:space="0"/>
-              <w:right w:val="nil"/>
-            </w:tcBorders>
-            <w:shd w:val="clear" w:color="auto" w:fill="auto"/>
-            <w:vAlign w:val="center"/>
-          </w:tcPr>
-          <w:p>
-            <w:pPr>
-              <w:autoSpaceDE w:val="0"/>
-              <w:ind w:left="110" w:leftChars="50"/>
-              <w:jc w:val="center"/>
-              <w:rPr>
-                <w:rFonts w:hint="default" w:ascii="Times New Roman" w:hAnsi="Times New Roman" w:eastAsia="微软雅黑" w:cs="Times New Roman"/>
-                <w:sz w:val="21"/>
-                <w:szCs w:val="21"/>
-                <w:highlight w:val="none"/>
-                <w:lang w:val="en-US" w:eastAsia="zh-CN" w:bidi="ar-SA"/>
-              </w:rPr>
-            </w:pPr>
-            <w:r>
-              <w:rPr>
-                <w:rFonts w:hint="default" w:ascii="Times New Roman" w:hAnsi="Times New Roman" w:eastAsia="微软雅黑" w:cs="Times New Roman"/>
-                <w:sz w:val="21"/>
-                <w:szCs w:val="21"/>
-                <w:highlight w:val="none"/>
+            <w:r>
+              <w:rPr>
+                <w:rFonts w:hint="default" w:ascii="Times New Roman" w:hAnsi="Times New Roman" w:eastAsia="方正兰亭大黑_GBK" w:cs="Times New Roman"/>
+                <w:sz w:val="18"/>
+                <w:szCs w:val="18"/>
                 <w:lang w:eastAsia="zh-CN" w:bidi="ar"/>
               </w:rPr>
               <w:t>≥80%</w:t>
@@ -21007,7 +20993,6 @@
         <w:tc>
           <w:tcPr>
             <w:tcW w:w="1984" w:type="dxa"/>
-            <w:gridSpan w:val="2"/>
             <w:tcBorders>
               <w:top w:val="single" w:color="A4A4A4" w:sz="4" w:space="0"/>
               <w:left w:val="nil"/>
@@ -21019,9 +21004,23 @@
           </w:tcPr>
           <w:p>
             <w:pPr>
+              <w:keepNext w:val="0"/>
+              <w:keepLines w:val="0"/>
+              <w:pageBreakBefore w:val="0"/>
+              <w:widowControl w:val="0"/>
+              <w:kinsoku/>
+              <w:wordWrap/>
+              <w:overflowPunct/>
+              <w:topLinePunct w:val="0"/>
               <w:autoSpaceDE w:val="0"/>
+              <w:autoSpaceDN/>
+              <w:bidi w:val="0"/>
+              <w:adjustRightInd/>
+              <w:snapToGrid/>
+              <w:spacing w:after="0" w:line="240" w:lineRule="auto"/>
               <w:ind w:left="110" w:leftChars="50"/>
               <w:jc w:val="center"/>
+              <w:textAlignment w:val="auto"/>
               <w:rPr>
                 <w:rFonts w:hint="default" w:ascii="Times New Roman" w:hAnsi="Times New Roman" w:eastAsia="微软雅黑" w:cs="Times New Roman"/>
                 <w:b/>
@@ -21058,9 +21057,23 @@
           </w:tcPr>
           <w:p>
             <w:pPr>
+              <w:keepNext w:val="0"/>
+              <w:keepLines w:val="0"/>
+              <w:pageBreakBefore w:val="0"/>
+              <w:widowControl w:val="0"/>
+              <w:kinsoku/>
+              <w:wordWrap/>
+              <w:overflowPunct/>
+              <w:topLinePunct w:val="0"/>
               <w:autoSpaceDE w:val="0"/>
+              <w:autoSpaceDN/>
+              <w:bidi w:val="0"/>
+              <w:adjustRightInd/>
+              <w:snapToGrid/>
+              <w:spacing w:after="0" w:line="240" w:lineRule="auto"/>
               <w:ind w:left="110" w:leftChars="50"/>
               <w:jc w:val="center"/>
+              <w:textAlignment w:val="auto"/>
               <w:rPr>
                 <w:rFonts w:hint="default" w:ascii="Times New Roman" w:hAnsi="Times New Roman" w:eastAsia="微软雅黑" w:cs="Times New Roman"/>
                 <w:sz w:val="21"/>
@@ -21070,38 +21083,53 @@
             </w:pPr>
             <w:r>
               <w:rPr>
-                <w:rFonts w:hint="default" w:ascii="Times New Roman" w:hAnsi="Times New Roman" w:eastAsia="微软雅黑" w:cs="Times New Roman"/>
+                <w:rFonts w:hint="eastAsia" w:ascii="微软雅黑" w:hAnsi="微软雅黑" w:eastAsia="微软雅黑"/>
                 <w:color w:val="000000"/>
                 <w:sz w:val="21"/>
                 <w:szCs w:val="21"/>
                 <w:lang w:eastAsia="zh-CN"/>
               </w:rPr>
-              <w:t>{{</w:t>
-            </w:r>
-            <w:r>
-              <w:rPr>
-                <w:rFonts w:hint="eastAsia" w:ascii="Times New Roman" w:hAnsi="Times New Roman" w:eastAsia="微软雅黑" w:cs="Times New Roman"/>
+              <w:t xml:space="preserve">{{ </w:t>
+            </w:r>
+            <w:r>
+              <w:rPr>
+                <w:rFonts w:ascii="微软雅黑" w:hAnsi="微软雅黑" w:eastAsia="微软雅黑"/>
                 <w:color w:val="000000"/>
                 <w:sz w:val="21"/>
                 <w:szCs w:val="21"/>
-                <w:lang w:val="en-US" w:eastAsia="zh-CN"/>
-              </w:rPr>
-              <w:t xml:space="preserve"> sample_quality </w:t>
-            </w:r>
-            <w:r>
-              <w:rPr>
-                <w:rFonts w:hint="default" w:ascii="Times New Roman" w:hAnsi="Times New Roman" w:eastAsia="微软雅黑" w:cs="Times New Roman"/>
+                <w:lang w:eastAsia="zh-CN"/>
+              </w:rPr>
+              <w:t>overall_quality_assessment</w:t>
+            </w:r>
+            <w:r>
+              <w:rPr>
+                <w:rFonts w:hint="eastAsia" w:ascii="微软雅黑" w:hAnsi="微软雅黑" w:eastAsia="微软雅黑"/>
                 <w:color w:val="000000"/>
                 <w:sz w:val="21"/>
                 <w:szCs w:val="21"/>
                 <w:lang w:eastAsia="zh-CN"/>
               </w:rPr>
-              <w:t>}}</w:t>
+              <w:t xml:space="preserve"> }}</w:t>
             </w:r>
           </w:p>
         </w:tc>
       </w:tr>
     </w:tbl>
+    <w:p>
+      <w:pPr>
+        <w:spacing w:after="0"/>
+        <w:jc w:val="both"/>
+        <w:rPr>
+          <w:rFonts w:hint="eastAsia" w:ascii="微软雅黑" w:hAnsi="微软雅黑" w:eastAsia="微软雅黑"/>
+          <w:b/>
+          <w:color w:val="000000"/>
+          <w:sz w:val="24"/>
+          <w:lang w:eastAsia="zh-CN"/>
+        </w:rPr>
+      </w:pPr>
+      <w:bookmarkStart w:id="13" w:name="_GoBack"/>
+      <w:bookmarkEnd w:id="13"/>
+    </w:p>
     <w:p>
       <w:pPr>
         <w:widowControl w:val="0"/>

--- a/WebContent/docx/BRCA12基因检测报告-双样本-齐鲁.docx
+++ b/WebContent/docx/BRCA12基因检测报告-双样本-齐鲁.docx
@@ -6875,10 +6875,10 @@
           <w:lang w:eastAsia="zh-CN"/>
         </w:rPr>
       </w:pPr>
-      <w:bookmarkStart w:id="0" w:name="_Toc20084"/>
-      <w:bookmarkStart w:id="1" w:name="_Toc149837259"/>
+      <w:bookmarkStart w:id="0" w:name="_Toc149837259"/>
+      <w:bookmarkStart w:id="1" w:name="_Toc28455"/>
       <w:bookmarkStart w:id="2" w:name="_Toc27793"/>
-      <w:bookmarkStart w:id="3" w:name="_Toc28455"/>
+      <w:bookmarkStart w:id="3" w:name="_Toc20084"/>
       <w:r>
         <w:rPr>
           <w:rFonts w:hint="eastAsia" w:ascii="微软雅黑" w:hAnsi="微软雅黑" w:eastAsia="微软雅黑"/>
@@ -9176,9 +9176,9 @@
           </w14:shadow>
         </w:rPr>
       </w:pPr>
-      <w:bookmarkStart w:id="4" w:name="_Toc27011"/>
-      <w:bookmarkStart w:id="5" w:name="_Toc3250"/>
-      <w:bookmarkStart w:id="6" w:name="_Toc18974"/>
+      <w:bookmarkStart w:id="4" w:name="_Toc3250"/>
+      <w:bookmarkStart w:id="5" w:name="_Toc18974"/>
+      <w:bookmarkStart w:id="6" w:name="_Toc27011"/>
       <w:bookmarkStart w:id="7" w:name="_Toc149837264"/>
       <w:r>
         <w:rPr>
@@ -14160,8 +14160,8 @@
         </w:rPr>
       </w:pPr>
       <w:bookmarkStart w:id="8" w:name="_Toc13837"/>
-      <w:bookmarkStart w:id="9" w:name="_Toc11208"/>
-      <w:bookmarkStart w:id="10" w:name="_Toc8321"/>
+      <w:bookmarkStart w:id="9" w:name="_Toc8321"/>
+      <w:bookmarkStart w:id="10" w:name="_Toc11208"/>
       <w:bookmarkStart w:id="11" w:name="_Toc149837265"/>
       <w:r>
         <w:rPr>
@@ -17497,7 +17497,43 @@
                 <w:szCs w:val="18"/>
                 <w:lang w:eastAsia="zh-CN" w:bidi="ar"/>
               </w:rPr>
-              <w:t>{% if summaryOfRresults.type == “tissue” %}≥100{% else %}≥20{% endif %}</w:t>
+              <w:t>{% if summaryOfRresults.type == “tissue” %}≥</w:t>
+            </w:r>
+            <w:r>
+              <w:rPr>
+                <w:rFonts w:hint="eastAsia" w:ascii="Times New Roman" w:hAnsi="Times New Roman" w:eastAsia="微软雅黑" w:cs="Times New Roman"/>
+                <w:sz w:val="18"/>
+                <w:szCs w:val="18"/>
+                <w:lang w:val="en-US" w:eastAsia="zh-CN" w:bidi="ar"/>
+              </w:rPr>
+              <w:t>5</w:t>
+            </w:r>
+            <w:r>
+              <w:rPr>
+                <w:rFonts w:hint="default" w:ascii="Times New Roman" w:hAnsi="Times New Roman" w:eastAsia="微软雅黑" w:cs="Times New Roman"/>
+                <w:sz w:val="18"/>
+                <w:szCs w:val="18"/>
+                <w:lang w:eastAsia="zh-CN" w:bidi="ar"/>
+              </w:rPr>
+              <w:t>0{% else %}≥</w:t>
+            </w:r>
+            <w:r>
+              <w:rPr>
+                <w:rFonts w:hint="eastAsia" w:ascii="Times New Roman" w:hAnsi="Times New Roman" w:eastAsia="微软雅黑" w:cs="Times New Roman"/>
+                <w:sz w:val="18"/>
+                <w:szCs w:val="18"/>
+                <w:lang w:val="en-US" w:eastAsia="zh-CN" w:bidi="ar"/>
+              </w:rPr>
+              <w:t>1</w:t>
+            </w:r>
+            <w:r>
+              <w:rPr>
+                <w:rFonts w:hint="default" w:ascii="Times New Roman" w:hAnsi="Times New Roman" w:eastAsia="微软雅黑" w:cs="Times New Roman"/>
+                <w:sz w:val="18"/>
+                <w:szCs w:val="18"/>
+                <w:lang w:eastAsia="zh-CN" w:bidi="ar"/>
+              </w:rPr>
+              <w:t>0{% endif %}</w:t>
             </w:r>
           </w:p>
         </w:tc>
@@ -17720,12 +17756,12 @@
             </w:pPr>
             <w:r>
               <w:rPr>
-                <w:rFonts w:ascii="Times New Roman" w:hAnsi="Times New Roman" w:eastAsia="微软雅黑" w:cs="Times New Roman"/>
-                <w:sz w:val="18"/>
-                <w:szCs w:val="18"/>
-                <w:lang w:eastAsia="zh-CN" w:bidi="ar"/>
-              </w:rPr>
-              <w:t>A/B/C</w:t>
+                <w:rFonts w:hint="eastAsia" w:ascii="Times New Roman" w:hAnsi="Times New Roman" w:eastAsia="微软雅黑" w:cs="Times New Roman"/>
+                <w:sz w:val="18"/>
+                <w:szCs w:val="18"/>
+                <w:lang w:val="en-US" w:eastAsia="zh-CN" w:bidi="ar"/>
+              </w:rPr>
+              <w:t>1-2</w:t>
             </w:r>
             <w:r>
               <w:rPr>
@@ -17985,12 +18021,21 @@
             </w:r>
             <w:r>
               <w:rPr>
+                <w:rFonts w:hint="eastAsia" w:ascii="Times New Roman" w:hAnsi="Times New Roman" w:eastAsia="微软雅黑" w:cs="Times New Roman"/>
+                <w:sz w:val="18"/>
+                <w:szCs w:val="18"/>
+                <w:lang w:val="en-US" w:eastAsia="zh-CN" w:bidi="ar"/>
+              </w:rPr>
+              <w:t>32</w:t>
+            </w:r>
+            <w:r>
+              <w:rPr>
                 <w:rFonts w:ascii="Times New Roman" w:hAnsi="Times New Roman" w:eastAsia="微软雅黑" w:cs="Times New Roman"/>
                 <w:sz w:val="18"/>
                 <w:szCs w:val="18"/>
                 <w:lang w:eastAsia="zh-CN" w:bidi="ar"/>
               </w:rPr>
-              <w:t>500</w:t>
+              <w:t>0</w:t>
             </w:r>
           </w:p>
         </w:tc>
@@ -19062,10 +19107,10 @@
         <w:spacing w:after="0"/>
         <w:jc w:val="both"/>
         <w:rPr>
-          <w:rFonts w:ascii="微软雅黑" w:hAnsi="微软雅黑" w:eastAsia="微软雅黑"/>
-          <w:b/>
+          <w:rFonts w:hint="eastAsia" w:ascii="微软雅黑" w:hAnsi="微软雅黑" w:eastAsia="微软雅黑"/>
           <w:color w:val="000000"/>
-          <w:sz w:val="24"/>
+          <w:sz w:val="13"/>
+          <w:lang w:eastAsia="zh-CN"/>
         </w:rPr>
       </w:pPr>
       <w:r>
@@ -19535,7 +19580,25 @@
                 <w:szCs w:val="18"/>
                 <w:lang w:eastAsia="zh-CN" w:bidi="ar"/>
               </w:rPr>
-              <w:t>≥100</w:t>
+              <w:t>≥</w:t>
+            </w:r>
+            <w:r>
+              <w:rPr>
+                <w:rFonts w:hint="eastAsia" w:ascii="Times New Roman" w:hAnsi="Times New Roman" w:eastAsia="微软雅黑" w:cs="Times New Roman"/>
+                <w:sz w:val="18"/>
+                <w:szCs w:val="18"/>
+                <w:lang w:val="en-US" w:eastAsia="zh-CN" w:bidi="ar"/>
+              </w:rPr>
+              <w:t>5</w:t>
+            </w:r>
+            <w:r>
+              <w:rPr>
+                <w:rFonts w:hint="default" w:ascii="Times New Roman" w:hAnsi="Times New Roman" w:eastAsia="微软雅黑" w:cs="Times New Roman"/>
+                <w:sz w:val="18"/>
+                <w:szCs w:val="18"/>
+                <w:lang w:eastAsia="zh-CN" w:bidi="ar"/>
+              </w:rPr>
+              <w:t>0</w:t>
             </w:r>
           </w:p>
         </w:tc>
@@ -19760,12 +19823,21 @@
             </w:pPr>
             <w:r>
               <w:rPr>
+                <w:rFonts w:hint="eastAsia" w:ascii="Times New Roman" w:hAnsi="Times New Roman" w:eastAsia="微软雅黑" w:cs="Times New Roman"/>
+                <w:sz w:val="18"/>
+                <w:szCs w:val="18"/>
+                <w:lang w:val="en-US" w:eastAsia="zh-CN" w:bidi="ar"/>
+              </w:rPr>
+              <w:t>1-2</w:t>
+            </w:r>
+            <w:r>
+              <w:rPr>
                 <w:rFonts w:hint="default" w:ascii="Times New Roman" w:hAnsi="Times New Roman" w:eastAsia="微软雅黑" w:cs="Times New Roman"/>
                 <w:sz w:val="18"/>
                 <w:szCs w:val="18"/>
                 <w:lang w:eastAsia="zh-CN" w:bidi="ar"/>
               </w:rPr>
-              <w:t>A/B/C级</w:t>
+              <w:t>级</w:t>
             </w:r>
           </w:p>
         </w:tc>
@@ -20004,7 +20076,7 @@
                 <w:szCs w:val="18"/>
                 <w:lang w:val="en-US" w:eastAsia="zh-CN" w:bidi="ar"/>
               </w:rPr>
-              <w:t>5</w:t>
+              <w:t>32</w:t>
             </w:r>
             <w:r>
               <w:rPr>
@@ -20013,7 +20085,7 @@
                 <w:szCs w:val="18"/>
                 <w:lang w:eastAsia="zh-CN" w:bidi="ar"/>
               </w:rPr>
-              <w:t>00</w:t>
+              <w:t>0</w:t>
             </w:r>
           </w:p>
         </w:tc>
@@ -21115,21 +21187,6 @@
         </w:tc>
       </w:tr>
     </w:tbl>
-    <w:p>
-      <w:pPr>
-        <w:spacing w:after="0"/>
-        <w:jc w:val="both"/>
-        <w:rPr>
-          <w:rFonts w:hint="eastAsia" w:ascii="微软雅黑" w:hAnsi="微软雅黑" w:eastAsia="微软雅黑"/>
-          <w:b/>
-          <w:color w:val="000000"/>
-          <w:sz w:val="24"/>
-          <w:lang w:eastAsia="zh-CN"/>
-        </w:rPr>
-      </w:pPr>
-      <w:bookmarkStart w:id="13" w:name="_GoBack"/>
-      <w:bookmarkEnd w:id="13"/>
-    </w:p>
     <w:p>
       <w:pPr>
         <w:widowControl w:val="0"/>
@@ -21225,6 +21282,17 @@
         </w:rPr>
         <w:t>染色评估的肿瘤细胞含量。如送检样本不满足病理评估所需条件，则不进行此项评估。</w:t>
       </w:r>
+      <w:bookmarkStart w:id="13" w:name="_GoBack"/>
+      <w:r>
+        <w:rPr>
+          <w:rFonts w:hint="eastAsia" w:ascii="Times New Roman" w:hAnsi="Times New Roman" w:eastAsia="微软雅黑" w:cs="Times New Roman"/>
+          <w:sz w:val="15"/>
+          <w:szCs w:val="15"/>
+          <w:lang w:eastAsia="zh-CN"/>
+        </w:rPr>
+        <w:t>{% if summaryOfRresults.type == “blood” %}血浆cfDNA样本不做此项评估。{% endif %}</w:t>
+      </w:r>
+      <w:bookmarkEnd w:id="13"/>
     </w:p>
     <w:p>
       <w:pPr>
@@ -21301,271 +21369,7 @@
           <w:szCs w:val="15"/>
           <w:lang w:eastAsia="zh-CN"/>
         </w:rPr>
-        <w:t>降解程度：</w:t>
-      </w:r>
-    </w:p>
-    <w:p>
-      <w:pPr>
-        <w:widowControl w:val="0"/>
-        <w:spacing w:after="0" w:line="240" w:lineRule="auto"/>
-        <w:rPr>
-          <w:rFonts w:ascii="Times New Roman" w:hAnsi="Times New Roman" w:eastAsia="微软雅黑" w:cs="Times New Roman"/>
-          <w:sz w:val="15"/>
-          <w:szCs w:val="15"/>
-          <w:lang w:eastAsia="zh-CN"/>
-        </w:rPr>
-      </w:pPr>
-      <w:r>
-        <w:rPr>
-          <w:rFonts w:ascii="Times New Roman" w:hAnsi="Times New Roman" w:eastAsia="微软雅黑" w:cs="Times New Roman"/>
-          <w:sz w:val="15"/>
-          <w:szCs w:val="15"/>
-          <w:lang w:eastAsia="zh-CN"/>
-        </w:rPr>
-        <w:t>● A</w:t>
-      </w:r>
-      <w:r>
-        <w:rPr>
-          <w:rFonts w:hint="eastAsia" w:ascii="Times New Roman" w:hAnsi="Times New Roman" w:eastAsia="微软雅黑" w:cs="Times New Roman"/>
-          <w:sz w:val="15"/>
-          <w:szCs w:val="15"/>
-          <w:lang w:eastAsia="zh-CN"/>
-        </w:rPr>
-        <w:t>级：有主带，或降解均匀且降解区域主要集中在</w:t>
-      </w:r>
-      <w:r>
-        <w:rPr>
-          <w:rFonts w:ascii="Times New Roman" w:hAnsi="Times New Roman" w:eastAsia="微软雅黑" w:cs="Times New Roman"/>
-          <w:sz w:val="15"/>
-          <w:szCs w:val="15"/>
-          <w:lang w:eastAsia="zh-CN"/>
-        </w:rPr>
-        <w:t>5000bp</w:t>
-      </w:r>
-      <w:r>
-        <w:rPr>
-          <w:rFonts w:hint="eastAsia" w:ascii="Times New Roman" w:hAnsi="Times New Roman" w:eastAsia="微软雅黑" w:cs="Times New Roman"/>
-          <w:sz w:val="15"/>
-          <w:szCs w:val="15"/>
-          <w:lang w:eastAsia="zh-CN"/>
-        </w:rPr>
-        <w:t>以上；</w:t>
-      </w:r>
-    </w:p>
-    <w:p>
-      <w:pPr>
-        <w:widowControl w:val="0"/>
-        <w:spacing w:after="0" w:line="240" w:lineRule="auto"/>
-        <w:rPr>
-          <w:rFonts w:ascii="Times New Roman" w:hAnsi="Times New Roman" w:eastAsia="微软雅黑" w:cs="Times New Roman"/>
-          <w:sz w:val="15"/>
-          <w:szCs w:val="15"/>
-          <w:lang w:eastAsia="zh-CN"/>
-        </w:rPr>
-      </w:pPr>
-      <w:r>
-        <w:rPr>
-          <w:rFonts w:ascii="Times New Roman" w:hAnsi="Times New Roman" w:eastAsia="微软雅黑" w:cs="Times New Roman"/>
-          <w:sz w:val="15"/>
-          <w:szCs w:val="15"/>
-          <w:lang w:eastAsia="zh-CN"/>
-        </w:rPr>
-        <w:t>● B</w:t>
-      </w:r>
-      <w:r>
-        <w:rPr>
-          <w:rFonts w:hint="eastAsia" w:ascii="Times New Roman" w:hAnsi="Times New Roman" w:eastAsia="微软雅黑" w:cs="Times New Roman"/>
-          <w:sz w:val="15"/>
-          <w:szCs w:val="15"/>
-          <w:lang w:eastAsia="zh-CN"/>
-        </w:rPr>
-        <w:t>级：无主带，降解均匀且降解区域主要集中在</w:t>
-      </w:r>
-      <w:r>
-        <w:rPr>
-          <w:rFonts w:ascii="Times New Roman" w:hAnsi="Times New Roman" w:eastAsia="微软雅黑" w:cs="Times New Roman"/>
-          <w:sz w:val="15"/>
-          <w:szCs w:val="15"/>
-          <w:lang w:eastAsia="zh-CN"/>
-        </w:rPr>
-        <w:t>1500-5000bp</w:t>
-      </w:r>
-      <w:r>
-        <w:rPr>
-          <w:rFonts w:hint="eastAsia" w:ascii="Times New Roman" w:hAnsi="Times New Roman" w:eastAsia="微软雅黑" w:cs="Times New Roman"/>
-          <w:sz w:val="15"/>
-          <w:szCs w:val="15"/>
-          <w:lang w:eastAsia="zh-CN"/>
-        </w:rPr>
-        <w:t>之间；</w:t>
-      </w:r>
-    </w:p>
-    <w:p>
-      <w:pPr>
-        <w:widowControl w:val="0"/>
-        <w:spacing w:after="0" w:line="240" w:lineRule="auto"/>
-        <w:rPr>
-          <w:rFonts w:ascii="Times New Roman" w:hAnsi="Times New Roman" w:eastAsia="微软雅黑" w:cs="Times New Roman"/>
-          <w:sz w:val="15"/>
-          <w:szCs w:val="15"/>
-          <w:lang w:eastAsia="zh-CN"/>
-        </w:rPr>
-      </w:pPr>
-      <w:r>
-        <w:rPr>
-          <w:rFonts w:ascii="Times New Roman" w:hAnsi="Times New Roman" w:eastAsia="微软雅黑" w:cs="Times New Roman"/>
-          <w:sz w:val="15"/>
-          <w:szCs w:val="15"/>
-          <w:lang w:eastAsia="zh-CN"/>
-        </w:rPr>
-        <w:t>● C</w:t>
-      </w:r>
-      <w:r>
-        <w:rPr>
-          <w:rFonts w:hint="eastAsia" w:ascii="Times New Roman" w:hAnsi="Times New Roman" w:eastAsia="微软雅黑" w:cs="Times New Roman"/>
-          <w:sz w:val="15"/>
-          <w:szCs w:val="15"/>
-          <w:lang w:eastAsia="zh-CN"/>
-        </w:rPr>
-        <w:t>级：无主带，降解均匀且降解区域主要集中在</w:t>
-      </w:r>
-      <w:r>
-        <w:rPr>
-          <w:rFonts w:ascii="Times New Roman" w:hAnsi="Times New Roman" w:eastAsia="微软雅黑" w:cs="Times New Roman"/>
-          <w:sz w:val="15"/>
-          <w:szCs w:val="15"/>
-          <w:lang w:eastAsia="zh-CN"/>
-        </w:rPr>
-        <w:t>500-1500bp</w:t>
-      </w:r>
-      <w:r>
-        <w:rPr>
-          <w:rFonts w:hint="eastAsia" w:ascii="Times New Roman" w:hAnsi="Times New Roman" w:eastAsia="微软雅黑" w:cs="Times New Roman"/>
-          <w:sz w:val="15"/>
-          <w:szCs w:val="15"/>
-          <w:lang w:eastAsia="zh-CN"/>
-        </w:rPr>
-        <w:t>之间；</w:t>
-      </w:r>
-    </w:p>
-    <w:p>
-      <w:pPr>
-        <w:widowControl w:val="0"/>
-        <w:spacing w:after="0" w:line="240" w:lineRule="auto"/>
-        <w:rPr>
-          <w:rFonts w:ascii="Times New Roman" w:hAnsi="Times New Roman" w:eastAsia="微软雅黑" w:cs="Times New Roman"/>
-          <w:sz w:val="15"/>
-          <w:szCs w:val="15"/>
-          <w:lang w:eastAsia="zh-CN"/>
-        </w:rPr>
-      </w:pPr>
-      <w:r>
-        <w:rPr>
-          <w:rFonts w:ascii="Times New Roman" w:hAnsi="Times New Roman" w:eastAsia="微软雅黑" w:cs="Times New Roman"/>
-          <w:sz w:val="15"/>
-          <w:szCs w:val="15"/>
-          <w:lang w:eastAsia="zh-CN"/>
-        </w:rPr>
-        <w:t>● D</w:t>
-      </w:r>
-      <w:r>
-        <w:rPr>
-          <w:rFonts w:hint="eastAsia" w:ascii="Times New Roman" w:hAnsi="Times New Roman" w:eastAsia="微软雅黑" w:cs="Times New Roman"/>
-          <w:sz w:val="15"/>
-          <w:szCs w:val="15"/>
-          <w:lang w:eastAsia="zh-CN"/>
-        </w:rPr>
-        <w:t>级（不合格）：无主带，降解均匀且降解区域主要集中在</w:t>
-      </w:r>
-      <w:r>
-        <w:rPr>
-          <w:rFonts w:ascii="Times New Roman" w:hAnsi="Times New Roman" w:eastAsia="微软雅黑" w:cs="Times New Roman"/>
-          <w:sz w:val="15"/>
-          <w:szCs w:val="15"/>
-          <w:lang w:eastAsia="zh-CN"/>
-        </w:rPr>
-        <w:t>500-1500bp</w:t>
-      </w:r>
-      <w:r>
-        <w:rPr>
-          <w:rFonts w:hint="eastAsia" w:ascii="Times New Roman" w:hAnsi="Times New Roman" w:eastAsia="微软雅黑" w:cs="Times New Roman"/>
-          <w:sz w:val="15"/>
-          <w:szCs w:val="15"/>
-          <w:lang w:eastAsia="zh-CN"/>
-        </w:rPr>
-        <w:t>之间，但总量介于</w:t>
-      </w:r>
-      <w:r>
-        <w:rPr>
-          <w:rFonts w:ascii="Times New Roman" w:hAnsi="Times New Roman" w:eastAsia="微软雅黑" w:cs="Times New Roman"/>
-          <w:sz w:val="15"/>
-          <w:szCs w:val="15"/>
-          <w:lang w:eastAsia="zh-CN"/>
-        </w:rPr>
-        <w:t>100ng</w:t>
-      </w:r>
-      <w:r>
-        <w:rPr>
-          <w:rFonts w:hint="eastAsia" w:ascii="Times New Roman" w:hAnsi="Times New Roman" w:eastAsia="微软雅黑" w:cs="Times New Roman"/>
-          <w:sz w:val="15"/>
-          <w:szCs w:val="15"/>
-          <w:lang w:eastAsia="zh-CN"/>
-        </w:rPr>
-        <w:t>到</w:t>
-      </w:r>
-      <w:r>
-        <w:rPr>
-          <w:rFonts w:ascii="Times New Roman" w:hAnsi="Times New Roman" w:eastAsia="微软雅黑" w:cs="Times New Roman"/>
-          <w:sz w:val="15"/>
-          <w:szCs w:val="15"/>
-          <w:lang w:eastAsia="zh-CN"/>
-        </w:rPr>
-        <w:t>300ng</w:t>
-      </w:r>
-      <w:r>
-        <w:rPr>
-          <w:rFonts w:hint="eastAsia" w:ascii="Times New Roman" w:hAnsi="Times New Roman" w:eastAsia="微软雅黑" w:cs="Times New Roman"/>
-          <w:sz w:val="15"/>
-          <w:szCs w:val="15"/>
-          <w:lang w:eastAsia="zh-CN"/>
-        </w:rPr>
-        <w:t>之间；或降解区域弥散在</w:t>
-      </w:r>
-      <w:r>
-        <w:rPr>
-          <w:rFonts w:ascii="Times New Roman" w:hAnsi="Times New Roman" w:eastAsia="微软雅黑" w:cs="Times New Roman"/>
-          <w:sz w:val="15"/>
-          <w:szCs w:val="15"/>
-          <w:lang w:eastAsia="zh-CN"/>
-        </w:rPr>
-        <w:t>150-1000bp</w:t>
-      </w:r>
-      <w:r>
-        <w:rPr>
-          <w:rFonts w:hint="eastAsia" w:ascii="Times New Roman" w:hAnsi="Times New Roman" w:eastAsia="微软雅黑" w:cs="Times New Roman"/>
-          <w:sz w:val="15"/>
-          <w:szCs w:val="15"/>
-          <w:lang w:eastAsia="zh-CN"/>
-        </w:rPr>
-        <w:t>，或集中在</w:t>
-      </w:r>
-      <w:r>
-        <w:rPr>
-          <w:rFonts w:ascii="Times New Roman" w:hAnsi="Times New Roman" w:eastAsia="微软雅黑" w:cs="Times New Roman"/>
-          <w:sz w:val="15"/>
-          <w:szCs w:val="15"/>
-          <w:lang w:eastAsia="zh-CN"/>
-        </w:rPr>
-        <w:t>500bp</w:t>
-      </w:r>
-      <w:r>
-        <w:rPr>
-          <w:rFonts w:hint="eastAsia" w:ascii="Times New Roman" w:hAnsi="Times New Roman" w:eastAsia="微软雅黑" w:cs="Times New Roman"/>
-          <w:sz w:val="15"/>
-          <w:szCs w:val="15"/>
-          <w:lang w:eastAsia="zh-CN"/>
-        </w:rPr>
-        <w:t>以下。</w:t>
+        <w:t>降解程度：1-2级别样本质量较好，3级不能满足检测要求{% if summaryOfRresults.type == “blood” %}；cfDNA样本不适用于此项评估{% endif %}。</w:t>
       </w:r>
     </w:p>
     <w:p>
